--- a/Инструкции/Инструкция.docx
+++ b/Инструкции/Инструкция.docx
@@ -1,6 +1,6 @@
 
 <file path=word/document.xml><?xml version="1.0" encoding="utf-8"?>
-<w:document xmlns:o="urn:schemas-microsoft-com:office:office" xmlns:r="http://schemas.openxmlformats.org/officeDocument/2006/relationships" xmlns:v="urn:schemas-microsoft-com:vml" xmlns:w="http://schemas.openxmlformats.org/wordprocessingml/2006/main" xmlns:w10="urn:schemas-microsoft-com:office:word" xmlns:wp="http://schemas.openxmlformats.org/drawingml/2006/wordprocessingDrawing" xmlns:wps="http://schemas.microsoft.com/office/word/2010/wordprocessingShape" xmlns:wpg="http://schemas.microsoft.com/office/word/2010/wordprocessingGroup" xmlns:mc="http://schemas.openxmlformats.org/markup-compatibility/2006" xmlns:wp14="http://schemas.microsoft.com/office/word/2010/wordprocessingDrawing" xmlns:w14="http://schemas.microsoft.com/office/word/2010/wordml" xmlns:w15="http://schemas.microsoft.com/office/word/2012/wordml" mc:Ignorable="w14 wp14 w15">
+<w:document xmlns:o="urn:schemas-microsoft-com:office:office" xmlns:r="http://schemas.openxmlformats.org/officeDocument/2006/relationships" xmlns:v="urn:schemas-microsoft-com:vml" xmlns:w="http://schemas.openxmlformats.org/wordprocessingml/2006/main" xmlns:w10="urn:schemas-microsoft-com:office:word" xmlns:wp="http://schemas.openxmlformats.org/drawingml/2006/wordprocessingDrawing" xmlns:pic="http://schemas.openxmlformats.org/drawingml/2006/picture" xmlns:wps="http://schemas.microsoft.com/office/word/2010/wordprocessingShape" xmlns:wpg="http://schemas.microsoft.com/office/word/2010/wordprocessingGroup" xmlns:mc="http://schemas.openxmlformats.org/markup-compatibility/2006" xmlns:wp14="http://schemas.microsoft.com/office/word/2010/wordprocessingDrawing" xmlns:w14="http://schemas.microsoft.com/office/word/2010/wordml" xmlns:w15="http://schemas.microsoft.com/office/word/2012/wordml" mc:Ignorable="w14 wp14 w15">
   <w:body>
     <w:sdt>
       <w:sdtPr>
@@ -13,17 +13,10 @@
         <w:p>
           <w:pPr>
             <w:pStyle w:val="TOCHeading"/>
-            <w:spacing w:lineRule="auto" w:line="360"/>
-            <w:ind w:hanging="0" w:start="0" w:end="0"/>
-            <w:rPr>
-              <w:rFonts w:ascii="Times New Roman" w:hAnsi="Times New Roman"/>
-              <w:sz w:val="40"/>
-            </w:rPr>
+            <w:rPr/>
           </w:pPr>
           <w:r>
-            <w:rPr>
-              <w:sz w:val="40"/>
-            </w:rPr>
+            <w:rPr/>
             <w:t>Оглавление</w:t>
           </w:r>
         </w:p>
@@ -34,7 +27,6 @@
               <w:tab w:val="clear" w:pos="709"/>
               <w:tab w:val="right" w:pos="10204" w:leader="dot"/>
             </w:tabs>
-            <w:ind w:hanging="0" w:start="0"/>
             <w:rPr/>
           </w:pPr>
           <w:r>
@@ -52,17 +44,12 @@
             </w:rPr>
             <w:fldChar w:fldCharType="separate"/>
           </w:r>
-          <w:hyperlink w:anchor="__RefHeading___Toc906_4165224408">
+          <w:hyperlink w:anchor="__RefHeading___Toc906_4165224408" w:tooltip="Ссылки">
             <w:r>
               <w:rPr>
                 <w:rStyle w:val="Style11"/>
               </w:rPr>
               <w:t>Ссылки</w:t>
-            </w:r>
-            <w:r>
-              <w:rPr>
-                <w:rStyle w:val="Style11"/>
-              </w:rPr>
               <w:tab/>
               <w:t>2</w:t>
             </w:r>
@@ -75,10 +62,9 @@
               <w:tab w:val="clear" w:pos="709"/>
               <w:tab w:val="right" w:pos="10204" w:leader="dot"/>
             </w:tabs>
-            <w:ind w:hanging="0" w:start="0"/>
             <w:rPr/>
           </w:pPr>
-          <w:hyperlink w:anchor="__RefHeading___Toc908_4165224408">
+          <w:hyperlink w:anchor="__RefHeading___Toc908_4165224408" w:tooltip="Список протестированных систем">
             <w:r>
               <w:rPr>
                 <w:rStyle w:val="Style11"/>
@@ -96,10 +82,9 @@
               <w:tab w:val="clear" w:pos="709"/>
               <w:tab w:val="right" w:pos="10204" w:leader="dot"/>
             </w:tabs>
-            <w:ind w:hanging="0" w:start="0"/>
             <w:rPr/>
           </w:pPr>
-          <w:hyperlink w:anchor="__RefHeading___Toc910_4165224408">
+          <w:hyperlink w:anchor="__RefHeading___Toc910_4165224408" w:tooltip="Описание каталогов и файлов">
             <w:r>
               <w:rPr>
                 <w:rStyle w:val="Style11"/>
@@ -117,10 +102,9 @@
               <w:tab w:val="clear" w:pos="709"/>
               <w:tab w:val="right" w:pos="10204" w:leader="dot"/>
             </w:tabs>
-            <w:ind w:hanging="0" w:start="283"/>
             <w:rPr/>
           </w:pPr>
-          <w:hyperlink w:anchor="__RefHeading___Toc912_4165224408">
+          <w:hyperlink w:anchor="__RefHeading___Toc912_4165224408" w:tooltip="Список каталогов">
             <w:r>
               <w:rPr>
                 <w:rStyle w:val="Style11"/>
@@ -138,10 +122,9 @@
               <w:tab w:val="clear" w:pos="709"/>
               <w:tab w:val="right" w:pos="10204" w:leader="dot"/>
             </w:tabs>
-            <w:ind w:hanging="0" w:start="283"/>
             <w:rPr/>
           </w:pPr>
-          <w:hyperlink w:anchor="__RefHeading___Toc914_4165224408">
+          <w:hyperlink w:anchor="__RefHeading___Toc914_4165224408" w:tooltip="Список файлов">
             <w:r>
               <w:rPr>
                 <w:rStyle w:val="Style11"/>
@@ -159,10 +142,9 @@
               <w:tab w:val="clear" w:pos="709"/>
               <w:tab w:val="right" w:pos="10204" w:leader="dot"/>
             </w:tabs>
-            <w:ind w:hanging="0" w:start="0"/>
             <w:rPr/>
           </w:pPr>
-          <w:hyperlink w:anchor="__RefHeading___Toc1388_2352097021">
+          <w:hyperlink w:anchor="__RefHeading___Toc1388_2352097021" w:tooltip="Подготовка к запуску и отправке">
             <w:r>
               <w:rPr>
                 <w:rStyle w:val="Style11"/>
@@ -180,10 +162,9 @@
               <w:tab w:val="clear" w:pos="709"/>
               <w:tab w:val="right" w:pos="10204" w:leader="dot"/>
             </w:tabs>
-            <w:ind w:hanging="0" w:start="283"/>
             <w:rPr/>
           </w:pPr>
-          <w:hyperlink w:anchor="__RefHeading___Toc1390_2352097021">
+          <w:hyperlink w:anchor="__RefHeading___Toc1390_2352097021" w:tooltip="Создание gpg файла с паролем и ssh ключа">
             <w:r>
               <w:rPr>
                 <w:rStyle w:val="Style11"/>
@@ -201,10 +182,9 @@
               <w:tab w:val="clear" w:pos="709"/>
               <w:tab w:val="right" w:pos="10204" w:leader="dot"/>
             </w:tabs>
-            <w:ind w:hanging="0" w:start="283"/>
             <w:rPr/>
           </w:pPr>
-          <w:hyperlink w:anchor="__RefHeading___Toc1392_2352097021">
+          <w:hyperlink w:anchor="__RefHeading___Toc1392_2352097021" w:tooltip="Файлы хостов">
             <w:r>
               <w:rPr>
                 <w:rStyle w:val="Style11"/>
@@ -222,10 +202,9 @@
               <w:tab w:val="clear" w:pos="709"/>
               <w:tab w:val="right" w:pos="10204" w:leader="dot"/>
             </w:tabs>
-            <w:ind w:hanging="0" w:start="283"/>
             <w:rPr/>
           </w:pPr>
-          <w:hyperlink w:anchor="__RefHeading___Toc1444_2352097021">
+          <w:hyperlink w:anchor="__RefHeading___Toc1444_2352097021" w:tooltip="Файл конфигурации sssc.conf">
             <w:r>
               <w:rPr>
                 <w:rStyle w:val="Style11"/>
@@ -243,10 +222,9 @@
               <w:tab w:val="clear" w:pos="709"/>
               <w:tab w:val="right" w:pos="10204" w:leader="dot"/>
             </w:tabs>
-            <w:ind w:hanging="0" w:start="283"/>
             <w:rPr/>
           </w:pPr>
-          <w:hyperlink w:anchor="__RefHeading___Toc1452_2352097021">
+          <w:hyperlink w:anchor="__RefHeading___Toc1452_2352097021" w:tooltip="Комментарии к параметрам файла sssc.conf">
             <w:r>
               <w:rPr>
                 <w:rStyle w:val="Style11"/>
@@ -264,36 +242,14 @@
               <w:tab w:val="clear" w:pos="709"/>
               <w:tab w:val="right" w:pos="10204" w:leader="dot"/>
             </w:tabs>
-            <w:ind w:hanging="0" w:start="283"/>
             <w:rPr/>
           </w:pPr>
-          <w:hyperlink w:anchor="__RefHeading___Toc1663_2352097021">
+          <w:hyperlink w:anchor="__RefHeading___Toc1663_2352097021" w:tooltip="Дополнительные файлы для отправки">
             <w:r>
               <w:rPr>
                 <w:rStyle w:val="Style11"/>
               </w:rPr>
               <w:t>Дополнительные файлы для отправки</w:t>
-              <w:tab/>
-              <w:t>13</w:t>
-            </w:r>
-          </w:hyperlink>
-        </w:p>
-        <w:p>
-          <w:pPr>
-            <w:pStyle w:val="Heading2"/>
-            <w:tabs>
-              <w:tab w:val="clear" w:pos="709"/>
-              <w:tab w:val="right" w:pos="10204" w:leader="dot"/>
-            </w:tabs>
-            <w:ind w:hanging="0" w:start="283"/>
-            <w:rPr/>
-          </w:pPr>
-          <w:hyperlink w:anchor="__RefHeading___Toc1665_2352097021">
-            <w:r>
-              <w:rPr>
-                <w:rStyle w:val="Style11"/>
-              </w:rPr>
-              <w:t>Файлы отправляемых скриптов</w:t>
               <w:tab/>
               <w:t>14</w:t>
             </w:r>
@@ -306,17 +262,36 @@
               <w:tab w:val="clear" w:pos="709"/>
               <w:tab w:val="right" w:pos="10204" w:leader="dot"/>
             </w:tabs>
-            <w:ind w:hanging="0" w:start="283"/>
             <w:rPr/>
           </w:pPr>
-          <w:hyperlink w:anchor="__RefHeading___Toc1401_1050836455">
+          <w:hyperlink w:anchor="__RefHeading___Toc1665_2352097021" w:tooltip="Файлы отправляемых скриптов">
+            <w:r>
+              <w:rPr>
+                <w:rStyle w:val="Style11"/>
+              </w:rPr>
+              <w:t>Файлы отправляемых скриптов</w:t>
+              <w:tab/>
+              <w:t>15</w:t>
+            </w:r>
+          </w:hyperlink>
+        </w:p>
+        <w:p>
+          <w:pPr>
+            <w:pStyle w:val="Heading2"/>
+            <w:tabs>
+              <w:tab w:val="clear" w:pos="709"/>
+              <w:tab w:val="right" w:pos="10204" w:leader="dot"/>
+            </w:tabs>
+            <w:rPr/>
+          </w:pPr>
+          <w:hyperlink w:anchor="__RefHeading___Toc1401_1050836455" w:tooltip="Описание файла script.conf">
             <w:r>
               <w:rPr>
                 <w:rStyle w:val="Style11"/>
               </w:rPr>
               <w:t>Описание файла script.conf</w:t>
               <w:tab/>
-              <w:t>18</w:t>
+              <w:t>19</w:t>
             </w:r>
           </w:hyperlink>
         </w:p>
@@ -327,17 +302,16 @@
               <w:tab w:val="clear" w:pos="709"/>
               <w:tab w:val="right" w:pos="10204" w:leader="dot"/>
             </w:tabs>
-            <w:ind w:hanging="0" w:start="0"/>
             <w:rPr/>
           </w:pPr>
-          <w:hyperlink w:anchor="__RefHeading___Toc1403_1050836455">
+          <w:hyperlink w:anchor="__RefHeading___Toc1403_1050836455" w:tooltip="Работа со скриптом">
             <w:r>
               <w:rPr>
                 <w:rStyle w:val="Style11"/>
               </w:rPr>
               <w:t>Работа со скриптом</w:t>
               <w:tab/>
-              <w:t>25</w:t>
+              <w:t>27</w:t>
             </w:r>
           </w:hyperlink>
         </w:p>
@@ -348,17 +322,16 @@
               <w:tab w:val="clear" w:pos="709"/>
               <w:tab w:val="right" w:pos="10204" w:leader="dot"/>
             </w:tabs>
-            <w:ind w:hanging="0" w:start="283"/>
             <w:rPr/>
           </w:pPr>
-          <w:hyperlink w:anchor="__RefHeading___Toc1405_1050836455">
+          <w:hyperlink w:anchor="__RefHeading___Toc1405_1050836455" w:tooltip="Выполняемые проверки при запуске скрипта">
             <w:r>
               <w:rPr>
                 <w:rStyle w:val="Style11"/>
               </w:rPr>
               <w:t>Выполняемые проверки при запуске скрипта</w:t>
               <w:tab/>
-              <w:t>25</w:t>
+              <w:t>27</w:t>
             </w:r>
           </w:hyperlink>
         </w:p>
@@ -369,17 +342,16 @@
               <w:tab w:val="clear" w:pos="709"/>
               <w:tab w:val="right" w:pos="10204" w:leader="dot"/>
             </w:tabs>
-            <w:ind w:hanging="0" w:start="283"/>
             <w:rPr/>
           </w:pPr>
-          <w:hyperlink w:anchor="__RefHeading___Toc1407_1050836455">
+          <w:hyperlink w:anchor="__RefHeading___Toc1407_1050836455" w:tooltip="Интерактивный режим (обычный запуск)">
             <w:r>
               <w:rPr>
                 <w:rStyle w:val="Style11"/>
               </w:rPr>
               <w:t>Интерактивный режим (обычный запуск)</w:t>
               <w:tab/>
-              <w:t>25</w:t>
+              <w:t>27</w:t>
             </w:r>
           </w:hyperlink>
         </w:p>
@@ -390,17 +362,16 @@
               <w:tab w:val="clear" w:pos="709"/>
               <w:tab w:val="right" w:pos="10204" w:leader="dot"/>
             </w:tabs>
-            <w:ind w:hanging="0" w:start="283"/>
             <w:rPr/>
           </w:pPr>
-          <w:hyperlink w:anchor="__RefHeading___Toc1409_1050836455">
+          <w:hyperlink w:anchor="__RefHeading___Toc1409_1050836455" w:tooltip="Неинтерактивный режим (запуск с параметрами)">
             <w:r>
               <w:rPr>
                 <w:rStyle w:val="Style11"/>
               </w:rPr>
               <w:t>Неинтерактивный режим (запуск с параметрами)</w:t>
               <w:tab/>
-              <w:t>30</w:t>
+              <w:t>32</w:t>
             </w:r>
           </w:hyperlink>
         </w:p>
@@ -411,17 +382,16 @@
               <w:tab w:val="clear" w:pos="709"/>
               <w:tab w:val="right" w:pos="10204" w:leader="dot"/>
             </w:tabs>
-            <w:ind w:hanging="0" w:start="283"/>
             <w:rPr/>
           </w:pPr>
-          <w:hyperlink w:anchor="__RefHeading___Toc1014_1378055058">
+          <w:hyperlink w:anchor="__RefHeading___Toc1014_1378055058" w:tooltip="Проверка наличия обновлений">
             <w:r>
               <w:rPr>
                 <w:rStyle w:val="Style11"/>
               </w:rPr>
               <w:t>Проверка наличия обновлений</w:t>
               <w:tab/>
-              <w:t>33</w:t>
+              <w:t>35</w:t>
             </w:r>
           </w:hyperlink>
           <w:r>
@@ -517,7 +487,51 @@
           <w:sz w:val="32"/>
           <w:szCs w:val="32"/>
         </w:rPr>
-        <w:t>20250313_01</w:t>
+        <w:t>202</w:t>
+      </w:r>
+      <w:r>
+        <w:rPr>
+          <w:rFonts w:eastAsia="PT Astra Serif" w:cs="PT Astra Serif" w:ascii="Times New Roman" w:hAnsi="Times New Roman"/>
+          <w:b/>
+          <w:bCs/>
+          <w:color w:val="000000"/>
+          <w:sz w:val="32"/>
+          <w:szCs w:val="32"/>
+        </w:rPr>
+        <w:t>6</w:t>
+      </w:r>
+      <w:r>
+        <w:rPr>
+          <w:rFonts w:eastAsia="PT Astra Serif" w:cs="PT Astra Serif" w:ascii="Times New Roman" w:hAnsi="Times New Roman"/>
+          <w:b/>
+          <w:bCs/>
+          <w:color w:val="000000"/>
+          <w:sz w:val="32"/>
+          <w:szCs w:val="32"/>
+        </w:rPr>
+        <w:t>0</w:t>
+      </w:r>
+      <w:r>
+        <w:rPr>
+          <w:rFonts w:eastAsia="PT Astra Serif" w:cs="PT Astra Serif" w:ascii="Times New Roman" w:hAnsi="Times New Roman"/>
+          <w:b/>
+          <w:bCs/>
+          <w:color w:val="000000"/>
+          <w:sz w:val="32"/>
+          <w:szCs w:val="32"/>
+        </w:rPr>
+        <w:t>903</w:t>
+      </w:r>
+      <w:r>
+        <w:rPr>
+          <w:rFonts w:eastAsia="PT Astra Serif" w:cs="PT Astra Serif" w:ascii="Times New Roman" w:hAnsi="Times New Roman"/>
+          <w:b/>
+          <w:bCs/>
+          <w:color w:val="000000"/>
+          <w:sz w:val="32"/>
+          <w:szCs w:val="32"/>
+        </w:rPr>
+        <w:t>_01</w:t>
       </w:r>
     </w:p>
     <w:p>
@@ -717,7 +731,16 @@
           <w:sz w:val="28"/>
           <w:szCs w:val="28"/>
         </w:rPr>
-        <w:t>Astra Linux 1.8.1.16</w:t>
+        <w:t>Astra Linux 1.8.</w:t>
+      </w:r>
+      <w:r>
+        <w:rPr>
+          <w:rFonts w:eastAsia="PT Astra Serif" w:cs="PT Astra Serif" w:ascii="Times New Roman" w:hAnsi="Times New Roman"/>
+          <w:color w:val="000000"/>
+          <w:sz w:val="28"/>
+          <w:szCs w:val="28"/>
+        </w:rPr>
+        <w:t>6</w:t>
       </w:r>
     </w:p>
     <w:p>
@@ -738,7 +761,34 @@
           <w:sz w:val="28"/>
           <w:szCs w:val="28"/>
         </w:rPr>
-        <w:t>Альт Рабочая Станция K 10.3</w:t>
+        <w:t>Альт Рабочая Станция K 1</w:t>
+      </w:r>
+      <w:r>
+        <w:rPr>
+          <w:rFonts w:eastAsia="PT Astra Serif" w:cs="PT Astra Serif" w:ascii="Times New Roman" w:hAnsi="Times New Roman"/>
+          <w:color w:val="000000"/>
+          <w:sz w:val="28"/>
+          <w:szCs w:val="28"/>
+        </w:rPr>
+        <w:t>1</w:t>
+      </w:r>
+      <w:r>
+        <w:rPr>
+          <w:rFonts w:eastAsia="PT Astra Serif" w:cs="PT Astra Serif" w:ascii="Times New Roman" w:hAnsi="Times New Roman"/>
+          <w:color w:val="000000"/>
+          <w:sz w:val="28"/>
+          <w:szCs w:val="28"/>
+        </w:rPr>
+        <w:t>.</w:t>
+      </w:r>
+      <w:r>
+        <w:rPr>
+          <w:rFonts w:eastAsia="PT Astra Serif" w:cs="PT Astra Serif" w:ascii="Times New Roman" w:hAnsi="Times New Roman"/>
+          <w:color w:val="000000"/>
+          <w:sz w:val="28"/>
+          <w:szCs w:val="28"/>
+        </w:rPr>
+        <w:t>1</w:t>
       </w:r>
     </w:p>
     <w:p>
@@ -883,7 +933,7 @@
           <wp:inline distT="0" distB="0" distL="0" distR="0">
             <wp:extent cx="5923280" cy="1698625"/>
             <wp:effectExtent l="0" t="0" r="0" b="0"/>
-            <wp:docPr id="1" name="Изображение1" descr="" title=""/>
+            <wp:docPr id="1" name="Изображение1"/>
             <wp:cNvGraphicFramePr>
               <a:graphicFrameLocks xmlns:a="http://schemas.openxmlformats.org/drawingml/2006/main" noChangeAspect="1"/>
             </wp:cNvGraphicFramePr>
@@ -891,7 +941,7 @@
               <a:graphicData uri="http://schemas.openxmlformats.org/drawingml/2006/picture">
                 <pic:pic xmlns:pic="http://schemas.openxmlformats.org/drawingml/2006/picture">
                   <pic:nvPicPr>
-                    <pic:cNvPr id="1" name="Изображение1" descr="" title=""/>
+                    <pic:cNvPr id="1" name="Изображение1"/>
                     <pic:cNvPicPr>
                       <a:picLocks noChangeAspect="1" noChangeArrowheads="1"/>
                     </pic:cNvPicPr>
@@ -981,7 +1031,7 @@
           <wp:inline distT="0" distB="0" distL="0" distR="0">
             <wp:extent cx="5721985" cy="1010920"/>
             <wp:effectExtent l="0" t="0" r="0" b="0"/>
-            <wp:docPr id="2" name="Изображение2" descr="" title=""/>
+            <wp:docPr id="2" name="Изображение2"/>
             <wp:cNvGraphicFramePr>
               <a:graphicFrameLocks xmlns:a="http://schemas.openxmlformats.org/drawingml/2006/main" noChangeAspect="1"/>
             </wp:cNvGraphicFramePr>
@@ -989,7 +1039,7 @@
               <a:graphicData uri="http://schemas.openxmlformats.org/drawingml/2006/picture">
                 <pic:pic xmlns:pic="http://schemas.openxmlformats.org/drawingml/2006/picture">
                   <pic:nvPicPr>
-                    <pic:cNvPr id="2" name="Изображение2" descr="" title=""/>
+                    <pic:cNvPr id="2" name="Изображение2"/>
                     <pic:cNvPicPr>
                       <a:picLocks noChangeAspect="1" noChangeArrowheads="1"/>
                     </pic:cNvPicPr>
@@ -1079,7 +1129,7 @@
           <wp:inline distT="0" distB="0" distL="0" distR="0">
             <wp:extent cx="5530850" cy="914400"/>
             <wp:effectExtent l="0" t="0" r="0" b="0"/>
-            <wp:docPr id="3" name="Изображение3" descr="" title=""/>
+            <wp:docPr id="3" name="Изображение3"/>
             <wp:cNvGraphicFramePr>
               <a:graphicFrameLocks xmlns:a="http://schemas.openxmlformats.org/drawingml/2006/main" noChangeAspect="1"/>
             </wp:cNvGraphicFramePr>
@@ -1087,7 +1137,7 @@
               <a:graphicData uri="http://schemas.openxmlformats.org/drawingml/2006/picture">
                 <pic:pic xmlns:pic="http://schemas.openxmlformats.org/drawingml/2006/picture">
                   <pic:nvPicPr>
-                    <pic:cNvPr id="3" name="Изображение3" descr="" title=""/>
+                    <pic:cNvPr id="3" name="Изображение3"/>
                     <pic:cNvPicPr>
                       <a:picLocks noChangeAspect="1" noChangeArrowheads="1"/>
                     </pic:cNvPicPr>
@@ -1221,9 +1271,9 @@
         <w:rPr/>
         <w:drawing>
           <wp:inline distT="0" distB="0" distL="0" distR="0">
-            <wp:extent cx="5572125" cy="1739900"/>
+            <wp:extent cx="4366895" cy="1363345"/>
             <wp:effectExtent l="0" t="0" r="0" b="0"/>
-            <wp:docPr id="4" name="Изображение4" descr="" title=""/>
+            <wp:docPr id="4" name="Изображение4"/>
             <wp:cNvGraphicFramePr>
               <a:graphicFrameLocks xmlns:a="http://schemas.openxmlformats.org/drawingml/2006/main" noChangeAspect="1"/>
             </wp:cNvGraphicFramePr>
@@ -1231,7 +1281,7 @@
               <a:graphicData uri="http://schemas.openxmlformats.org/drawingml/2006/picture">
                 <pic:pic xmlns:pic="http://schemas.openxmlformats.org/drawingml/2006/picture">
                   <pic:nvPicPr>
-                    <pic:cNvPr id="4" name="Изображение4" descr="" title=""/>
+                    <pic:cNvPr id="4" name="Изображение4"/>
                     <pic:cNvPicPr>
                       <a:picLocks noChangeAspect="1" noChangeArrowheads="1"/>
                     </pic:cNvPicPr>
@@ -1245,7 +1295,7 @@
                   <pic:spPr bwMode="auto">
                     <a:xfrm>
                       <a:off x="0" y="0"/>
-                      <a:ext cx="5572125" cy="1739900"/>
+                      <a:ext cx="4366895" cy="1363345"/>
                     </a:xfrm>
                     <a:prstGeom prst="rect">
                       <a:avLst/>
@@ -1262,7 +1312,7 @@
     <w:p>
       <w:pPr>
         <w:pStyle w:val="Normal"/>
-        <w:spacing w:lineRule="auto" w:line="360"/>
+        <w:spacing w:lineRule="auto" w:line="276"/>
         <w:ind w:firstLine="708" w:start="0" w:end="0"/>
         <w:jc w:val="both"/>
         <w:rPr/>
@@ -1315,51 +1365,26 @@
     <w:p>
       <w:pPr>
         <w:pStyle w:val="Normal"/>
-        <w:spacing w:lineRule="auto" w:line="360"/>
-        <w:ind w:firstLine="708" w:start="0" w:end="0"/>
-        <w:jc w:val="both"/>
+        <w:widowControl w:val="false"/>
+        <w:suppressAutoHyphens w:val="true"/>
+        <w:overflowPunct w:val="true"/>
+        <w:bidi w:val="0"/>
+        <w:spacing w:lineRule="auto" w:line="360" w:before="0" w:after="0"/>
+        <w:ind w:hanging="0" w:start="0" w:end="0"/>
+        <w:jc w:val="center"/>
         <w:rPr>
           <w:rFonts w:ascii="Times New Roman" w:hAnsi="Times New Roman" w:cs="PT Astra Serif"/>
-        </w:rPr>
-      </w:pPr>
-      <w:r>
-        <w:rPr>
-          <w:rFonts w:cs="PT Astra Serif" w:ascii="Times New Roman" w:hAnsi="Times New Roman"/>
-        </w:rPr>
-      </w:r>
-    </w:p>
-    <w:p>
-      <w:pPr>
-        <w:pStyle w:val="Normal"/>
-        <w:spacing w:lineRule="auto" w:line="360"/>
-        <w:jc w:val="center"/>
-        <w:rPr/>
-      </w:pPr>
-      <w:r>
-        <w:rPr>
-          <w:rFonts w:cs="PT Astra Serif" w:ascii="Times New Roman" w:hAnsi="Times New Roman"/>
-          <w:b/>
-          <w:bCs/>
-          <w:sz w:val="28"/>
-          <w:szCs w:val="28"/>
-        </w:rPr>
-        <w:t>Временный каталог temp</w:t>
-      </w:r>
-    </w:p>
-    <w:p>
-      <w:pPr>
-        <w:pStyle w:val="Normal"/>
-        <w:spacing w:lineRule="auto" w:line="360"/>
-        <w:jc w:val="center"/>
-        <w:rPr/>
+          <w:sz w:val="28"/>
+          <w:szCs w:val="28"/>
+        </w:rPr>
       </w:pPr>
       <w:r>
         <w:rPr/>
         <w:drawing>
           <wp:inline distT="0" distB="0" distL="0" distR="0">
-            <wp:extent cx="3989070" cy="1101090"/>
+            <wp:extent cx="4655820" cy="1995805"/>
             <wp:effectExtent l="0" t="0" r="0" b="0"/>
-            <wp:docPr id="5" name="Изображение5" descr="" title=""/>
+            <wp:docPr id="5" name="Изображение19"/>
             <wp:cNvGraphicFramePr>
               <a:graphicFrameLocks xmlns:a="http://schemas.openxmlformats.org/drawingml/2006/main" noChangeAspect="1"/>
             </wp:cNvGraphicFramePr>
@@ -1367,7 +1392,7 @@
               <a:graphicData uri="http://schemas.openxmlformats.org/drawingml/2006/picture">
                 <pic:pic xmlns:pic="http://schemas.openxmlformats.org/drawingml/2006/picture">
                   <pic:nvPicPr>
-                    <pic:cNvPr id="5" name="Изображение5" descr="" title=""/>
+                    <pic:cNvPr id="5" name="Изображение19"/>
                     <pic:cNvPicPr>
                       <a:picLocks noChangeAspect="1" noChangeArrowheads="1"/>
                     </pic:cNvPicPr>
@@ -1381,7 +1406,7 @@
                   <pic:spPr bwMode="auto">
                     <a:xfrm>
                       <a:off x="0" y="0"/>
-                      <a:ext cx="3989070" cy="1101090"/>
+                      <a:ext cx="4655820" cy="1995805"/>
                     </a:xfrm>
                     <a:prstGeom prst="rect">
                       <a:avLst/>
@@ -1399,87 +1424,390 @@
       <w:pPr>
         <w:pStyle w:val="Normal"/>
         <w:spacing w:lineRule="auto" w:line="360"/>
-        <w:ind w:firstLine="708"/>
-        <w:jc w:val="both"/>
-        <w:rPr/>
-      </w:pPr>
-      <w:r>
-        <w:rPr>
-          <w:rFonts w:eastAsia="PT Astra Serif" w:cs="PT Astra Serif" w:ascii="Times New Roman" w:hAnsi="Times New Roman"/>
-          <w:sz w:val="28"/>
-          <w:szCs w:val="28"/>
-        </w:rPr>
-        <w:t xml:space="preserve">В каталоге </w:t>
-      </w:r>
-      <w:r>
-        <w:rPr>
-          <w:rFonts w:eastAsia="PT Astra Serif" w:cs="PT Astra Serif" w:ascii="Times New Roman" w:hAnsi="Times New Roman"/>
-          <w:b/>
-          <w:bCs/>
-          <w:sz w:val="28"/>
-          <w:szCs w:val="28"/>
-        </w:rPr>
-        <w:t>temp</w:t>
-      </w:r>
-      <w:r>
-        <w:rPr>
-          <w:rFonts w:eastAsia="PT Astra Serif" w:cs="PT Astra Serif" w:ascii="Times New Roman" w:hAnsi="Times New Roman"/>
-          <w:sz w:val="28"/>
-          <w:szCs w:val="28"/>
-        </w:rPr>
-        <w:t xml:space="preserve"> (создается автоматически) хранятся временные файлы, необходимые для отправки. После выполнения созданные файлы автоматически удаляются (Файлы не удалятся в случае закрытия скрипта до завершения отправки после </w:t>
-      </w:r>
-      <w:r>
-        <w:rPr>
-          <w:rFonts w:eastAsia="PT Astra Serif" w:cs="PT Astra Serif" w:ascii="Times New Roman" w:hAnsi="Times New Roman"/>
-          <w:color w:val="000000"/>
-          <w:sz w:val="28"/>
-          <w:szCs w:val="28"/>
-          <w:shd w:fill="FFFFFF" w:val="clear"/>
-        </w:rPr>
-        <w:t>подготовки файлов для передачи</w:t>
-      </w:r>
-      <w:r>
-        <w:rPr>
-          <w:rFonts w:eastAsia="PT Astra Serif" w:cs="PT Astra Serif" w:ascii="Times New Roman" w:hAnsi="Times New Roman"/>
-          <w:sz w:val="28"/>
-          <w:szCs w:val="28"/>
-        </w:rPr>
-        <w:t>).</w:t>
-      </w:r>
-    </w:p>
-    <w:p>
-      <w:pPr>
-        <w:pStyle w:val="Normal"/>
-        <w:spacing w:lineRule="auto" w:line="360"/>
-        <w:ind w:firstLine="708"/>
-        <w:jc w:val="both"/>
-        <w:rPr>
-          <w:rFonts w:ascii="Times New Roman" w:hAnsi="Times New Roman" w:eastAsia="PT Astra Serif" w:cs="PT Astra Serif"/>
-        </w:rPr>
-      </w:pPr>
-      <w:r>
-        <w:rPr>
-          <w:rFonts w:eastAsia="PT Astra Serif" w:cs="PT Astra Serif" w:ascii="Times New Roman" w:hAnsi="Times New Roman"/>
-        </w:rPr>
-      </w:r>
-    </w:p>
-    <w:p>
-      <w:pPr>
-        <w:pStyle w:val="Normal"/>
-        <w:spacing w:lineRule="auto" w:line="360"/>
+        <w:ind w:firstLine="708" w:start="0" w:end="0"/>
         <w:jc w:val="center"/>
-        <w:rPr/>
-      </w:pPr>
-      <w:r>
-        <w:rPr>
-          <w:rFonts w:eastAsia="PT Astra Serif" w:cs="PT Astra Serif" w:ascii="Times New Roman" w:hAnsi="Times New Roman"/>
-          <w:b/>
-          <w:bCs/>
-          <w:sz w:val="28"/>
-          <w:szCs w:val="28"/>
-        </w:rPr>
-        <w:t>Каталог ./conf/fileshosts</w:t>
+        <w:rPr>
+          <w:rFonts w:ascii="Times New Roman" w:hAnsi="Times New Roman" w:cs="PT Astra Serif"/>
+          <w:sz w:val="28"/>
+          <w:szCs w:val="28"/>
+        </w:rPr>
+      </w:pPr>
+      <w:r>
+        <w:rPr>
+          <w:rFonts w:cs="PT Astra Serif" w:ascii="Times New Roman" w:hAnsi="Times New Roman"/>
+          <w:sz w:val="28"/>
+          <w:szCs w:val="28"/>
+        </w:rPr>
+        <w:t>Содержимое каталога лога многопоточной отправки</w:t>
+      </w:r>
+    </w:p>
+    <w:p>
+      <w:pPr>
+        <w:pStyle w:val="Normal"/>
+        <w:spacing w:lineRule="auto" w:line="276"/>
+        <w:ind w:firstLine="708" w:start="0" w:end="0"/>
+        <w:jc w:val="both"/>
+        <w:rPr>
+          <w:rFonts w:ascii="Times New Roman" w:hAnsi="Times New Roman" w:cs="PT Astra Serif"/>
+          <w:sz w:val="28"/>
+          <w:szCs w:val="28"/>
+        </w:rPr>
+      </w:pPr>
+      <w:r>
+        <w:rPr>
+          <w:rFonts w:cs="PT Astra Serif" w:ascii="Times New Roman" w:hAnsi="Times New Roman"/>
+          <w:sz w:val="28"/>
+          <w:szCs w:val="28"/>
+        </w:rPr>
+        <w:t>В каталоге многопоточного логирования создаются следующие файлы:</w:t>
+      </w:r>
+    </w:p>
+    <w:p>
+      <w:pPr>
+        <w:pStyle w:val="Normal"/>
+        <w:spacing w:lineRule="auto" w:line="276"/>
+        <w:ind w:firstLine="708" w:start="0" w:end="0"/>
+        <w:jc w:val="both"/>
+        <w:rPr>
+          <w:rFonts w:ascii="Times New Roman" w:hAnsi="Times New Roman" w:cs="PT Astra Serif"/>
+          <w:sz w:val="28"/>
+          <w:szCs w:val="28"/>
+        </w:rPr>
+      </w:pPr>
+      <w:r>
+        <w:rPr>
+          <w:rFonts w:cs="PT Astra Serif" w:ascii="Times New Roman" w:hAnsi="Times New Roman"/>
+          <w:sz w:val="28"/>
+          <w:szCs w:val="28"/>
+        </w:rPr>
+        <w:t xml:space="preserve">1. </w:t>
+      </w:r>
+      <w:r>
+        <w:rPr>
+          <w:rFonts w:cs="PT Astra Serif" w:ascii="Times New Roman" w:hAnsi="Times New Roman"/>
+          <w:b/>
+          <w:bCs/>
+          <w:sz w:val="28"/>
+          <w:szCs w:val="28"/>
+        </w:rPr>
+        <w:t>all-sendinfo.txt</w:t>
+      </w:r>
+      <w:r>
+        <w:rPr>
+          <w:rFonts w:cs="PT Astra Serif" w:ascii="Times New Roman" w:hAnsi="Times New Roman"/>
+          <w:sz w:val="28"/>
+          <w:szCs w:val="28"/>
+        </w:rPr>
+        <w:t xml:space="preserve"> — Содержит общую информацию о выполнении (список успешных/неуспешных выполнений и имя файла потока где смотреть полный лог по устройству)</w:t>
+      </w:r>
+    </w:p>
+    <w:p>
+      <w:pPr>
+        <w:pStyle w:val="Normal"/>
+        <w:spacing w:lineRule="auto" w:line="276"/>
+        <w:ind w:firstLine="708" w:start="0" w:end="0"/>
+        <w:jc w:val="both"/>
+        <w:rPr>
+          <w:rFonts w:ascii="Times New Roman" w:hAnsi="Times New Roman" w:cs="PT Astra Serif"/>
+          <w:sz w:val="28"/>
+          <w:szCs w:val="28"/>
+        </w:rPr>
+      </w:pPr>
+      <w:r>
+        <w:rPr>
+          <w:rFonts w:cs="PT Astra Serif" w:ascii="Times New Roman" w:hAnsi="Times New Roman"/>
+          <w:sz w:val="28"/>
+          <w:szCs w:val="28"/>
+        </w:rPr>
+        <w:t xml:space="preserve">2. </w:t>
+      </w:r>
+      <w:r>
+        <w:rPr>
+          <w:rFonts w:cs="PT Astra Serif" w:ascii="Times New Roman" w:hAnsi="Times New Roman"/>
+          <w:b/>
+          <w:bCs/>
+          <w:sz w:val="28"/>
+          <w:szCs w:val="28"/>
+        </w:rPr>
+        <w:t>sssc(0,1,2…)</w:t>
+      </w:r>
+      <w:r>
+        <w:rPr>
+          <w:rFonts w:cs="PT Astra Serif" w:ascii="Times New Roman" w:hAnsi="Times New Roman"/>
+          <w:sz w:val="28"/>
+          <w:szCs w:val="28"/>
+        </w:rPr>
+        <w:t xml:space="preserve"> - Файлы с полным логом потока</w:t>
+      </w:r>
+    </w:p>
+    <w:p>
+      <w:pPr>
+        <w:pStyle w:val="Normal"/>
+        <w:spacing w:lineRule="auto" w:line="276"/>
+        <w:ind w:firstLine="708" w:start="0" w:end="0"/>
+        <w:jc w:val="both"/>
+        <w:rPr>
+          <w:rFonts w:ascii="Times New Roman" w:hAnsi="Times New Roman" w:cs="PT Astra Serif"/>
+          <w:sz w:val="28"/>
+          <w:szCs w:val="28"/>
+        </w:rPr>
+      </w:pPr>
+      <w:r>
+        <w:rPr>
+          <w:rFonts w:cs="PT Astra Serif" w:ascii="Times New Roman" w:hAnsi="Times New Roman"/>
+          <w:sz w:val="28"/>
+          <w:szCs w:val="28"/>
+        </w:rPr>
+        <w:t xml:space="preserve">3. </w:t>
+      </w:r>
+      <w:r>
+        <w:rPr>
+          <w:rFonts w:cs="PT Astra Serif" w:ascii="Times New Roman" w:hAnsi="Times New Roman"/>
+          <w:b/>
+          <w:bCs/>
+          <w:sz w:val="28"/>
+          <w:szCs w:val="28"/>
+        </w:rPr>
+        <w:t>log-filter.txt</w:t>
+      </w:r>
+      <w:r>
+        <w:rPr>
+          <w:rFonts w:cs="PT Astra Serif" w:ascii="Times New Roman" w:hAnsi="Times New Roman"/>
+          <w:sz w:val="28"/>
+          <w:szCs w:val="28"/>
+        </w:rPr>
+        <w:t xml:space="preserve"> — Этот файл будет существовать, если вы в скрипте выведите два </w:t>
+      </w:r>
+      <w:r>
+        <w:rPr>
+          <w:rFonts w:cs="PT Astra Serif" w:ascii="Times New Roman" w:hAnsi="Times New Roman"/>
+          <w:b/>
+          <w:bCs/>
+          <w:sz w:val="28"/>
+          <w:szCs w:val="28"/>
+        </w:rPr>
+        <w:t>echo</w:t>
+      </w:r>
+      <w:r>
+        <w:rPr>
+          <w:rFonts w:cs="PT Astra Serif" w:ascii="Times New Roman" w:hAnsi="Times New Roman"/>
+          <w:sz w:val="28"/>
+          <w:szCs w:val="28"/>
+        </w:rPr>
+        <w:t xml:space="preserve"> с текстом (</w:t>
+      </w:r>
+      <w:r>
+        <w:rPr>
+          <w:rFonts w:cs="PT Astra Serif" w:ascii="Times New Roman" w:hAnsi="Times New Roman"/>
+          <w:b/>
+          <w:bCs/>
+          <w:sz w:val="28"/>
+          <w:szCs w:val="28"/>
+        </w:rPr>
+        <w:t>#---Начало нужной информации</w:t>
+      </w:r>
+      <w:r>
+        <w:rPr>
+          <w:rFonts w:cs="PT Astra Serif" w:ascii="Times New Roman" w:hAnsi="Times New Roman"/>
+          <w:sz w:val="28"/>
+          <w:szCs w:val="28"/>
+        </w:rPr>
+        <w:t>) и (</w:t>
+      </w:r>
+      <w:r>
+        <w:rPr>
+          <w:rFonts w:cs="PT Astra Serif" w:ascii="Times New Roman" w:hAnsi="Times New Roman"/>
+          <w:b/>
+          <w:bCs/>
+          <w:sz w:val="28"/>
+          <w:szCs w:val="28"/>
+        </w:rPr>
+        <w:t>#---Конец нужной информации</w:t>
+      </w:r>
+      <w:r>
+        <w:rPr>
+          <w:rFonts w:cs="PT Astra Serif" w:ascii="Times New Roman" w:hAnsi="Times New Roman"/>
+          <w:sz w:val="28"/>
+          <w:szCs w:val="28"/>
+        </w:rPr>
+        <w:t xml:space="preserve">). Весь вывод между этими строками будет скопирован в этот файл. В однопоточном режиме в каталоге </w:t>
+      </w:r>
+      <w:r>
+        <w:rPr>
+          <w:rFonts w:cs="PT Astra Serif" w:ascii="Times New Roman" w:hAnsi="Times New Roman"/>
+          <w:b/>
+          <w:bCs/>
+          <w:sz w:val="28"/>
+          <w:szCs w:val="28"/>
+        </w:rPr>
+        <w:t xml:space="preserve">logs </w:t>
+      </w:r>
+      <w:r>
+        <w:rPr>
+          <w:rFonts w:cs="PT Astra Serif" w:ascii="Times New Roman" w:hAnsi="Times New Roman"/>
+          <w:b w:val="false"/>
+          <w:bCs w:val="false"/>
+          <w:sz w:val="28"/>
+          <w:szCs w:val="28"/>
+        </w:rPr>
+        <w:t>будет создан файл с расширением</w:t>
+      </w:r>
+      <w:r>
+        <w:rPr>
+          <w:rFonts w:cs="PT Astra Serif" w:ascii="Times New Roman" w:hAnsi="Times New Roman"/>
+          <w:b/>
+          <w:bCs/>
+          <w:sz w:val="28"/>
+          <w:szCs w:val="28"/>
+        </w:rPr>
+        <w:t xml:space="preserve"> filter. </w:t>
+      </w:r>
+      <w:r>
+        <w:rPr>
+          <w:rFonts w:cs="PT Astra Serif" w:ascii="Times New Roman" w:hAnsi="Times New Roman"/>
+          <w:sz w:val="28"/>
+          <w:szCs w:val="28"/>
+        </w:rPr>
+        <w:t>Например:</w:t>
+      </w:r>
+    </w:p>
+    <w:p>
+      <w:pPr>
+        <w:pStyle w:val="Normal"/>
+        <w:spacing w:lineRule="auto" w:line="276"/>
+        <w:ind w:firstLine="708" w:start="0" w:end="0"/>
+        <w:jc w:val="both"/>
+        <w:rPr>
+          <w:rFonts w:ascii="Times New Roman" w:hAnsi="Times New Roman" w:cs="PT Astra Serif"/>
+          <w:sz w:val="28"/>
+          <w:szCs w:val="28"/>
+        </w:rPr>
+      </w:pPr>
+      <w:r>
+        <w:rPr>
+          <w:rFonts w:cs="PT Astra Serif" w:ascii="Times New Roman" w:hAnsi="Times New Roman"/>
+          <w:sz w:val="28"/>
+          <w:szCs w:val="28"/>
+        </w:rPr>
+        <w:t>#Тест фильтра логов</w:t>
+      </w:r>
+    </w:p>
+    <w:p>
+      <w:pPr>
+        <w:pStyle w:val="Normal"/>
+        <w:spacing w:lineRule="auto" w:line="276"/>
+        <w:ind w:firstLine="708" w:start="0" w:end="0"/>
+        <w:jc w:val="both"/>
+        <w:rPr>
+          <w:rFonts w:ascii="Times New Roman" w:hAnsi="Times New Roman" w:cs="PT Astra Serif"/>
+          <w:sz w:val="28"/>
+          <w:szCs w:val="28"/>
+        </w:rPr>
+      </w:pPr>
+      <w:r>
+        <w:rPr>
+          <w:rFonts w:cs="PT Astra Serif" w:ascii="Times New Roman" w:hAnsi="Times New Roman"/>
+          <w:sz w:val="28"/>
+          <w:szCs w:val="28"/>
+        </w:rPr>
+        <w:t>echo "#---Начало нужной информации ($(hostname)---#)"</w:t>
+      </w:r>
+    </w:p>
+    <w:p>
+      <w:pPr>
+        <w:pStyle w:val="Normal"/>
+        <w:spacing w:lineRule="auto" w:line="276"/>
+        <w:ind w:firstLine="708" w:start="0" w:end="0"/>
+        <w:jc w:val="both"/>
+        <w:rPr>
+          <w:rFonts w:ascii="Times New Roman" w:hAnsi="Times New Roman" w:cs="PT Astra Serif"/>
+          <w:sz w:val="28"/>
+          <w:szCs w:val="28"/>
+        </w:rPr>
+      </w:pPr>
+      <w:r>
+        <w:rPr>
+          <w:rFonts w:cs="PT Astra Serif" w:ascii="Times New Roman" w:hAnsi="Times New Roman"/>
+          <w:sz w:val="28"/>
+          <w:szCs w:val="28"/>
+        </w:rPr>
+        <w:t>echo "Тест 1 $(date +"%Y%m%d-%H%M%S-%4N")"</w:t>
+      </w:r>
+    </w:p>
+    <w:p>
+      <w:pPr>
+        <w:pStyle w:val="Normal"/>
+        <w:spacing w:lineRule="auto" w:line="276"/>
+        <w:ind w:firstLine="708" w:start="0" w:end="0"/>
+        <w:jc w:val="both"/>
+        <w:rPr>
+          <w:rFonts w:ascii="Times New Roman" w:hAnsi="Times New Roman" w:cs="PT Astra Serif"/>
+          <w:sz w:val="28"/>
+          <w:szCs w:val="28"/>
+        </w:rPr>
+      </w:pPr>
+      <w:r>
+        <w:rPr>
+          <w:rFonts w:cs="PT Astra Serif" w:ascii="Times New Roman" w:hAnsi="Times New Roman"/>
+          <w:sz w:val="28"/>
+          <w:szCs w:val="28"/>
+        </w:rPr>
+        <w:t>echo "Тест 2 $(date +"%Y%m%d-%H%M%S-%4N")"</w:t>
+      </w:r>
+    </w:p>
+    <w:p>
+      <w:pPr>
+        <w:pStyle w:val="Normal"/>
+        <w:spacing w:lineRule="auto" w:line="276"/>
+        <w:ind w:firstLine="708" w:start="0" w:end="0"/>
+        <w:jc w:val="both"/>
+        <w:rPr>
+          <w:rFonts w:ascii="Times New Roman" w:hAnsi="Times New Roman" w:cs="PT Astra Serif"/>
+          <w:sz w:val="28"/>
+          <w:szCs w:val="28"/>
+        </w:rPr>
+      </w:pPr>
+      <w:r>
+        <w:rPr>
+          <w:rFonts w:cs="PT Astra Serif" w:ascii="Times New Roman" w:hAnsi="Times New Roman"/>
+          <w:sz w:val="28"/>
+          <w:szCs w:val="28"/>
+        </w:rPr>
+        <w:t>echo "#---Конец нужной информации ($(hostname)---#)"</w:t>
+      </w:r>
+    </w:p>
+    <w:p>
+      <w:pPr>
+        <w:pStyle w:val="Normal"/>
+        <w:spacing w:lineRule="auto" w:line="360"/>
+        <w:ind w:firstLine="708" w:start="0" w:end="0"/>
+        <w:jc w:val="both"/>
+        <w:rPr>
+          <w:rFonts w:ascii="Times New Roman" w:hAnsi="Times New Roman" w:cs="PT Astra Serif"/>
+        </w:rPr>
+      </w:pPr>
+      <w:r>
+        <w:rPr>
+          <w:rFonts w:cs="PT Astra Serif" w:ascii="Times New Roman" w:hAnsi="Times New Roman"/>
+        </w:rPr>
+      </w:r>
+    </w:p>
+    <w:p>
+      <w:pPr>
+        <w:pStyle w:val="Normal"/>
+        <w:spacing w:lineRule="auto" w:line="360"/>
+        <w:jc w:val="center"/>
+        <w:rPr/>
+      </w:pPr>
+      <w:r>
+        <w:rPr>
+          <w:rFonts w:cs="PT Astra Serif" w:ascii="Times New Roman" w:hAnsi="Times New Roman"/>
+          <w:b/>
+          <w:bCs/>
+          <w:sz w:val="28"/>
+          <w:szCs w:val="28"/>
+        </w:rPr>
+        <w:t>Временный каталог temp</w:t>
       </w:r>
     </w:p>
     <w:p>
@@ -1493,9 +1821,9 @@
         <w:rPr/>
         <w:drawing>
           <wp:inline distT="0" distB="0" distL="0" distR="0">
-            <wp:extent cx="4201160" cy="994410"/>
+            <wp:extent cx="2947035" cy="814070"/>
             <wp:effectExtent l="0" t="0" r="0" b="0"/>
-            <wp:docPr id="6" name="Изображение7" descr="" title=""/>
+            <wp:docPr id="6" name="Изображение5"/>
             <wp:cNvGraphicFramePr>
               <a:graphicFrameLocks xmlns:a="http://schemas.openxmlformats.org/drawingml/2006/main" noChangeAspect="1"/>
             </wp:cNvGraphicFramePr>
@@ -1503,7 +1831,7 @@
               <a:graphicData uri="http://schemas.openxmlformats.org/drawingml/2006/picture">
                 <pic:pic xmlns:pic="http://schemas.openxmlformats.org/drawingml/2006/picture">
                   <pic:nvPicPr>
-                    <pic:cNvPr id="6" name="Изображение7" descr="" title=""/>
+                    <pic:cNvPr id="6" name="Изображение5"/>
                     <pic:cNvPicPr>
                       <a:picLocks noChangeAspect="1" noChangeArrowheads="1"/>
                     </pic:cNvPicPr>
@@ -1517,7 +1845,7 @@
                   <pic:spPr bwMode="auto">
                     <a:xfrm>
                       <a:off x="0" y="0"/>
-                      <a:ext cx="4201160" cy="994410"/>
+                      <a:ext cx="2947035" cy="814070"/>
                     </a:xfrm>
                     <a:prstGeom prst="rect">
                       <a:avLst/>
@@ -1534,71 +1862,97 @@
     <w:p>
       <w:pPr>
         <w:pStyle w:val="Normal"/>
-        <w:spacing w:lineRule="auto" w:line="360"/>
+        <w:spacing w:lineRule="auto" w:line="276"/>
+        <w:ind w:firstLine="708"/>
+        <w:jc w:val="both"/>
+        <w:rPr>
+          <w:sz w:val="26"/>
+          <w:szCs w:val="26"/>
+        </w:rPr>
+      </w:pPr>
+      <w:r>
+        <w:rPr>
+          <w:rFonts w:eastAsia="PT Astra Serif" w:cs="PT Astra Serif" w:ascii="Times New Roman" w:hAnsi="Times New Roman"/>
+          <w:sz w:val="26"/>
+          <w:szCs w:val="26"/>
+        </w:rPr>
+        <w:t xml:space="preserve">В каталоге </w:t>
+      </w:r>
+      <w:r>
+        <w:rPr>
+          <w:rFonts w:eastAsia="PT Astra Serif" w:cs="PT Astra Serif" w:ascii="Times New Roman" w:hAnsi="Times New Roman"/>
+          <w:b/>
+          <w:bCs/>
+          <w:sz w:val="26"/>
+          <w:szCs w:val="26"/>
+        </w:rPr>
+        <w:t>temp</w:t>
+      </w:r>
+      <w:r>
+        <w:rPr>
+          <w:rFonts w:eastAsia="PT Astra Serif" w:cs="PT Astra Serif" w:ascii="Times New Roman" w:hAnsi="Times New Roman"/>
+          <w:sz w:val="26"/>
+          <w:szCs w:val="26"/>
+        </w:rPr>
+        <w:t xml:space="preserve"> (создается автоматически) хранятся временные файлы, необходимые для отправки. После выполнения созданные файлы автоматически удаляются (Файлы не удалятся в случае закрытия скрипта до завершения отправки после </w:t>
+      </w:r>
+      <w:r>
+        <w:rPr>
+          <w:rFonts w:eastAsia="PT Astra Serif" w:cs="PT Astra Serif" w:ascii="Times New Roman" w:hAnsi="Times New Roman"/>
+          <w:color w:val="000000"/>
+          <w:sz w:val="26"/>
+          <w:szCs w:val="26"/>
+          <w:shd w:fill="FFFFFF" w:val="clear"/>
+        </w:rPr>
+        <w:t>подготовки файлов для передачи</w:t>
+      </w:r>
+      <w:r>
+        <w:rPr>
+          <w:rFonts w:eastAsia="PT Astra Serif" w:cs="PT Astra Serif" w:ascii="Times New Roman" w:hAnsi="Times New Roman"/>
+          <w:sz w:val="26"/>
+          <w:szCs w:val="26"/>
+        </w:rPr>
+        <w:t>).</w:t>
+      </w:r>
+    </w:p>
+    <w:p>
+      <w:pPr>
+        <w:pStyle w:val="Normal"/>
+        <w:spacing w:lineRule="auto" w:line="276"/>
+        <w:ind w:firstLine="708"/>
+        <w:jc w:val="both"/>
+        <w:rPr>
+          <w:rFonts w:ascii="Times New Roman" w:hAnsi="Times New Roman" w:eastAsia="PT Astra Serif" w:cs="PT Astra Serif"/>
+        </w:rPr>
+      </w:pPr>
+      <w:r>
+        <w:rPr>
+          <w:rFonts w:eastAsia="PT Astra Serif" w:cs="PT Astra Serif" w:ascii="Times New Roman" w:hAnsi="Times New Roman"/>
+        </w:rPr>
+      </w:r>
+    </w:p>
+    <w:p>
+      <w:pPr>
+        <w:pStyle w:val="Normal"/>
+        <w:spacing w:lineRule="auto" w:line="276"/>
         <w:jc w:val="center"/>
         <w:rPr/>
       </w:pPr>
       <w:r>
         <w:rPr>
           <w:rFonts w:eastAsia="PT Astra Serif" w:cs="PT Astra Serif" w:ascii="Times New Roman" w:hAnsi="Times New Roman"/>
-          <w:sz w:val="28"/>
-          <w:szCs w:val="28"/>
-        </w:rPr>
-        <w:t>Каталог с файлами хостов</w:t>
-      </w:r>
-    </w:p>
-    <w:p>
-      <w:pPr>
-        <w:pStyle w:val="Normal"/>
-        <w:spacing w:lineRule="auto" w:line="360"/>
-        <w:jc w:val="center"/>
-        <w:rPr>
-          <w:rFonts w:ascii="Times New Roman" w:hAnsi="Times New Roman" w:eastAsia="PT Astra Serif" w:cs="PT Astra Serif"/>
-        </w:rPr>
-      </w:pPr>
-      <w:r>
-        <w:rPr>
-          <w:rFonts w:eastAsia="PT Astra Serif" w:cs="PT Astra Serif" w:ascii="Times New Roman" w:hAnsi="Times New Roman"/>
-        </w:rPr>
-      </w:r>
-    </w:p>
-    <w:p>
-      <w:pPr>
-        <w:pStyle w:val="Normal"/>
-        <w:spacing w:lineRule="auto" w:line="360"/>
-        <w:jc w:val="center"/>
-        <w:rPr>
-          <w:rFonts w:ascii="Times New Roman" w:hAnsi="Times New Roman" w:eastAsia="PT Astra Serif" w:cs="PT Astra Serif"/>
-        </w:rPr>
-      </w:pPr>
-      <w:r>
-        <w:rPr>
-          <w:rFonts w:eastAsia="PT Astra Serif" w:cs="PT Astra Serif" w:ascii="Times New Roman" w:hAnsi="Times New Roman"/>
-        </w:rPr>
-      </w:r>
-    </w:p>
-    <w:p>
-      <w:pPr>
-        <w:pStyle w:val="Normal"/>
-        <w:spacing w:lineRule="auto" w:line="360"/>
-        <w:jc w:val="center"/>
-        <w:rPr/>
-      </w:pPr>
-      <w:r>
-        <w:rPr>
-          <w:rFonts w:eastAsia="PT Astra Serif" w:cs="PT Astra Serif" w:ascii="Times New Roman" w:hAnsi="Times New Roman"/>
-          <w:b/>
-          <w:bCs/>
-          <w:sz w:val="28"/>
-          <w:szCs w:val="28"/>
-        </w:rPr>
-        <w:t>Каталог sendfunc</w:t>
-      </w:r>
-    </w:p>
-    <w:p>
-      <w:pPr>
-        <w:pStyle w:val="Normal"/>
-        <w:spacing w:lineRule="auto" w:line="360"/>
+          <w:b/>
+          <w:bCs/>
+          <w:sz w:val="28"/>
+          <w:szCs w:val="28"/>
+        </w:rPr>
+        <w:t>Каталог ./conf/fileshosts</w:t>
+      </w:r>
+    </w:p>
+    <w:p>
+      <w:pPr>
+        <w:pStyle w:val="Normal"/>
+        <w:spacing w:lineRule="auto" w:line="276"/>
         <w:jc w:val="center"/>
         <w:rPr/>
       </w:pPr>
@@ -1606,9 +1960,9 @@
         <w:rPr/>
         <w:drawing>
           <wp:inline distT="0" distB="0" distL="0" distR="0">
-            <wp:extent cx="4538345" cy="1087120"/>
+            <wp:extent cx="3586480" cy="848995"/>
             <wp:effectExtent l="0" t="0" r="0" b="0"/>
-            <wp:docPr id="7" name="Изображение6" descr="" title=""/>
+            <wp:docPr id="7" name="Изображение7"/>
             <wp:cNvGraphicFramePr>
               <a:graphicFrameLocks xmlns:a="http://schemas.openxmlformats.org/drawingml/2006/main" noChangeAspect="1"/>
             </wp:cNvGraphicFramePr>
@@ -1616,7 +1970,7 @@
               <a:graphicData uri="http://schemas.openxmlformats.org/drawingml/2006/picture">
                 <pic:pic xmlns:pic="http://schemas.openxmlformats.org/drawingml/2006/picture">
                   <pic:nvPicPr>
-                    <pic:cNvPr id="7" name="Изображение6" descr="" title=""/>
+                    <pic:cNvPr id="7" name="Изображение7"/>
                     <pic:cNvPicPr>
                       <a:picLocks noChangeAspect="1" noChangeArrowheads="1"/>
                     </pic:cNvPicPr>
@@ -1630,7 +1984,7 @@
                   <pic:spPr bwMode="auto">
                     <a:xfrm>
                       <a:off x="0" y="0"/>
-                      <a:ext cx="4538345" cy="1087120"/>
+                      <a:ext cx="3586480" cy="848995"/>
                     </a:xfrm>
                     <a:prstGeom prst="rect">
                       <a:avLst/>
@@ -1647,837 +2001,59 @@
     <w:p>
       <w:pPr>
         <w:pStyle w:val="Normal"/>
-        <w:spacing w:lineRule="auto" w:line="360"/>
-        <w:jc w:val="both"/>
-        <w:rPr/>
-      </w:pPr>
-      <w:r>
-        <w:rPr>
-          <w:rFonts w:eastAsia="PT Astra Serif" w:cs="PT Astra Serif" w:ascii="Times New Roman" w:hAnsi="Times New Roman"/>
-          <w:b w:val="false"/>
-          <w:bCs w:val="false"/>
+        <w:spacing w:lineRule="auto" w:line="276"/>
+        <w:jc w:val="center"/>
+        <w:rPr>
           <w:sz w:val="26"/>
           <w:szCs w:val="26"/>
         </w:rPr>
-        <w:tab/>
-      </w:r>
-      <w:r>
-        <w:rPr>
-          <w:rFonts w:eastAsia="PT Astra Serif" w:cs="PT Astra Serif" w:ascii="Times New Roman" w:hAnsi="Times New Roman"/>
-          <w:b w:val="false"/>
-          <w:bCs w:val="false"/>
-          <w:sz w:val="28"/>
-          <w:szCs w:val="28"/>
-        </w:rPr>
-        <w:t xml:space="preserve">В каталоге </w:t>
-      </w:r>
-      <w:r>
-        <w:rPr>
-          <w:rFonts w:eastAsia="PT Astra Serif" w:cs="PT Astra Serif" w:ascii="Times New Roman" w:hAnsi="Times New Roman"/>
-          <w:b/>
-          <w:bCs/>
-          <w:sz w:val="28"/>
-          <w:szCs w:val="28"/>
-        </w:rPr>
-        <w:t xml:space="preserve">sendfunc </w:t>
-      </w:r>
-      <w:r>
-        <w:rPr>
-          <w:rFonts w:eastAsia="PT Astra Serif" w:cs="PT Astra Serif" w:ascii="Times New Roman" w:hAnsi="Times New Roman"/>
-          <w:b w:val="false"/>
-          <w:bCs w:val="false"/>
-          <w:sz w:val="28"/>
-          <w:szCs w:val="28"/>
-        </w:rPr>
-        <w:t xml:space="preserve">находятся файлы, которые будут переданы на удаленный компьютер, если вы укажите имена нужных файлов в массиве </w:t>
-      </w:r>
-      <w:r>
-        <w:rPr>
-          <w:rFonts w:eastAsia="PT Astra Serif" w:cs="PT Astra Serif" w:ascii="Times New Roman" w:hAnsi="Times New Roman"/>
-          <w:b/>
-          <w:bCs/>
-          <w:sz w:val="28"/>
-          <w:szCs w:val="28"/>
-        </w:rPr>
-        <w:t>list_source_func</w:t>
-      </w:r>
-      <w:r>
-        <w:rPr>
-          <w:rFonts w:eastAsia="PT Astra Serif" w:cs="PT Astra Serif" w:ascii="Times New Roman" w:hAnsi="Times New Roman"/>
-          <w:b w:val="false"/>
-          <w:bCs w:val="false"/>
-          <w:sz w:val="28"/>
-          <w:szCs w:val="28"/>
-        </w:rPr>
-        <w:t xml:space="preserve"> в вашем скрипте (описание будет в примере скрипта).</w:t>
-      </w:r>
-    </w:p>
-    <w:p>
-      <w:pPr>
-        <w:pStyle w:val="Normal"/>
-        <w:spacing w:lineRule="auto" w:line="360"/>
-        <w:jc w:val="both"/>
-        <w:rPr>
-          <w:rFonts w:ascii="Times New Roman" w:hAnsi="Times New Roman"/>
-        </w:rPr>
-      </w:pPr>
-      <w:r>
-        <w:rPr>
-          <w:rFonts w:ascii="Times New Roman" w:hAnsi="Times New Roman"/>
-        </w:rPr>
-      </w:r>
-    </w:p>
-    <w:p>
-      <w:pPr>
-        <w:pStyle w:val="Heading2"/>
-        <w:spacing w:lineRule="auto" w:line="360"/>
-        <w:ind w:hanging="0" w:start="0"/>
-        <w:rPr/>
-      </w:pPr>
-      <w:bookmarkStart w:id="5" w:name="__RefHeading___Toc914_4165224408"/>
-      <w:bookmarkEnd w:id="5"/>
-      <w:r>
-        <w:rPr>
-          <w:rFonts w:eastAsia="PT Astra Serif" w:cs="PT Astra Serif"/>
-          <w:b/>
-          <w:bCs/>
-          <w:color w:val="000000"/>
-        </w:rPr>
-        <w:t>Список</w:t>
-      </w:r>
-      <w:bookmarkStart w:id="6" w:name="_Toc10"/>
-      <w:r>
-        <w:rPr>
-          <w:rFonts w:eastAsia="PT Astra Serif" w:cs="PT Astra Serif"/>
-          <w:b/>
-          <w:bCs/>
-          <w:color w:val="000000"/>
-        </w:rPr>
-        <w:t xml:space="preserve"> файлов</w:t>
-      </w:r>
-      <w:bookmarkEnd w:id="6"/>
-    </w:p>
-    <w:p>
-      <w:pPr>
-        <w:pStyle w:val="Normal"/>
-        <w:spacing w:lineRule="auto" w:line="360"/>
-        <w:ind w:hanging="0" w:start="0" w:end="0"/>
-        <w:jc w:val="both"/>
-        <w:rPr/>
-      </w:pPr>
-      <w:r>
-        <w:rPr>
-          <w:rFonts w:eastAsia="PT Astra Serif" w:cs="PT Astra Serif" w:ascii="Times New Roman" w:hAnsi="Times New Roman"/>
-          <w:color w:val="000000"/>
-          <w:sz w:val="22"/>
-          <w:szCs w:val="22"/>
-        </w:rPr>
-        <w:tab/>
-      </w:r>
-      <w:r>
-        <w:rPr>
-          <w:rFonts w:eastAsia="PT Astra Serif" w:cs="PT Astra Serif" w:ascii="Times New Roman" w:hAnsi="Times New Roman"/>
-          <w:color w:val="000000"/>
-          <w:sz w:val="28"/>
-          <w:szCs w:val="28"/>
-        </w:rPr>
-        <w:t xml:space="preserve">Файлы </w:t>
-      </w:r>
-      <w:r>
-        <w:rPr>
-          <w:rFonts w:eastAsia="PT Astra Serif" w:cs="PT Astra Serif" w:ascii="Times New Roman" w:hAnsi="Times New Roman"/>
-          <w:b/>
-          <w:bCs/>
-          <w:color w:val="000000"/>
-          <w:sz w:val="28"/>
-          <w:szCs w:val="28"/>
-        </w:rPr>
-        <w:t>remote-temprunscript-cron</w:t>
-      </w:r>
-      <w:r>
-        <w:rPr>
-          <w:rFonts w:eastAsia="PT Astra Serif" w:cs="PT Astra Serif" w:ascii="Times New Roman" w:hAnsi="Times New Roman"/>
-          <w:color w:val="000000"/>
-          <w:sz w:val="28"/>
-          <w:szCs w:val="28"/>
-        </w:rPr>
-        <w:t xml:space="preserve"> и </w:t>
-      </w:r>
-      <w:r>
-        <w:rPr>
-          <w:rFonts w:eastAsia="PT Astra Serif" w:cs="PT Astra Serif" w:ascii="Times New Roman" w:hAnsi="Times New Roman"/>
-          <w:b/>
-          <w:bCs/>
-          <w:color w:val="000000"/>
-          <w:sz w:val="28"/>
-          <w:szCs w:val="28"/>
-        </w:rPr>
-        <w:t>remote-runprecommand.sh</w:t>
-      </w:r>
-      <w:r>
-        <w:rPr>
-          <w:rFonts w:eastAsia="PT Astra Serif" w:cs="PT Astra Serif" w:ascii="Times New Roman" w:hAnsi="Times New Roman"/>
-          <w:color w:val="000000"/>
-          <w:sz w:val="28"/>
-          <w:szCs w:val="28"/>
-        </w:rPr>
-        <w:t xml:space="preserve"> не требуют ручных изменений для работы. </w:t>
-      </w:r>
-    </w:p>
-    <w:p>
-      <w:pPr>
-        <w:pStyle w:val="Normal"/>
-        <w:numPr>
-          <w:ilvl w:val="0"/>
-          <w:numId w:val="5"/>
-        </w:numPr>
-        <w:spacing w:lineRule="auto" w:line="360"/>
-        <w:jc w:val="both"/>
-        <w:rPr/>
-      </w:pPr>
-      <w:r>
-        <w:rPr>
-          <w:rFonts w:eastAsia="PT Astra Serif" w:cs="PT Astra Serif" w:ascii="Times New Roman" w:hAnsi="Times New Roman"/>
-          <w:b/>
-          <w:bCs/>
-          <w:color w:val="000000"/>
-          <w:sz w:val="28"/>
-          <w:szCs w:val="28"/>
-        </w:rPr>
-        <w:t>remote-temprunscript-cron</w:t>
-      </w:r>
-      <w:r>
-        <w:rPr>
-          <w:rFonts w:eastAsia="PT Astra Serif" w:cs="PT Astra Serif" w:ascii="Times New Roman" w:hAnsi="Times New Roman"/>
-          <w:color w:val="000000"/>
-          <w:sz w:val="28"/>
-          <w:szCs w:val="28"/>
-        </w:rPr>
-        <w:t xml:space="preserve"> - подготовленный шаблон cron задачи, который автоматически меняется командами из </w:t>
-      </w:r>
-      <w:r>
-        <w:rPr>
-          <w:rFonts w:eastAsia="PT Astra Serif" w:cs="PT Astra Serif" w:ascii="Times New Roman" w:hAnsi="Times New Roman"/>
-          <w:b/>
-          <w:bCs/>
-          <w:color w:val="000000"/>
-          <w:sz w:val="28"/>
-          <w:szCs w:val="28"/>
-        </w:rPr>
-        <w:t>remote-runprecommand.sh</w:t>
-      </w:r>
-      <w:r>
-        <w:rPr>
-          <w:rFonts w:eastAsia="PT Astra Serif" w:cs="PT Astra Serif" w:ascii="Times New Roman" w:hAnsi="Times New Roman"/>
-          <w:color w:val="000000"/>
-          <w:sz w:val="28"/>
-          <w:szCs w:val="28"/>
-        </w:rPr>
-        <w:t>, если выбран тип выполнения «</w:t>
-      </w:r>
-      <w:r>
-        <w:rPr>
-          <w:rFonts w:eastAsia="PT Astra Serif" w:cs="PT Astra Serif" w:ascii="Times New Roman" w:hAnsi="Times New Roman"/>
-          <w:b/>
-          <w:bCs/>
-          <w:color w:val="000000"/>
-          <w:sz w:val="28"/>
-          <w:szCs w:val="28"/>
-        </w:rPr>
-        <w:t>Выполнение в фоновом режиме через задачу cron</w:t>
-      </w:r>
-      <w:r>
-        <w:rPr>
-          <w:rFonts w:eastAsia="PT Astra Serif" w:cs="PT Astra Serif" w:ascii="Times New Roman" w:hAnsi="Times New Roman"/>
-          <w:color w:val="000000"/>
-          <w:sz w:val="28"/>
-          <w:szCs w:val="28"/>
-        </w:rPr>
-        <w:t>».</w:t>
-      </w:r>
-    </w:p>
-    <w:p>
-      <w:pPr>
-        <w:pStyle w:val="Normal"/>
-        <w:numPr>
-          <w:ilvl w:val="0"/>
-          <w:numId w:val="5"/>
-        </w:numPr>
-        <w:spacing w:lineRule="auto" w:line="360"/>
-        <w:jc w:val="both"/>
-        <w:rPr/>
-      </w:pPr>
-      <w:r>
-        <w:rPr>
-          <w:rFonts w:eastAsia="PT Astra Serif" w:cs="PT Astra Serif" w:ascii="Times New Roman" w:hAnsi="Times New Roman"/>
-          <w:b/>
-          <w:bCs/>
-          <w:color w:val="000000"/>
-          <w:sz w:val="28"/>
-          <w:szCs w:val="28"/>
-        </w:rPr>
-        <w:t>remote-runprecommand.sh</w:t>
-      </w:r>
-      <w:r>
-        <w:rPr>
-          <w:rFonts w:eastAsia="PT Astra Serif" w:cs="PT Astra Serif" w:ascii="Times New Roman" w:hAnsi="Times New Roman"/>
-          <w:color w:val="000000"/>
-          <w:sz w:val="28"/>
-          <w:szCs w:val="28"/>
-        </w:rPr>
-        <w:t xml:space="preserve"> - Файл содержит функции для запуска скрипта с автовводом пароля sudo и запуска через cron задачу. Сам файл не передается на удаленный компьютер, а выполняется напрямую по ssh в base64 виде.</w:t>
-      </w:r>
-    </w:p>
-    <w:p>
-      <w:pPr>
-        <w:pStyle w:val="Normal"/>
-        <w:numPr>
-          <w:ilvl w:val="0"/>
-          <w:numId w:val="5"/>
-        </w:numPr>
-        <w:spacing w:lineRule="auto" w:line="360" w:before="0" w:after="0"/>
-        <w:jc w:val="both"/>
-        <w:rPr/>
-      </w:pPr>
-      <w:r>
-        <w:rPr>
-          <w:rFonts w:eastAsia="PT Astra Serif" w:cs="PT Astra Serif" w:ascii="Times New Roman" w:hAnsi="Times New Roman"/>
-          <w:b/>
-          <w:bCs/>
-          <w:color w:val="000000"/>
-          <w:sz w:val="28"/>
-          <w:szCs w:val="28"/>
-        </w:rPr>
-        <w:t>./conf/sssc.conf</w:t>
-      </w:r>
-      <w:r>
-        <w:rPr>
-          <w:rFonts w:eastAsia="PT Astra Serif" w:cs="PT Astra Serif" w:ascii="Times New Roman" w:hAnsi="Times New Roman"/>
-          <w:color w:val="000000"/>
-          <w:sz w:val="28"/>
-          <w:szCs w:val="28"/>
-        </w:rPr>
-        <w:t xml:space="preserve"> — файл конфигурации скрипта.</w:t>
-      </w:r>
-    </w:p>
-    <w:p>
-      <w:pPr>
-        <w:pStyle w:val="Normal"/>
-        <w:numPr>
-          <w:ilvl w:val="0"/>
-          <w:numId w:val="5"/>
-        </w:numPr>
-        <w:spacing w:lineRule="auto" w:line="360" w:before="0" w:after="0"/>
-        <w:jc w:val="both"/>
-        <w:rPr/>
-      </w:pPr>
-      <w:r>
-        <w:rPr>
-          <w:rFonts w:eastAsia="PT Astra Serif" w:cs="PT Astra Serif" w:ascii="Times New Roman" w:hAnsi="Times New Roman"/>
-          <w:b/>
-          <w:bCs/>
-          <w:color w:val="000000"/>
-          <w:sz w:val="28"/>
-          <w:szCs w:val="28"/>
-        </w:rPr>
-        <w:t>./conf/screenrc.conf</w:t>
-      </w:r>
-      <w:r>
-        <w:rPr>
-          <w:rFonts w:eastAsia="PT Astra Serif" w:cs="PT Astra Serif" w:ascii="Times New Roman" w:hAnsi="Times New Roman"/>
-          <w:color w:val="000000"/>
-          <w:sz w:val="28"/>
-          <w:szCs w:val="28"/>
-        </w:rPr>
-        <w:t xml:space="preserve"> – файл конфигурации </w:t>
-      </w:r>
-      <w:r>
-        <w:rPr>
-          <w:rFonts w:eastAsia="PT Astra Serif" w:cs="PT Astra Serif" w:ascii="Times New Roman" w:hAnsi="Times New Roman"/>
-          <w:b/>
-          <w:bCs/>
-          <w:color w:val="000000"/>
-          <w:sz w:val="28"/>
-          <w:szCs w:val="28"/>
-        </w:rPr>
-        <w:t>screen</w:t>
-      </w:r>
-      <w:r>
-        <w:rPr>
-          <w:rFonts w:eastAsia="PT Astra Serif" w:cs="PT Astra Serif" w:ascii="Times New Roman" w:hAnsi="Times New Roman"/>
-          <w:b w:val="false"/>
-          <w:bCs w:val="false"/>
-          <w:color w:val="000000"/>
-          <w:sz w:val="28"/>
-          <w:szCs w:val="28"/>
-        </w:rPr>
-        <w:t>.</w:t>
-      </w:r>
-    </w:p>
-    <w:p>
-      <w:pPr>
-        <w:pStyle w:val="Normal"/>
-        <w:numPr>
-          <w:ilvl w:val="0"/>
-          <w:numId w:val="5"/>
-        </w:numPr>
-        <w:spacing w:lineRule="auto" w:line="360" w:before="0" w:after="0"/>
-        <w:jc w:val="both"/>
-        <w:rPr/>
-      </w:pPr>
-      <w:r>
-        <w:rPr>
-          <w:rFonts w:eastAsia="PT Astra Serif" w:cs="PT Astra Serif" w:ascii="Times New Roman" w:hAnsi="Times New Roman"/>
-          <w:b/>
-          <w:bCs/>
-          <w:color w:val="000000"/>
-          <w:sz w:val="28"/>
-          <w:szCs w:val="28"/>
-        </w:rPr>
-        <w:t>./conf/use-color-text</w:t>
-      </w:r>
-      <w:r>
-        <w:rPr>
-          <w:rFonts w:eastAsia="PT Astra Serif" w:cs="PT Astra Serif" w:ascii="Times New Roman" w:hAnsi="Times New Roman"/>
-          <w:b w:val="false"/>
-          <w:bCs w:val="false"/>
-          <w:color w:val="000000"/>
-          <w:sz w:val="28"/>
-          <w:szCs w:val="28"/>
-        </w:rPr>
-        <w:t xml:space="preserve"> - файл настройки цветного текста (0 - отключить, 1 - включить). Если файл не существует или значение некорректно, то по умолчанию включено использование цветного текста.</w:t>
-      </w:r>
-      <w:r>
-        <w:rPr>
-          <w:rFonts w:eastAsia="PT Astra Serif" w:cs="PT Astra Serif" w:ascii="Times New Roman" w:hAnsi="Times New Roman"/>
-          <w:color w:val="000000"/>
-          <w:sz w:val="28"/>
-          <w:szCs w:val="28"/>
-        </w:rPr>
-        <w:t xml:space="preserve"> </w:t>
-      </w:r>
-      <w:r>
-        <w:br w:type="page"/>
-      </w:r>
-    </w:p>
-    <w:p>
-      <w:pPr>
-        <w:pStyle w:val="Heading1"/>
-        <w:spacing w:lineRule="auto" w:line="360" w:before="0" w:after="0"/>
-        <w:ind w:hanging="0" w:start="0"/>
-        <w:rPr/>
-      </w:pPr>
-      <w:bookmarkStart w:id="7" w:name="__RefHeading___Toc1388_2352097021"/>
-      <w:bookmarkEnd w:id="7"/>
-      <w:r>
-        <w:rPr>
-          <w:sz w:val="30"/>
-          <w:szCs w:val="30"/>
-        </w:rPr>
-        <w:t>Подготовка к запуску и отправке</w:t>
-      </w:r>
-    </w:p>
-    <w:p>
-      <w:pPr>
-        <w:pStyle w:val="Heading2"/>
-        <w:spacing w:lineRule="auto" w:line="360"/>
-        <w:ind w:hanging="0" w:start="283"/>
-        <w:rPr/>
-      </w:pPr>
-      <w:bookmarkStart w:id="8" w:name="__RefHeading___Toc1390_2352097021"/>
-      <w:bookmarkEnd w:id="8"/>
-      <w:r>
-        <w:rPr>
-          <w:b/>
-          <w:bCs/>
-        </w:rPr>
-        <w:t>Создание gpg файла с паролем и ssh ключа</w:t>
-      </w:r>
-    </w:p>
-    <w:p>
-      <w:pPr>
-        <w:pStyle w:val="Normal"/>
-        <w:spacing w:lineRule="auto" w:line="360"/>
-        <w:ind w:hanging="0" w:start="0" w:end="0"/>
-        <w:jc w:val="both"/>
-        <w:rPr/>
-      </w:pPr>
-      <w:r>
-        <w:rPr>
-          <w:rFonts w:eastAsia="PT Astra Serif" w:cs="PT Astra Serif" w:ascii="Times New Roman" w:hAnsi="Times New Roman"/>
-          <w:color w:val="000000"/>
-          <w:sz w:val="22"/>
-          <w:szCs w:val="22"/>
-        </w:rPr>
-        <w:tab/>
-      </w:r>
-      <w:r>
-        <w:rPr>
-          <w:rFonts w:eastAsia="PT Astra Serif" w:cs="PT Astra Serif" w:ascii="Times New Roman" w:hAnsi="Times New Roman"/>
-          <w:color w:val="000000"/>
-          <w:sz w:val="28"/>
-          <w:szCs w:val="28"/>
-        </w:rPr>
-        <w:t xml:space="preserve">Создать gpg файл с паролем вы можете сами или через скрипт </w:t>
-      </w:r>
-      <w:r>
-        <w:rPr>
-          <w:rFonts w:eastAsia="PT Astra Serif" w:cs="PT Astra Serif" w:ascii="Times New Roman" w:hAnsi="Times New Roman"/>
-          <w:b/>
-          <w:bCs/>
-          <w:color w:val="000000"/>
-          <w:sz w:val="28"/>
-          <w:szCs w:val="28"/>
-        </w:rPr>
-        <w:t>create-gpgpassfile.sh</w:t>
-      </w:r>
-      <w:r>
-        <w:rPr>
-          <w:rFonts w:eastAsia="PT Astra Serif" w:cs="PT Astra Serif" w:ascii="Times New Roman" w:hAnsi="Times New Roman"/>
-          <w:color w:val="000000"/>
-          <w:sz w:val="28"/>
-          <w:szCs w:val="28"/>
-        </w:rPr>
-        <w:t xml:space="preserve">. Для создания ssh ключа используйте команду </w:t>
-      </w:r>
-      <w:r>
-        <w:rPr>
-          <w:rFonts w:eastAsia="PT Astra Serif" w:cs="PT Astra Serif" w:ascii="Times New Roman" w:hAnsi="Times New Roman"/>
-          <w:b/>
-          <w:bCs/>
-          <w:color w:val="000000"/>
-          <w:sz w:val="28"/>
-          <w:szCs w:val="28"/>
-        </w:rPr>
-        <w:t>ssh-keygen</w:t>
-      </w:r>
-      <w:r>
-        <w:rPr>
-          <w:rFonts w:eastAsia="PT Astra Serif" w:cs="PT Astra Serif" w:ascii="Times New Roman" w:hAnsi="Times New Roman"/>
-          <w:color w:val="000000"/>
-          <w:sz w:val="28"/>
-          <w:szCs w:val="28"/>
-        </w:rPr>
-        <w:t>.</w:t>
-      </w:r>
-    </w:p>
-    <w:p>
-      <w:pPr>
-        <w:pStyle w:val="Normal"/>
-        <w:spacing w:lineRule="auto" w:line="360"/>
-        <w:ind w:hanging="0" w:start="0" w:end="0"/>
-        <w:jc w:val="both"/>
-        <w:rPr/>
-      </w:pPr>
-      <w:r>
-        <w:rPr>
-          <w:rFonts w:eastAsia="PT Astra Serif" w:cs="PT Astra Serif" w:ascii="Times New Roman" w:hAnsi="Times New Roman"/>
-          <w:color w:val="000000"/>
-          <w:sz w:val="28"/>
-          <w:szCs w:val="28"/>
-        </w:rPr>
-        <w:tab/>
-        <w:t xml:space="preserve">При использовании ключей с паролем можно добавить следующий код в ваш </w:t>
-      </w:r>
-      <w:r>
-        <w:rPr>
-          <w:rFonts w:eastAsia="PT Astra Serif" w:cs="PT Astra Serif" w:ascii="Times New Roman" w:hAnsi="Times New Roman"/>
-          <w:b/>
-          <w:bCs/>
-          <w:color w:val="000000"/>
-          <w:sz w:val="28"/>
-          <w:szCs w:val="28"/>
-        </w:rPr>
-        <w:t>~/.profile</w:t>
-      </w:r>
-      <w:r>
-        <w:rPr>
-          <w:rFonts w:eastAsia="PT Astra Serif" w:cs="PT Astra Serif" w:ascii="Times New Roman" w:hAnsi="Times New Roman"/>
-          <w:color w:val="000000"/>
-          <w:sz w:val="28"/>
-          <w:szCs w:val="28"/>
-        </w:rPr>
-        <w:t xml:space="preserve"> для однократного введения пароля ключа:</w:t>
-      </w:r>
-    </w:p>
-    <w:p>
-      <w:pPr>
-        <w:pStyle w:val="Normal"/>
-        <w:spacing w:lineRule="auto" w:line="360"/>
-        <w:ind w:hanging="0" w:start="850" w:end="0"/>
-        <w:jc w:val="both"/>
-        <w:rPr/>
-      </w:pPr>
-      <w:r>
-        <w:rPr>
-          <w:rFonts w:eastAsia="PT Astra Serif" w:cs="PT Astra Serif" w:ascii="Times New Roman" w:hAnsi="Times New Roman"/>
-          <w:color w:val="000000"/>
-          <w:sz w:val="28"/>
-          <w:szCs w:val="28"/>
-        </w:rPr>
-        <w:t>if [ -n "$(which ssh-agent)" ]; then</w:t>
-      </w:r>
-    </w:p>
-    <w:p>
-      <w:pPr>
-        <w:pStyle w:val="Normal"/>
-        <w:spacing w:lineRule="auto" w:line="360"/>
-        <w:ind w:hanging="0" w:start="850" w:end="0"/>
-        <w:jc w:val="both"/>
-        <w:rPr/>
-      </w:pPr>
-      <w:r>
-        <w:rPr>
-          <w:rFonts w:eastAsia="PT Astra Serif" w:cs="PT Astra Serif" w:ascii="Times New Roman" w:hAnsi="Times New Roman"/>
-          <w:color w:val="000000"/>
-          <w:sz w:val="28"/>
-          <w:szCs w:val="28"/>
-        </w:rPr>
-        <w:t>if [ ! -S ~/.ssh/ssh_auth_sock ]; then</w:t>
-      </w:r>
-    </w:p>
-    <w:p>
-      <w:pPr>
-        <w:pStyle w:val="Normal"/>
-        <w:spacing w:lineRule="auto" w:line="360"/>
-        <w:ind w:hanging="0" w:start="850" w:end="0"/>
-        <w:jc w:val="both"/>
-        <w:rPr/>
-      </w:pPr>
-      <w:r>
-        <w:rPr>
-          <w:rFonts w:eastAsia="PT Astra Serif" w:cs="PT Astra Serif" w:ascii="Times New Roman" w:hAnsi="Times New Roman"/>
-          <w:color w:val="000000"/>
-          <w:sz w:val="28"/>
-          <w:szCs w:val="28"/>
-        </w:rPr>
-        <w:t>if [ "$(pgrep -f ssh-agent -u "$USER" | wc -l)" -gt "0" ]; then</w:t>
-      </w:r>
-    </w:p>
-    <w:p>
-      <w:pPr>
-        <w:pStyle w:val="Normal"/>
-        <w:spacing w:lineRule="auto" w:line="360"/>
-        <w:ind w:hanging="0" w:start="850" w:end="0"/>
-        <w:jc w:val="both"/>
-        <w:rPr/>
-      </w:pPr>
-      <w:r>
-        <w:rPr>
-          <w:rFonts w:eastAsia="PT Astra Serif" w:cs="PT Astra Serif" w:ascii="Times New Roman" w:hAnsi="Times New Roman"/>
-          <w:color w:val="000000"/>
-          <w:sz w:val="28"/>
-          <w:szCs w:val="28"/>
-        </w:rPr>
-        <w:t>for pid_value in $(pgrep -f ssh-agent -u "$USER"); do</w:t>
-      </w:r>
-    </w:p>
-    <w:p>
-      <w:pPr>
-        <w:pStyle w:val="Normal"/>
-        <w:spacing w:lineRule="auto" w:line="360"/>
-        <w:ind w:hanging="0" w:start="850" w:end="0"/>
-        <w:jc w:val="both"/>
-        <w:rPr/>
-      </w:pPr>
-      <w:r>
-        <w:rPr>
-          <w:rFonts w:eastAsia="PT Astra Serif" w:cs="PT Astra Serif" w:ascii="Times New Roman" w:hAnsi="Times New Roman"/>
-          <w:color w:val="000000"/>
-          <w:sz w:val="28"/>
-          <w:szCs w:val="28"/>
-        </w:rPr>
-        <w:t>kill -9 $pid_value</w:t>
-      </w:r>
-    </w:p>
-    <w:p>
-      <w:pPr>
-        <w:pStyle w:val="Normal"/>
-        <w:spacing w:lineRule="auto" w:line="360"/>
-        <w:ind w:hanging="0" w:start="850" w:end="0"/>
-        <w:jc w:val="both"/>
-        <w:rPr/>
-      </w:pPr>
-      <w:r>
-        <w:rPr>
-          <w:rFonts w:eastAsia="PT Astra Serif" w:cs="PT Astra Serif" w:ascii="Times New Roman" w:hAnsi="Times New Roman"/>
-          <w:color w:val="000000"/>
-          <w:sz w:val="28"/>
-          <w:szCs w:val="28"/>
-        </w:rPr>
-        <w:t>done</w:t>
-      </w:r>
-    </w:p>
-    <w:p>
-      <w:pPr>
-        <w:pStyle w:val="Normal"/>
-        <w:spacing w:lineRule="auto" w:line="360"/>
-        <w:ind w:hanging="0" w:start="850" w:end="0"/>
-        <w:jc w:val="both"/>
-        <w:rPr/>
-      </w:pPr>
-      <w:r>
-        <w:rPr>
-          <w:rFonts w:eastAsia="PT Astra Serif" w:cs="PT Astra Serif" w:ascii="Times New Roman" w:hAnsi="Times New Roman"/>
-          <w:color w:val="000000"/>
-          <w:sz w:val="28"/>
-          <w:szCs w:val="28"/>
-        </w:rPr>
-        <w:t>fi</w:t>
-      </w:r>
-    </w:p>
-    <w:p>
-      <w:pPr>
-        <w:pStyle w:val="Normal"/>
-        <w:spacing w:lineRule="auto" w:line="360"/>
-        <w:ind w:hanging="0" w:start="850" w:end="0"/>
-        <w:jc w:val="both"/>
-        <w:rPr/>
-      </w:pPr>
-      <w:r>
-        <w:rPr>
-          <w:rFonts w:eastAsia="PT Astra Serif" w:cs="PT Astra Serif" w:ascii="Times New Roman" w:hAnsi="Times New Roman"/>
-          <w:color w:val="000000"/>
-          <w:sz w:val="28"/>
-          <w:szCs w:val="28"/>
-        </w:rPr>
-        <w:t>eval `ssh-agent 2&gt;/dev/null`</w:t>
-      </w:r>
-    </w:p>
-    <w:p>
-      <w:pPr>
-        <w:pStyle w:val="Normal"/>
-        <w:spacing w:lineRule="auto" w:line="360"/>
-        <w:ind w:hanging="0" w:start="850" w:end="0"/>
-        <w:jc w:val="both"/>
-        <w:rPr/>
-      </w:pPr>
-      <w:r>
-        <w:rPr>
-          <w:rFonts w:eastAsia="PT Astra Serif" w:cs="PT Astra Serif" w:ascii="Times New Roman" w:hAnsi="Times New Roman"/>
-          <w:color w:val="000000"/>
-          <w:sz w:val="28"/>
-          <w:szCs w:val="28"/>
-        </w:rPr>
-        <w:t>mkdir -p ~/.ssh</w:t>
-      </w:r>
-    </w:p>
-    <w:p>
-      <w:pPr>
-        <w:pStyle w:val="Normal"/>
-        <w:spacing w:lineRule="auto" w:line="360"/>
-        <w:ind w:hanging="0" w:start="850" w:end="0"/>
-        <w:jc w:val="both"/>
-        <w:rPr/>
-      </w:pPr>
-      <w:r>
-        <w:rPr>
-          <w:rFonts w:eastAsia="PT Astra Serif" w:cs="PT Astra Serif" w:ascii="Times New Roman" w:hAnsi="Times New Roman"/>
-          <w:color w:val="000000"/>
-          <w:sz w:val="28"/>
-          <w:szCs w:val="28"/>
-        </w:rPr>
-        <w:t>ln -sf "$SSH_AUTH_SOCK" ~/.ssh/ssh_auth_sock</w:t>
-      </w:r>
-    </w:p>
-    <w:p>
-      <w:pPr>
-        <w:pStyle w:val="Normal"/>
-        <w:spacing w:lineRule="auto" w:line="360"/>
-        <w:ind w:hanging="0" w:start="850" w:end="0"/>
-        <w:jc w:val="both"/>
-        <w:rPr/>
-      </w:pPr>
-      <w:r>
-        <w:rPr>
-          <w:rFonts w:eastAsia="PT Astra Serif" w:cs="PT Astra Serif" w:ascii="Times New Roman" w:hAnsi="Times New Roman"/>
-          <w:color w:val="000000"/>
-          <w:sz w:val="28"/>
-          <w:szCs w:val="28"/>
-        </w:rPr>
-        <w:t>fi</w:t>
-      </w:r>
-    </w:p>
-    <w:p>
-      <w:pPr>
-        <w:pStyle w:val="Normal"/>
-        <w:spacing w:lineRule="auto" w:line="360"/>
-        <w:ind w:hanging="0" w:start="850" w:end="0"/>
-        <w:jc w:val="both"/>
-        <w:rPr/>
-      </w:pPr>
-      <w:r>
-        <w:rPr>
-          <w:rFonts w:eastAsia="PT Astra Serif" w:cs="PT Astra Serif" w:ascii="Times New Roman" w:hAnsi="Times New Roman"/>
-          <w:color w:val="000000"/>
-          <w:sz w:val="28"/>
-          <w:szCs w:val="28"/>
-        </w:rPr>
-        <w:t>export SSH_AUTH_SOCK=~/.ssh/ssh_auth_sock</w:t>
-      </w:r>
-    </w:p>
-    <w:p>
-      <w:pPr>
-        <w:pStyle w:val="Normal"/>
-        <w:spacing w:lineRule="auto" w:line="360"/>
-        <w:ind w:hanging="0" w:start="850" w:end="0"/>
-        <w:jc w:val="both"/>
-        <w:rPr/>
-      </w:pPr>
-      <w:r>
-        <w:rPr>
-          <w:rFonts w:eastAsia="PT Astra Serif" w:cs="PT Astra Serif" w:ascii="Times New Roman" w:hAnsi="Times New Roman"/>
-          <w:color w:val="000000"/>
-          <w:sz w:val="28"/>
-          <w:szCs w:val="28"/>
-        </w:rPr>
-        <w:t>fi</w:t>
-      </w:r>
-    </w:p>
-    <w:p>
-      <w:pPr>
-        <w:pStyle w:val="Normal"/>
-        <w:spacing w:lineRule="auto" w:line="360"/>
-        <w:ind w:hanging="0" w:start="0" w:end="0"/>
-        <w:jc w:val="both"/>
-        <w:rPr/>
-      </w:pPr>
-      <w:r>
-        <w:rPr>
-          <w:rFonts w:eastAsia="PT Astra Serif" w:cs="PT Astra Serif" w:ascii="Times New Roman" w:hAnsi="Times New Roman"/>
-          <w:color w:val="000000"/>
-          <w:sz w:val="28"/>
-          <w:szCs w:val="28"/>
-        </w:rPr>
-        <w:tab/>
-        <w:t xml:space="preserve">Таким образом расшифрованный ключ будет храниться в памяти до завершения сессии/перезагрузки или пока вы не закроете процесс </w:t>
-      </w:r>
-      <w:r>
-        <w:rPr>
-          <w:rFonts w:eastAsia="PT Astra Serif" w:cs="PT Astra Serif" w:ascii="Times New Roman" w:hAnsi="Times New Roman"/>
-          <w:b/>
-          <w:bCs/>
-          <w:color w:val="000000"/>
-          <w:sz w:val="28"/>
-          <w:szCs w:val="28"/>
-        </w:rPr>
-        <w:t>ssh-agent</w:t>
-      </w:r>
-      <w:r>
-        <w:rPr>
-          <w:rFonts w:eastAsia="PT Astra Serif" w:cs="PT Astra Serif" w:ascii="Times New Roman" w:hAnsi="Times New Roman"/>
-          <w:color w:val="000000"/>
-          <w:sz w:val="28"/>
-          <w:szCs w:val="28"/>
-        </w:rPr>
-        <w:t>.</w:t>
-      </w:r>
-    </w:p>
-    <w:p>
-      <w:pPr>
-        <w:pStyle w:val="Normal"/>
-        <w:spacing w:lineRule="auto" w:line="360"/>
-        <w:ind w:hanging="0" w:start="0" w:end="0"/>
+      </w:pPr>
+      <w:r>
+        <w:rPr>
+          <w:rFonts w:eastAsia="PT Astra Serif" w:cs="PT Astra Serif" w:ascii="Times New Roman" w:hAnsi="Times New Roman"/>
+          <w:sz w:val="26"/>
+          <w:szCs w:val="26"/>
+        </w:rPr>
+        <w:t>Каталог с файлами хостов</w:t>
+      </w:r>
+    </w:p>
+    <w:p>
+      <w:pPr>
+        <w:pStyle w:val="Normal"/>
+        <w:spacing w:lineRule="auto" w:line="276"/>
+        <w:jc w:val="center"/>
+        <w:rPr>
+          <w:rFonts w:ascii="Times New Roman" w:hAnsi="Times New Roman" w:eastAsia="PT Astra Serif" w:cs="PT Astra Serif"/>
+        </w:rPr>
+      </w:pPr>
+      <w:r>
+        <w:rPr>
+          <w:rFonts w:eastAsia="PT Astra Serif" w:cs="PT Astra Serif" w:ascii="Times New Roman" w:hAnsi="Times New Roman"/>
+        </w:rPr>
+      </w:r>
+    </w:p>
+    <w:p>
+      <w:pPr>
+        <w:pStyle w:val="Normal"/>
+        <w:spacing w:lineRule="auto" w:line="276"/>
+        <w:jc w:val="center"/>
+        <w:rPr/>
+      </w:pPr>
+      <w:r>
+        <w:rPr>
+          <w:rFonts w:eastAsia="PT Astra Serif" w:cs="PT Astra Serif" w:ascii="Times New Roman" w:hAnsi="Times New Roman"/>
+          <w:b/>
+          <w:bCs/>
+          <w:sz w:val="28"/>
+          <w:szCs w:val="28"/>
+        </w:rPr>
+        <w:t>Каталог sendfunc</w:t>
+      </w:r>
+    </w:p>
+    <w:p>
+      <w:pPr>
+        <w:pStyle w:val="Normal"/>
+        <w:spacing w:lineRule="auto" w:line="360"/>
         <w:jc w:val="center"/>
         <w:rPr/>
       </w:pPr>
@@ -2485,9 +2061,9 @@
         <w:rPr/>
         <w:drawing>
           <wp:inline distT="0" distB="0" distL="0" distR="0">
-            <wp:extent cx="6013450" cy="2613660"/>
+            <wp:extent cx="3361055" cy="805180"/>
             <wp:effectExtent l="0" t="0" r="0" b="0"/>
-            <wp:docPr id="8" name="Изображение8" descr="" title=""/>
+            <wp:docPr id="8" name="Изображение6"/>
             <wp:cNvGraphicFramePr>
               <a:graphicFrameLocks xmlns:a="http://schemas.openxmlformats.org/drawingml/2006/main" noChangeAspect="1"/>
             </wp:cNvGraphicFramePr>
@@ -2495,13 +2071,965 @@
               <a:graphicData uri="http://schemas.openxmlformats.org/drawingml/2006/picture">
                 <pic:pic xmlns:pic="http://schemas.openxmlformats.org/drawingml/2006/picture">
                   <pic:nvPicPr>
-                    <pic:cNvPr id="8" name="Изображение8" descr="" title=""/>
+                    <pic:cNvPr id="8" name="Изображение6"/>
                     <pic:cNvPicPr>
                       <a:picLocks noChangeAspect="1" noChangeArrowheads="1"/>
                     </pic:cNvPicPr>
                   </pic:nvPicPr>
                   <pic:blipFill>
                     <a:blip r:embed="rId11"/>
+                    <a:stretch>
+                      <a:fillRect/>
+                    </a:stretch>
+                  </pic:blipFill>
+                  <pic:spPr bwMode="auto">
+                    <a:xfrm>
+                      <a:off x="0" y="0"/>
+                      <a:ext cx="3361055" cy="805180"/>
+                    </a:xfrm>
+                    <a:prstGeom prst="rect">
+                      <a:avLst/>
+                    </a:prstGeom>
+                    <a:noFill/>
+                  </pic:spPr>
+                </pic:pic>
+              </a:graphicData>
+            </a:graphic>
+          </wp:inline>
+        </w:drawing>
+      </w:r>
+    </w:p>
+    <w:p>
+      <w:pPr>
+        <w:pStyle w:val="Normal"/>
+        <w:spacing w:lineRule="auto" w:line="276"/>
+        <w:jc w:val="both"/>
+        <w:rPr/>
+      </w:pPr>
+      <w:r>
+        <w:rPr>
+          <w:rFonts w:eastAsia="PT Astra Serif" w:cs="PT Astra Serif" w:ascii="Times New Roman" w:hAnsi="Times New Roman"/>
+          <w:b w:val="false"/>
+          <w:bCs w:val="false"/>
+          <w:sz w:val="26"/>
+          <w:szCs w:val="26"/>
+        </w:rPr>
+        <w:tab/>
+        <w:t xml:space="preserve">В каталоге </w:t>
+      </w:r>
+      <w:r>
+        <w:rPr>
+          <w:rFonts w:eastAsia="PT Astra Serif" w:cs="PT Astra Serif" w:ascii="Times New Roman" w:hAnsi="Times New Roman"/>
+          <w:b/>
+          <w:bCs/>
+          <w:sz w:val="26"/>
+          <w:szCs w:val="26"/>
+        </w:rPr>
+        <w:t xml:space="preserve">sendfunc </w:t>
+      </w:r>
+      <w:r>
+        <w:rPr>
+          <w:rFonts w:eastAsia="PT Astra Serif" w:cs="PT Astra Serif" w:ascii="Times New Roman" w:hAnsi="Times New Roman"/>
+          <w:b w:val="false"/>
+          <w:bCs w:val="false"/>
+          <w:sz w:val="26"/>
+          <w:szCs w:val="26"/>
+        </w:rPr>
+        <w:t xml:space="preserve">находятся файлы, которые будут переданы на удаленный компьютер, если вы укажите имена нужных файлов в массиве </w:t>
+      </w:r>
+      <w:r>
+        <w:rPr>
+          <w:rFonts w:eastAsia="PT Astra Serif" w:cs="PT Astra Serif" w:ascii="Times New Roman" w:hAnsi="Times New Roman"/>
+          <w:b/>
+          <w:bCs/>
+          <w:sz w:val="26"/>
+          <w:szCs w:val="26"/>
+        </w:rPr>
+        <w:t>list_source_func</w:t>
+      </w:r>
+      <w:r>
+        <w:rPr>
+          <w:rFonts w:eastAsia="PT Astra Serif" w:cs="PT Astra Serif" w:ascii="Times New Roman" w:hAnsi="Times New Roman"/>
+          <w:b w:val="false"/>
+          <w:bCs w:val="false"/>
+          <w:sz w:val="26"/>
+          <w:szCs w:val="26"/>
+        </w:rPr>
+        <w:t xml:space="preserve"> в вашем скрипте (описание будет в примере скрипта).</w:t>
+      </w:r>
+    </w:p>
+    <w:p>
+      <w:pPr>
+        <w:pStyle w:val="Normal"/>
+        <w:spacing w:lineRule="auto" w:line="276"/>
+        <w:jc w:val="both"/>
+        <w:rPr>
+          <w:rFonts w:ascii="Times New Roman" w:hAnsi="Times New Roman"/>
+        </w:rPr>
+      </w:pPr>
+      <w:r>
+        <w:rPr>
+          <w:rFonts w:ascii="Times New Roman" w:hAnsi="Times New Roman"/>
+        </w:rPr>
+      </w:r>
+    </w:p>
+    <w:p>
+      <w:pPr>
+        <w:pStyle w:val="Heading2"/>
+        <w:spacing w:lineRule="auto" w:line="276"/>
+        <w:ind w:hanging="0" w:start="0"/>
+        <w:rPr/>
+      </w:pPr>
+      <w:bookmarkStart w:id="5" w:name="__RefHeading___Toc914_4165224408"/>
+      <w:bookmarkEnd w:id="5"/>
+      <w:r>
+        <w:rPr>
+          <w:rFonts w:eastAsia="PT Astra Serif" w:cs="PT Astra Serif"/>
+          <w:b/>
+          <w:bCs/>
+          <w:color w:val="000000"/>
+        </w:rPr>
+        <w:t>Список</w:t>
+      </w:r>
+      <w:bookmarkStart w:id="6" w:name="_Toc10"/>
+      <w:r>
+        <w:rPr>
+          <w:rFonts w:eastAsia="PT Astra Serif" w:cs="PT Astra Serif"/>
+          <w:b/>
+          <w:bCs/>
+          <w:color w:val="000000"/>
+        </w:rPr>
+        <w:t xml:space="preserve"> файлов</w:t>
+      </w:r>
+      <w:bookmarkEnd w:id="6"/>
+    </w:p>
+    <w:p>
+      <w:pPr>
+        <w:pStyle w:val="Normal"/>
+        <w:spacing w:lineRule="auto" w:line="276"/>
+        <w:ind w:hanging="0" w:start="0" w:end="0"/>
+        <w:jc w:val="both"/>
+        <w:rPr/>
+      </w:pPr>
+      <w:r>
+        <w:rPr>
+          <w:rFonts w:eastAsia="PT Astra Serif" w:cs="PT Astra Serif" w:ascii="Times New Roman" w:hAnsi="Times New Roman"/>
+          <w:color w:val="000000"/>
+          <w:sz w:val="22"/>
+          <w:szCs w:val="22"/>
+        </w:rPr>
+        <w:tab/>
+      </w:r>
+      <w:r>
+        <w:rPr>
+          <w:rFonts w:eastAsia="PT Astra Serif" w:cs="PT Astra Serif" w:ascii="Times New Roman" w:hAnsi="Times New Roman"/>
+          <w:color w:val="000000"/>
+          <w:sz w:val="26"/>
+          <w:szCs w:val="26"/>
+        </w:rPr>
+        <w:t xml:space="preserve">Файлы </w:t>
+      </w:r>
+      <w:r>
+        <w:rPr>
+          <w:rFonts w:eastAsia="PT Astra Serif" w:cs="PT Astra Serif" w:ascii="Times New Roman" w:hAnsi="Times New Roman"/>
+          <w:b/>
+          <w:bCs/>
+          <w:color w:val="000000"/>
+          <w:sz w:val="26"/>
+          <w:szCs w:val="26"/>
+        </w:rPr>
+        <w:t>remote-temprunscript-cron</w:t>
+      </w:r>
+      <w:r>
+        <w:rPr>
+          <w:rFonts w:eastAsia="PT Astra Serif" w:cs="PT Astra Serif" w:ascii="Times New Roman" w:hAnsi="Times New Roman"/>
+          <w:color w:val="000000"/>
+          <w:sz w:val="26"/>
+          <w:szCs w:val="26"/>
+        </w:rPr>
+        <w:t xml:space="preserve"> и </w:t>
+      </w:r>
+      <w:r>
+        <w:rPr>
+          <w:rFonts w:eastAsia="PT Astra Serif" w:cs="PT Astra Serif" w:ascii="Times New Roman" w:hAnsi="Times New Roman"/>
+          <w:b/>
+          <w:bCs/>
+          <w:color w:val="000000"/>
+          <w:sz w:val="26"/>
+          <w:szCs w:val="26"/>
+        </w:rPr>
+        <w:t>remote-runprecommand.sh</w:t>
+      </w:r>
+      <w:r>
+        <w:rPr>
+          <w:rFonts w:eastAsia="PT Astra Serif" w:cs="PT Astra Serif" w:ascii="Times New Roman" w:hAnsi="Times New Roman"/>
+          <w:color w:val="000000"/>
+          <w:sz w:val="26"/>
+          <w:szCs w:val="26"/>
+        </w:rPr>
+        <w:t xml:space="preserve"> не требуют ручных изменений для работы. </w:t>
+      </w:r>
+    </w:p>
+    <w:p>
+      <w:pPr>
+        <w:pStyle w:val="Normal"/>
+        <w:numPr>
+          <w:ilvl w:val="0"/>
+          <w:numId w:val="5"/>
+        </w:numPr>
+        <w:spacing w:lineRule="auto" w:line="276"/>
+        <w:jc w:val="both"/>
+        <w:rPr>
+          <w:sz w:val="26"/>
+          <w:szCs w:val="26"/>
+        </w:rPr>
+      </w:pPr>
+      <w:r>
+        <w:rPr>
+          <w:rFonts w:eastAsia="PT Astra Serif" w:cs="PT Astra Serif" w:ascii="Times New Roman" w:hAnsi="Times New Roman"/>
+          <w:b/>
+          <w:bCs/>
+          <w:color w:val="000000"/>
+          <w:sz w:val="26"/>
+          <w:szCs w:val="26"/>
+        </w:rPr>
+        <w:t>remote-temprunscript-cron</w:t>
+      </w:r>
+      <w:r>
+        <w:rPr>
+          <w:rFonts w:eastAsia="PT Astra Serif" w:cs="PT Astra Serif" w:ascii="Times New Roman" w:hAnsi="Times New Roman"/>
+          <w:color w:val="000000"/>
+          <w:sz w:val="26"/>
+          <w:szCs w:val="26"/>
+        </w:rPr>
+        <w:t xml:space="preserve"> - подготовленный шаблон cron задачи, который автоматически меняется командами из </w:t>
+      </w:r>
+      <w:r>
+        <w:rPr>
+          <w:rFonts w:eastAsia="PT Astra Serif" w:cs="PT Astra Serif" w:ascii="Times New Roman" w:hAnsi="Times New Roman"/>
+          <w:b/>
+          <w:bCs/>
+          <w:color w:val="000000"/>
+          <w:sz w:val="26"/>
+          <w:szCs w:val="26"/>
+        </w:rPr>
+        <w:t>remote-runprecommand.sh</w:t>
+      </w:r>
+      <w:r>
+        <w:rPr>
+          <w:rFonts w:eastAsia="PT Astra Serif" w:cs="PT Astra Serif" w:ascii="Times New Roman" w:hAnsi="Times New Roman"/>
+          <w:color w:val="000000"/>
+          <w:sz w:val="26"/>
+          <w:szCs w:val="26"/>
+        </w:rPr>
+        <w:t>, если выбран тип выполнения «</w:t>
+      </w:r>
+      <w:r>
+        <w:rPr>
+          <w:rFonts w:eastAsia="PT Astra Serif" w:cs="PT Astra Serif" w:ascii="Times New Roman" w:hAnsi="Times New Roman"/>
+          <w:b/>
+          <w:bCs/>
+          <w:color w:val="000000"/>
+          <w:sz w:val="26"/>
+          <w:szCs w:val="26"/>
+        </w:rPr>
+        <w:t>Выполнение в фоновом режиме через задачу cron</w:t>
+      </w:r>
+      <w:r>
+        <w:rPr>
+          <w:rFonts w:eastAsia="PT Astra Serif" w:cs="PT Astra Serif" w:ascii="Times New Roman" w:hAnsi="Times New Roman"/>
+          <w:color w:val="000000"/>
+          <w:sz w:val="26"/>
+          <w:szCs w:val="26"/>
+        </w:rPr>
+        <w:t>».</w:t>
+      </w:r>
+    </w:p>
+    <w:p>
+      <w:pPr>
+        <w:pStyle w:val="Normal"/>
+        <w:widowControl w:val="false"/>
+        <w:numPr>
+          <w:ilvl w:val="0"/>
+          <w:numId w:val="5"/>
+        </w:numPr>
+        <w:suppressAutoHyphens w:val="true"/>
+        <w:overflowPunct w:val="true"/>
+        <w:bidi w:val="0"/>
+        <w:spacing w:lineRule="auto" w:line="276" w:before="0" w:after="0"/>
+        <w:ind w:firstLine="340" w:start="0" w:end="0"/>
+        <w:jc w:val="both"/>
+        <w:rPr>
+          <w:sz w:val="26"/>
+          <w:szCs w:val="26"/>
+        </w:rPr>
+      </w:pPr>
+      <w:r>
+        <w:rPr>
+          <w:rFonts w:eastAsia="PT Astra Serif" w:cs="PT Astra Serif" w:ascii="Times New Roman" w:hAnsi="Times New Roman"/>
+          <w:b/>
+          <w:bCs/>
+          <w:color w:val="000000"/>
+          <w:sz w:val="26"/>
+          <w:szCs w:val="26"/>
+        </w:rPr>
+        <w:t>remote-runprecommand.sh</w:t>
+      </w:r>
+      <w:r>
+        <w:rPr>
+          <w:rFonts w:eastAsia="PT Astra Serif" w:cs="PT Astra Serif" w:ascii="Times New Roman" w:hAnsi="Times New Roman"/>
+          <w:color w:val="000000"/>
+          <w:sz w:val="26"/>
+          <w:szCs w:val="26"/>
+        </w:rPr>
+        <w:t xml:space="preserve"> - Файл содержит функции для запуска скрипта с автовводом пароля sudo и запуска через cron задачу. Сам файл не передается на удаленный компьютер, а выполняется напрямую по ssh в base64 виде.</w:t>
+      </w:r>
+    </w:p>
+    <w:p>
+      <w:pPr>
+        <w:pStyle w:val="Normal"/>
+        <w:numPr>
+          <w:ilvl w:val="0"/>
+          <w:numId w:val="5"/>
+        </w:numPr>
+        <w:spacing w:lineRule="auto" w:line="276" w:before="0" w:after="0"/>
+        <w:jc w:val="both"/>
+        <w:rPr>
+          <w:sz w:val="26"/>
+          <w:szCs w:val="26"/>
+        </w:rPr>
+      </w:pPr>
+      <w:r>
+        <w:rPr>
+          <w:rFonts w:eastAsia="PT Astra Serif" w:cs="PT Astra Serif" w:ascii="Times New Roman" w:hAnsi="Times New Roman"/>
+          <w:b/>
+          <w:bCs/>
+          <w:color w:val="000000"/>
+          <w:sz w:val="26"/>
+          <w:szCs w:val="26"/>
+        </w:rPr>
+        <w:t>./conf/sssc.conf</w:t>
+      </w:r>
+      <w:r>
+        <w:rPr>
+          <w:rFonts w:eastAsia="PT Astra Serif" w:cs="PT Astra Serif" w:ascii="Times New Roman" w:hAnsi="Times New Roman"/>
+          <w:color w:val="000000"/>
+          <w:sz w:val="26"/>
+          <w:szCs w:val="26"/>
+        </w:rPr>
+        <w:t xml:space="preserve"> — файл конфигурации скрипта.</w:t>
+      </w:r>
+    </w:p>
+    <w:p>
+      <w:pPr>
+        <w:pStyle w:val="Normal"/>
+        <w:numPr>
+          <w:ilvl w:val="0"/>
+          <w:numId w:val="5"/>
+        </w:numPr>
+        <w:spacing w:lineRule="auto" w:line="276" w:before="0" w:after="0"/>
+        <w:jc w:val="both"/>
+        <w:rPr>
+          <w:sz w:val="26"/>
+          <w:szCs w:val="26"/>
+        </w:rPr>
+      </w:pPr>
+      <w:r>
+        <w:rPr>
+          <w:rFonts w:eastAsia="PT Astra Serif" w:cs="PT Astra Serif" w:ascii="Times New Roman" w:hAnsi="Times New Roman"/>
+          <w:b/>
+          <w:bCs/>
+          <w:color w:val="000000"/>
+          <w:sz w:val="26"/>
+          <w:szCs w:val="26"/>
+        </w:rPr>
+        <w:t>./conf/screenrc.conf</w:t>
+      </w:r>
+      <w:r>
+        <w:rPr>
+          <w:rFonts w:eastAsia="PT Astra Serif" w:cs="PT Astra Serif" w:ascii="Times New Roman" w:hAnsi="Times New Roman"/>
+          <w:color w:val="000000"/>
+          <w:sz w:val="26"/>
+          <w:szCs w:val="26"/>
+        </w:rPr>
+        <w:t xml:space="preserve"> – файл конфигурации </w:t>
+      </w:r>
+      <w:r>
+        <w:rPr>
+          <w:rFonts w:eastAsia="PT Astra Serif" w:cs="PT Astra Serif" w:ascii="Times New Roman" w:hAnsi="Times New Roman"/>
+          <w:b/>
+          <w:bCs/>
+          <w:color w:val="000000"/>
+          <w:sz w:val="26"/>
+          <w:szCs w:val="26"/>
+        </w:rPr>
+        <w:t>screen</w:t>
+      </w:r>
+      <w:r>
+        <w:rPr>
+          <w:rFonts w:eastAsia="PT Astra Serif" w:cs="PT Astra Serif" w:ascii="Times New Roman" w:hAnsi="Times New Roman"/>
+          <w:b w:val="false"/>
+          <w:bCs w:val="false"/>
+          <w:color w:val="000000"/>
+          <w:sz w:val="26"/>
+          <w:szCs w:val="26"/>
+        </w:rPr>
+        <w:t>.</w:t>
+      </w:r>
+    </w:p>
+    <w:p>
+      <w:pPr>
+        <w:pStyle w:val="Normal"/>
+        <w:widowControl w:val="false"/>
+        <w:numPr>
+          <w:ilvl w:val="0"/>
+          <w:numId w:val="5"/>
+        </w:numPr>
+        <w:suppressAutoHyphens w:val="true"/>
+        <w:overflowPunct w:val="true"/>
+        <w:bidi w:val="0"/>
+        <w:spacing w:lineRule="auto" w:line="276" w:before="0" w:after="0"/>
+        <w:ind w:firstLine="340" w:start="0" w:end="0"/>
+        <w:jc w:val="both"/>
+        <w:rPr>
+          <w:sz w:val="26"/>
+          <w:szCs w:val="26"/>
+        </w:rPr>
+      </w:pPr>
+      <w:r>
+        <w:rPr>
+          <w:rFonts w:eastAsia="PT Astra Serif" w:cs="PT Astra Serif" w:ascii="Times New Roman" w:hAnsi="Times New Roman"/>
+          <w:b/>
+          <w:bCs/>
+          <w:color w:val="000000"/>
+          <w:sz w:val="26"/>
+          <w:szCs w:val="26"/>
+        </w:rPr>
+        <w:t>./conf/use-color-text</w:t>
+      </w:r>
+      <w:r>
+        <w:rPr>
+          <w:rFonts w:eastAsia="PT Astra Serif" w:cs="PT Astra Serif" w:ascii="Times New Roman" w:hAnsi="Times New Roman"/>
+          <w:b w:val="false"/>
+          <w:bCs w:val="false"/>
+          <w:color w:val="000000"/>
+          <w:sz w:val="26"/>
+          <w:szCs w:val="26"/>
+        </w:rPr>
+        <w:t xml:space="preserve"> - файл настройки цветного текста (0 - отключить, 1 - включить). Если файл не существует или значение некорректно, то используется цветной текст.</w:t>
+      </w:r>
+      <w:r>
+        <w:rPr>
+          <w:rFonts w:eastAsia="PT Astra Serif" w:cs="PT Astra Serif" w:ascii="Times New Roman" w:hAnsi="Times New Roman"/>
+          <w:color w:val="000000"/>
+          <w:sz w:val="26"/>
+          <w:szCs w:val="26"/>
+        </w:rPr>
+        <w:t xml:space="preserve"> </w:t>
+      </w:r>
+    </w:p>
+    <w:p>
+      <w:pPr>
+        <w:pStyle w:val="Normal"/>
+        <w:widowControl w:val="false"/>
+        <w:numPr>
+          <w:ilvl w:val="0"/>
+          <w:numId w:val="5"/>
+        </w:numPr>
+        <w:suppressAutoHyphens w:val="true"/>
+        <w:overflowPunct w:val="true"/>
+        <w:bidi w:val="0"/>
+        <w:spacing w:lineRule="auto" w:line="276" w:before="0" w:after="0"/>
+        <w:ind w:firstLine="340" w:start="0" w:end="0"/>
+        <w:jc w:val="both"/>
+        <w:rPr>
+          <w:rFonts w:ascii="Times New Roman" w:hAnsi="Times New Roman" w:eastAsia="PT Astra Serif" w:cs="PT Astra Serif"/>
+          <w:b/>
+          <w:bCs/>
+          <w:color w:val="000000"/>
+          <w:sz w:val="26"/>
+          <w:szCs w:val="26"/>
+        </w:rPr>
+      </w:pPr>
+      <w:r>
+        <w:rPr>
+          <w:rFonts w:eastAsia="PT Astra Serif" w:cs="PT Astra Serif" w:ascii="Times New Roman" w:hAnsi="Times New Roman"/>
+          <w:b/>
+          <w:bCs/>
+          <w:color w:val="000000"/>
+          <w:sz w:val="26"/>
+          <w:szCs w:val="26"/>
+        </w:rPr>
+        <w:t xml:space="preserve">con_kerberos.sh, con_key.sh, con_pas.sh </w:t>
+      </w:r>
+      <w:r>
+        <w:rPr>
+          <w:rFonts w:eastAsia="PT Astra Serif" w:cs="PT Astra Serif" w:ascii="Times New Roman" w:hAnsi="Times New Roman"/>
+          <w:b w:val="false"/>
+          <w:bCs w:val="false"/>
+          <w:color w:val="000000"/>
+          <w:sz w:val="26"/>
+          <w:szCs w:val="26"/>
+        </w:rPr>
+        <w:t xml:space="preserve">- </w:t>
+      </w:r>
+      <w:r>
+        <w:rPr>
+          <w:rFonts w:eastAsia="PT Astra Serif" w:cs="PT Astra Serif" w:ascii="Times New Roman" w:hAnsi="Times New Roman"/>
+          <w:b w:val="false"/>
+          <w:bCs w:val="false"/>
+          <w:color w:val="000000"/>
+          <w:sz w:val="26"/>
+          <w:szCs w:val="26"/>
+        </w:rPr>
+        <w:t>Файлы с командами подключения ssh, scp, rsync. При необходимости можно добавлять параметры подключения в команды.</w:t>
+      </w:r>
+      <w:r>
+        <w:br w:type="page"/>
+      </w:r>
+    </w:p>
+    <w:p>
+      <w:pPr>
+        <w:pStyle w:val="Heading1"/>
+        <w:spacing w:lineRule="auto" w:line="360" w:before="0" w:after="0"/>
+        <w:ind w:hanging="0" w:start="0"/>
+        <w:rPr/>
+      </w:pPr>
+      <w:bookmarkStart w:id="7" w:name="__RefHeading___Toc1388_2352097021"/>
+      <w:bookmarkEnd w:id="7"/>
+      <w:r>
+        <w:rPr>
+          <w:sz w:val="30"/>
+          <w:szCs w:val="30"/>
+        </w:rPr>
+        <w:t>Подготовка к запуску и отправке</w:t>
+      </w:r>
+    </w:p>
+    <w:p>
+      <w:pPr>
+        <w:pStyle w:val="Heading2"/>
+        <w:spacing w:lineRule="auto" w:line="360"/>
+        <w:ind w:hanging="0" w:start="283"/>
+        <w:rPr/>
+      </w:pPr>
+      <w:bookmarkStart w:id="8" w:name="__RefHeading___Toc1390_2352097021"/>
+      <w:bookmarkEnd w:id="8"/>
+      <w:r>
+        <w:rPr>
+          <w:b/>
+          <w:bCs/>
+        </w:rPr>
+        <w:t>Создание gpg файла с паролем и ssh ключа</w:t>
+      </w:r>
+    </w:p>
+    <w:p>
+      <w:pPr>
+        <w:pStyle w:val="Normal"/>
+        <w:spacing w:lineRule="auto" w:line="360"/>
+        <w:ind w:hanging="0" w:start="0" w:end="0"/>
+        <w:jc w:val="both"/>
+        <w:rPr/>
+      </w:pPr>
+      <w:r>
+        <w:rPr>
+          <w:rFonts w:eastAsia="PT Astra Serif" w:cs="PT Astra Serif" w:ascii="Times New Roman" w:hAnsi="Times New Roman"/>
+          <w:color w:val="000000"/>
+          <w:sz w:val="22"/>
+          <w:szCs w:val="22"/>
+        </w:rPr>
+        <w:tab/>
+      </w:r>
+      <w:r>
+        <w:rPr>
+          <w:rFonts w:eastAsia="PT Astra Serif" w:cs="PT Astra Serif" w:ascii="Times New Roman" w:hAnsi="Times New Roman"/>
+          <w:color w:val="000000"/>
+          <w:sz w:val="28"/>
+          <w:szCs w:val="28"/>
+        </w:rPr>
+        <w:t xml:space="preserve">Создать gpg файл с паролем вы можете сами или через скрипт </w:t>
+      </w:r>
+      <w:r>
+        <w:rPr>
+          <w:rFonts w:eastAsia="PT Astra Serif" w:cs="PT Astra Serif" w:ascii="Times New Roman" w:hAnsi="Times New Roman"/>
+          <w:b/>
+          <w:bCs/>
+          <w:color w:val="000000"/>
+          <w:sz w:val="28"/>
+          <w:szCs w:val="28"/>
+        </w:rPr>
+        <w:t>create-gpgpassfile.sh</w:t>
+      </w:r>
+      <w:r>
+        <w:rPr>
+          <w:rFonts w:eastAsia="PT Astra Serif" w:cs="PT Astra Serif" w:ascii="Times New Roman" w:hAnsi="Times New Roman"/>
+          <w:color w:val="000000"/>
+          <w:sz w:val="28"/>
+          <w:szCs w:val="28"/>
+        </w:rPr>
+        <w:t xml:space="preserve">. Для создания ssh ключа используйте команду </w:t>
+      </w:r>
+      <w:r>
+        <w:rPr>
+          <w:rFonts w:eastAsia="PT Astra Serif" w:cs="PT Astra Serif" w:ascii="Times New Roman" w:hAnsi="Times New Roman"/>
+          <w:b/>
+          <w:bCs/>
+          <w:color w:val="000000"/>
+          <w:sz w:val="28"/>
+          <w:szCs w:val="28"/>
+        </w:rPr>
+        <w:t>ssh-keygen</w:t>
+      </w:r>
+      <w:r>
+        <w:rPr>
+          <w:rFonts w:eastAsia="PT Astra Serif" w:cs="PT Astra Serif" w:ascii="Times New Roman" w:hAnsi="Times New Roman"/>
+          <w:color w:val="000000"/>
+          <w:sz w:val="28"/>
+          <w:szCs w:val="28"/>
+        </w:rPr>
+        <w:t>.</w:t>
+      </w:r>
+    </w:p>
+    <w:p>
+      <w:pPr>
+        <w:pStyle w:val="Normal"/>
+        <w:spacing w:lineRule="auto" w:line="360"/>
+        <w:ind w:hanging="0" w:start="0" w:end="0"/>
+        <w:jc w:val="both"/>
+        <w:rPr/>
+      </w:pPr>
+      <w:r>
+        <w:rPr>
+          <w:rFonts w:eastAsia="PT Astra Serif" w:cs="PT Astra Serif" w:ascii="Times New Roman" w:hAnsi="Times New Roman"/>
+          <w:color w:val="000000"/>
+          <w:sz w:val="28"/>
+          <w:szCs w:val="28"/>
+        </w:rPr>
+        <w:tab/>
+        <w:t xml:space="preserve">При использовании ключей с паролем можно добавить следующий код в ваш </w:t>
+      </w:r>
+      <w:r>
+        <w:rPr>
+          <w:rFonts w:eastAsia="PT Astra Serif" w:cs="PT Astra Serif" w:ascii="Times New Roman" w:hAnsi="Times New Roman"/>
+          <w:b/>
+          <w:bCs/>
+          <w:color w:val="000000"/>
+          <w:sz w:val="28"/>
+          <w:szCs w:val="28"/>
+        </w:rPr>
+        <w:t>~/.profile</w:t>
+      </w:r>
+      <w:r>
+        <w:rPr>
+          <w:rFonts w:eastAsia="PT Astra Serif" w:cs="PT Astra Serif" w:ascii="Times New Roman" w:hAnsi="Times New Roman"/>
+          <w:color w:val="000000"/>
+          <w:sz w:val="28"/>
+          <w:szCs w:val="28"/>
+        </w:rPr>
+        <w:t xml:space="preserve"> для однократного введения пароля ключа:</w:t>
+      </w:r>
+    </w:p>
+    <w:p>
+      <w:pPr>
+        <w:pStyle w:val="Normal"/>
+        <w:spacing w:lineRule="auto" w:line="360"/>
+        <w:ind w:hanging="0" w:start="850" w:end="0"/>
+        <w:jc w:val="both"/>
+        <w:rPr/>
+      </w:pPr>
+      <w:r>
+        <w:rPr>
+          <w:rFonts w:eastAsia="PT Astra Serif" w:cs="PT Astra Serif" w:ascii="Times New Roman" w:hAnsi="Times New Roman"/>
+          <w:color w:val="000000"/>
+          <w:sz w:val="28"/>
+          <w:szCs w:val="28"/>
+        </w:rPr>
+        <w:t>if [ -n "$(which ssh-agent)" ]; then</w:t>
+      </w:r>
+    </w:p>
+    <w:p>
+      <w:pPr>
+        <w:pStyle w:val="Normal"/>
+        <w:spacing w:lineRule="auto" w:line="360"/>
+        <w:ind w:hanging="0" w:start="850" w:end="0"/>
+        <w:jc w:val="both"/>
+        <w:rPr/>
+      </w:pPr>
+      <w:r>
+        <w:rPr>
+          <w:rFonts w:eastAsia="PT Astra Serif" w:cs="PT Astra Serif" w:ascii="Times New Roman" w:hAnsi="Times New Roman"/>
+          <w:color w:val="000000"/>
+          <w:sz w:val="28"/>
+          <w:szCs w:val="28"/>
+        </w:rPr>
+        <w:t>if [ ! -S ~/.ssh/ssh_auth_sock ]; then</w:t>
+      </w:r>
+    </w:p>
+    <w:p>
+      <w:pPr>
+        <w:pStyle w:val="Normal"/>
+        <w:spacing w:lineRule="auto" w:line="360"/>
+        <w:ind w:hanging="0" w:start="850" w:end="0"/>
+        <w:jc w:val="both"/>
+        <w:rPr/>
+      </w:pPr>
+      <w:r>
+        <w:rPr>
+          <w:rFonts w:eastAsia="PT Astra Serif" w:cs="PT Astra Serif" w:ascii="Times New Roman" w:hAnsi="Times New Roman"/>
+          <w:color w:val="000000"/>
+          <w:sz w:val="28"/>
+          <w:szCs w:val="28"/>
+        </w:rPr>
+        <w:t>if [ "$(pgrep -f ssh-agent -u "$USER" | wc -l)" -gt "0" ]; then</w:t>
+      </w:r>
+    </w:p>
+    <w:p>
+      <w:pPr>
+        <w:pStyle w:val="Normal"/>
+        <w:spacing w:lineRule="auto" w:line="360"/>
+        <w:ind w:hanging="0" w:start="850" w:end="0"/>
+        <w:jc w:val="both"/>
+        <w:rPr/>
+      </w:pPr>
+      <w:r>
+        <w:rPr>
+          <w:rFonts w:eastAsia="PT Astra Serif" w:cs="PT Astra Serif" w:ascii="Times New Roman" w:hAnsi="Times New Roman"/>
+          <w:color w:val="000000"/>
+          <w:sz w:val="28"/>
+          <w:szCs w:val="28"/>
+        </w:rPr>
+        <w:t>for pid_value in $(pgrep -f ssh-agent -u "$USER"); do</w:t>
+      </w:r>
+    </w:p>
+    <w:p>
+      <w:pPr>
+        <w:pStyle w:val="Normal"/>
+        <w:spacing w:lineRule="auto" w:line="360"/>
+        <w:ind w:hanging="0" w:start="850" w:end="0"/>
+        <w:jc w:val="both"/>
+        <w:rPr/>
+      </w:pPr>
+      <w:r>
+        <w:rPr>
+          <w:rFonts w:eastAsia="PT Astra Serif" w:cs="PT Astra Serif" w:ascii="Times New Roman" w:hAnsi="Times New Roman"/>
+          <w:color w:val="000000"/>
+          <w:sz w:val="28"/>
+          <w:szCs w:val="28"/>
+        </w:rPr>
+        <w:t>kill -9 $pid_value</w:t>
+      </w:r>
+    </w:p>
+    <w:p>
+      <w:pPr>
+        <w:pStyle w:val="Normal"/>
+        <w:spacing w:lineRule="auto" w:line="360"/>
+        <w:ind w:hanging="0" w:start="850" w:end="0"/>
+        <w:jc w:val="both"/>
+        <w:rPr/>
+      </w:pPr>
+      <w:r>
+        <w:rPr>
+          <w:rFonts w:eastAsia="PT Astra Serif" w:cs="PT Astra Serif" w:ascii="Times New Roman" w:hAnsi="Times New Roman"/>
+          <w:color w:val="000000"/>
+          <w:sz w:val="28"/>
+          <w:szCs w:val="28"/>
+        </w:rPr>
+        <w:t>done</w:t>
+      </w:r>
+    </w:p>
+    <w:p>
+      <w:pPr>
+        <w:pStyle w:val="Normal"/>
+        <w:spacing w:lineRule="auto" w:line="360"/>
+        <w:ind w:hanging="0" w:start="850" w:end="0"/>
+        <w:jc w:val="both"/>
+        <w:rPr/>
+      </w:pPr>
+      <w:r>
+        <w:rPr>
+          <w:rFonts w:eastAsia="PT Astra Serif" w:cs="PT Astra Serif" w:ascii="Times New Roman" w:hAnsi="Times New Roman"/>
+          <w:color w:val="000000"/>
+          <w:sz w:val="28"/>
+          <w:szCs w:val="28"/>
+        </w:rPr>
+        <w:t>fi</w:t>
+      </w:r>
+    </w:p>
+    <w:p>
+      <w:pPr>
+        <w:pStyle w:val="Normal"/>
+        <w:spacing w:lineRule="auto" w:line="360"/>
+        <w:ind w:hanging="0" w:start="850" w:end="0"/>
+        <w:jc w:val="both"/>
+        <w:rPr/>
+      </w:pPr>
+      <w:r>
+        <w:rPr>
+          <w:rFonts w:eastAsia="PT Astra Serif" w:cs="PT Astra Serif" w:ascii="Times New Roman" w:hAnsi="Times New Roman"/>
+          <w:color w:val="000000"/>
+          <w:sz w:val="28"/>
+          <w:szCs w:val="28"/>
+        </w:rPr>
+        <w:t>eval `ssh-agent 2&gt;/dev/null`</w:t>
+      </w:r>
+    </w:p>
+    <w:p>
+      <w:pPr>
+        <w:pStyle w:val="Normal"/>
+        <w:spacing w:lineRule="auto" w:line="360"/>
+        <w:ind w:hanging="0" w:start="850" w:end="0"/>
+        <w:jc w:val="both"/>
+        <w:rPr/>
+      </w:pPr>
+      <w:r>
+        <w:rPr>
+          <w:rFonts w:eastAsia="PT Astra Serif" w:cs="PT Astra Serif" w:ascii="Times New Roman" w:hAnsi="Times New Roman"/>
+          <w:color w:val="000000"/>
+          <w:sz w:val="28"/>
+          <w:szCs w:val="28"/>
+        </w:rPr>
+        <w:t>mkdir -p ~/.ssh</w:t>
+      </w:r>
+    </w:p>
+    <w:p>
+      <w:pPr>
+        <w:pStyle w:val="Normal"/>
+        <w:spacing w:lineRule="auto" w:line="360"/>
+        <w:ind w:hanging="0" w:start="850" w:end="0"/>
+        <w:jc w:val="both"/>
+        <w:rPr/>
+      </w:pPr>
+      <w:r>
+        <w:rPr>
+          <w:rFonts w:eastAsia="PT Astra Serif" w:cs="PT Astra Serif" w:ascii="Times New Roman" w:hAnsi="Times New Roman"/>
+          <w:color w:val="000000"/>
+          <w:sz w:val="28"/>
+          <w:szCs w:val="28"/>
+        </w:rPr>
+        <w:t>ln -sf "$SSH_AUTH_SOCK" ~/.ssh/ssh_auth_sock</w:t>
+      </w:r>
+    </w:p>
+    <w:p>
+      <w:pPr>
+        <w:pStyle w:val="Normal"/>
+        <w:spacing w:lineRule="auto" w:line="360"/>
+        <w:ind w:hanging="0" w:start="850" w:end="0"/>
+        <w:jc w:val="both"/>
+        <w:rPr/>
+      </w:pPr>
+      <w:r>
+        <w:rPr>
+          <w:rFonts w:eastAsia="PT Astra Serif" w:cs="PT Astra Serif" w:ascii="Times New Roman" w:hAnsi="Times New Roman"/>
+          <w:color w:val="000000"/>
+          <w:sz w:val="28"/>
+          <w:szCs w:val="28"/>
+        </w:rPr>
+        <w:t>fi</w:t>
+      </w:r>
+    </w:p>
+    <w:p>
+      <w:pPr>
+        <w:pStyle w:val="Normal"/>
+        <w:spacing w:lineRule="auto" w:line="360"/>
+        <w:ind w:hanging="0" w:start="850" w:end="0"/>
+        <w:jc w:val="both"/>
+        <w:rPr/>
+      </w:pPr>
+      <w:r>
+        <w:rPr>
+          <w:rFonts w:eastAsia="PT Astra Serif" w:cs="PT Astra Serif" w:ascii="Times New Roman" w:hAnsi="Times New Roman"/>
+          <w:color w:val="000000"/>
+          <w:sz w:val="28"/>
+          <w:szCs w:val="28"/>
+        </w:rPr>
+        <w:t>export SSH_AUTH_SOCK=~/.ssh/ssh_auth_sock</w:t>
+      </w:r>
+    </w:p>
+    <w:p>
+      <w:pPr>
+        <w:pStyle w:val="Normal"/>
+        <w:spacing w:lineRule="auto" w:line="360"/>
+        <w:ind w:hanging="0" w:start="850" w:end="0"/>
+        <w:jc w:val="both"/>
+        <w:rPr/>
+      </w:pPr>
+      <w:r>
+        <w:rPr>
+          <w:rFonts w:eastAsia="PT Astra Serif" w:cs="PT Astra Serif" w:ascii="Times New Roman" w:hAnsi="Times New Roman"/>
+          <w:color w:val="000000"/>
+          <w:sz w:val="28"/>
+          <w:szCs w:val="28"/>
+        </w:rPr>
+        <w:t>fi</w:t>
+      </w:r>
+    </w:p>
+    <w:p>
+      <w:pPr>
+        <w:pStyle w:val="Normal"/>
+        <w:spacing w:lineRule="auto" w:line="360"/>
+        <w:ind w:hanging="0" w:start="0" w:end="0"/>
+        <w:jc w:val="both"/>
+        <w:rPr/>
+      </w:pPr>
+      <w:r>
+        <w:rPr>
+          <w:rFonts w:eastAsia="PT Astra Serif" w:cs="PT Astra Serif" w:ascii="Times New Roman" w:hAnsi="Times New Roman"/>
+          <w:color w:val="000000"/>
+          <w:sz w:val="28"/>
+          <w:szCs w:val="28"/>
+        </w:rPr>
+        <w:tab/>
+        <w:t xml:space="preserve">Таким образом расшифрованный ключ будет храниться в памяти до завершения сессии/перезагрузки или пока вы не закроете процесс </w:t>
+      </w:r>
+      <w:r>
+        <w:rPr>
+          <w:rFonts w:eastAsia="PT Astra Serif" w:cs="PT Astra Serif" w:ascii="Times New Roman" w:hAnsi="Times New Roman"/>
+          <w:b/>
+          <w:bCs/>
+          <w:color w:val="000000"/>
+          <w:sz w:val="28"/>
+          <w:szCs w:val="28"/>
+        </w:rPr>
+        <w:t>ssh-agent</w:t>
+      </w:r>
+      <w:r>
+        <w:rPr>
+          <w:rFonts w:eastAsia="PT Astra Serif" w:cs="PT Astra Serif" w:ascii="Times New Roman" w:hAnsi="Times New Roman"/>
+          <w:color w:val="000000"/>
+          <w:sz w:val="28"/>
+          <w:szCs w:val="28"/>
+        </w:rPr>
+        <w:t>.</w:t>
+      </w:r>
+    </w:p>
+    <w:p>
+      <w:pPr>
+        <w:pStyle w:val="Normal"/>
+        <w:spacing w:lineRule="auto" w:line="360"/>
+        <w:ind w:hanging="0" w:start="0" w:end="0"/>
+        <w:jc w:val="center"/>
+        <w:rPr/>
+      </w:pPr>
+      <w:r>
+        <w:rPr/>
+        <w:drawing>
+          <wp:inline distT="0" distB="0" distL="0" distR="0">
+            <wp:extent cx="6013450" cy="2613660"/>
+            <wp:effectExtent l="0" t="0" r="0" b="0"/>
+            <wp:docPr id="9" name="Изображение8"/>
+            <wp:cNvGraphicFramePr>
+              <a:graphicFrameLocks xmlns:a="http://schemas.openxmlformats.org/drawingml/2006/main" noChangeAspect="1"/>
+            </wp:cNvGraphicFramePr>
+            <a:graphic xmlns:a="http://schemas.openxmlformats.org/drawingml/2006/main">
+              <a:graphicData uri="http://schemas.openxmlformats.org/drawingml/2006/picture">
+                <pic:pic xmlns:pic="http://schemas.openxmlformats.org/drawingml/2006/picture">
+                  <pic:nvPicPr>
+                    <pic:cNvPr id="9" name="Изображение8"/>
+                    <pic:cNvPicPr>
+                      <a:picLocks noChangeAspect="1" noChangeArrowheads="1"/>
+                    </pic:cNvPicPr>
+                  </pic:nvPicPr>
+                  <pic:blipFill>
+                    <a:blip r:embed="rId12"/>
                     <a:stretch>
                       <a:fillRect/>
                     </a:stretch>
@@ -2553,7 +3081,7 @@
           <wp:inline distT="0" distB="0" distL="0" distR="0">
             <wp:extent cx="5641340" cy="2473960"/>
             <wp:effectExtent l="0" t="0" r="0" b="0"/>
-            <wp:docPr id="9" name="Изображение10" descr="" title=""/>
+            <wp:docPr id="10" name="Изображение10"/>
             <wp:cNvGraphicFramePr>
               <a:graphicFrameLocks xmlns:a="http://schemas.openxmlformats.org/drawingml/2006/main" noChangeAspect="1"/>
             </wp:cNvGraphicFramePr>
@@ -2561,13 +3089,13 @@
               <a:graphicData uri="http://schemas.openxmlformats.org/drawingml/2006/picture">
                 <pic:pic xmlns:pic="http://schemas.openxmlformats.org/drawingml/2006/picture">
                   <pic:nvPicPr>
-                    <pic:cNvPr id="9" name="Изображение10" descr="" title=""/>
+                    <pic:cNvPr id="10" name="Изображение10"/>
                     <pic:cNvPicPr>
                       <a:picLocks noChangeAspect="1" noChangeArrowheads="1"/>
                     </pic:cNvPicPr>
                   </pic:nvPicPr>
                   <pic:blipFill>
-                    <a:blip r:embed="rId12"/>
+                    <a:blip r:embed="rId13"/>
                     <a:stretch>
                       <a:fillRect/>
                     </a:stretch>
@@ -2700,7 +3228,7 @@
           <wp:inline distT="0" distB="0" distL="0" distR="0">
             <wp:extent cx="6529705" cy="2468880"/>
             <wp:effectExtent l="0" t="0" r="0" b="0"/>
-            <wp:docPr id="10" name="Изображение11" descr="" title=""/>
+            <wp:docPr id="11" name="Изображение11"/>
             <wp:cNvGraphicFramePr>
               <a:graphicFrameLocks xmlns:a="http://schemas.openxmlformats.org/drawingml/2006/main" noChangeAspect="1"/>
             </wp:cNvGraphicFramePr>
@@ -2708,13 +3236,13 @@
               <a:graphicData uri="http://schemas.openxmlformats.org/drawingml/2006/picture">
                 <pic:pic xmlns:pic="http://schemas.openxmlformats.org/drawingml/2006/picture">
                   <pic:nvPicPr>
-                    <pic:cNvPr id="10" name="Изображение11" descr="" title=""/>
+                    <pic:cNvPr id="11" name="Изображение11"/>
                     <pic:cNvPicPr>
                       <a:picLocks noChangeAspect="1" noChangeArrowheads="1"/>
                     </pic:cNvPicPr>
                   </pic:nvPicPr>
                   <pic:blipFill>
-                    <a:blip r:embed="rId13"/>
+                    <a:blip r:embed="rId14"/>
                     <a:stretch>
                       <a:fillRect/>
                     </a:stretch>
@@ -3270,7 +3798,12 @@
         <w:spacing w:lineRule="auto" w:line="360"/>
         <w:ind w:firstLine="708" w:start="0" w:end="0"/>
         <w:jc w:val="both"/>
-        <w:rPr/>
+        <w:rPr>
+          <w:rFonts w:ascii="Times New Roman" w:hAnsi="Times New Roman" w:eastAsia="PT Astra Serif" w:cs="PT Astra Serif"/>
+          <w:color w:val="000000"/>
+          <w:sz w:val="28"/>
+          <w:szCs w:val="28"/>
+        </w:rPr>
       </w:pPr>
       <w:r>
         <w:rPr>
@@ -3288,6 +3821,75 @@
         <w:spacing w:lineRule="auto" w:line="360"/>
         <w:ind w:firstLine="708" w:start="0" w:end="0"/>
         <w:jc w:val="both"/>
+        <w:rPr>
+          <w:rFonts w:ascii="Times New Roman" w:hAnsi="Times New Roman" w:eastAsia="PT Astra Serif" w:cs="PT Astra Serif"/>
+          <w:color w:val="000000"/>
+          <w:sz w:val="28"/>
+          <w:szCs w:val="28"/>
+        </w:rPr>
+      </w:pPr>
+      <w:r>
+        <w:rPr>
+          <w:rFonts w:eastAsia="PT Astra Serif" w:cs="PT Astra Serif" w:ascii="Times New Roman" w:hAnsi="Times New Roman"/>
+          <w:color w:val="000000"/>
+          <w:sz w:val="28"/>
+          <w:szCs w:val="28"/>
+        </w:rPr>
+        <w:t>sshCheckInterval=30</w:t>
+      </w:r>
+    </w:p>
+    <w:p>
+      <w:pPr>
+        <w:pStyle w:val="Normal"/>
+        <w:spacing w:lineRule="auto" w:line="360"/>
+        <w:ind w:firstLine="708" w:start="0" w:end="0"/>
+        <w:jc w:val="both"/>
+        <w:rPr>
+          <w:rFonts w:ascii="Times New Roman" w:hAnsi="Times New Roman" w:eastAsia="PT Astra Serif" w:cs="PT Astra Serif"/>
+          <w:color w:val="000000"/>
+          <w:sz w:val="28"/>
+          <w:szCs w:val="28"/>
+        </w:rPr>
+      </w:pPr>
+      <w:r>
+        <w:rPr>
+          <w:rFonts w:eastAsia="PT Astra Serif" w:cs="PT Astra Serif" w:ascii="Times New Roman" w:hAnsi="Times New Roman"/>
+          <w:color w:val="000000"/>
+          <w:sz w:val="28"/>
+          <w:szCs w:val="28"/>
+        </w:rPr>
+        <w:t>sshCheckCol=30</w:t>
+      </w:r>
+    </w:p>
+    <w:p>
+      <w:pPr>
+        <w:pStyle w:val="Normal"/>
+        <w:spacing w:lineRule="auto" w:line="360"/>
+        <w:ind w:firstLine="708" w:start="0" w:end="0"/>
+        <w:jc w:val="both"/>
+        <w:rPr>
+          <w:rFonts w:ascii="Times New Roman" w:hAnsi="Times New Roman" w:eastAsia="PT Astra Serif" w:cs="PT Astra Serif"/>
+          <w:color w:val="000000"/>
+          <w:sz w:val="28"/>
+          <w:szCs w:val="28"/>
+        </w:rPr>
+      </w:pPr>
+      <w:r>
+        <w:rPr>
+          <w:rFonts w:eastAsia="PT Astra Serif" w:cs="PT Astra Serif" w:ascii="Times New Roman" w:hAnsi="Times New Roman"/>
+          <w:color w:val="000000"/>
+          <w:sz w:val="28"/>
+          <w:szCs w:val="28"/>
+        </w:rPr>
+        <w:t>RsyncTimeout=900</w:t>
+      </w:r>
+    </w:p>
+    <w:p>
+      <w:pPr>
+        <w:pStyle w:val="Normal"/>
+        <w:spacing w:lineRule="auto" w:line="360"/>
+        <w:ind w:firstLine="708" w:start="0" w:end="0"/>
+        <w:jc w:val="both"/>
         <w:rPr/>
       </w:pPr>
       <w:r>
@@ -3414,7 +4016,58 @@
         <w:spacing w:lineRule="auto" w:line="360"/>
         <w:ind w:firstLine="708" w:start="0" w:end="0"/>
         <w:jc w:val="both"/>
-        <w:rPr/>
+        <w:rPr>
+          <w:rFonts w:ascii="Times New Roman" w:hAnsi="Times New Roman" w:eastAsia="PT Astra Serif" w:cs="PT Astra Serif"/>
+          <w:color w:val="000000"/>
+          <w:sz w:val="28"/>
+          <w:szCs w:val="28"/>
+        </w:rPr>
+      </w:pPr>
+      <w:r>
+        <w:rPr>
+          <w:rFonts w:eastAsia="PT Astra Serif" w:cs="PT Astra Serif" w:ascii="Times New Roman" w:hAnsi="Times New Roman"/>
+          <w:color w:val="000000"/>
+          <w:sz w:val="28"/>
+          <w:szCs w:val="28"/>
+        </w:rPr>
+        <w:t>file_listIgnoreInaccurate=conf/listIgnoreInaccurate</w:t>
+      </w:r>
+    </w:p>
+    <w:p>
+      <w:pPr>
+        <w:pStyle w:val="Normal"/>
+        <w:spacing w:lineRule="auto" w:line="360"/>
+        <w:ind w:firstLine="708" w:start="0" w:end="0"/>
+        <w:jc w:val="both"/>
+        <w:rPr>
+          <w:rFonts w:ascii="Times New Roman" w:hAnsi="Times New Roman" w:eastAsia="PT Astra Serif" w:cs="PT Astra Serif"/>
+          <w:color w:val="000000"/>
+          <w:sz w:val="28"/>
+          <w:szCs w:val="28"/>
+        </w:rPr>
+      </w:pPr>
+      <w:r>
+        <w:rPr>
+          <w:rFonts w:eastAsia="PT Astra Serif" w:cs="PT Astra Serif" w:ascii="Times New Roman" w:hAnsi="Times New Roman"/>
+          <w:color w:val="000000"/>
+          <w:sz w:val="28"/>
+          <w:szCs w:val="28"/>
+        </w:rPr>
+        <w:t>file_listIgnoreAccurate=conf/listIgnoreAccurate</w:t>
+      </w:r>
+    </w:p>
+    <w:p>
+      <w:pPr>
+        <w:pStyle w:val="Normal"/>
+        <w:spacing w:lineRule="auto" w:line="360"/>
+        <w:ind w:firstLine="708" w:start="0" w:end="0"/>
+        <w:jc w:val="both"/>
+        <w:rPr>
+          <w:rFonts w:ascii="Times New Roman" w:hAnsi="Times New Roman" w:eastAsia="PT Astra Serif" w:cs="PT Astra Serif"/>
+          <w:color w:val="000000"/>
+          <w:sz w:val="28"/>
+          <w:szCs w:val="28"/>
+        </w:rPr>
       </w:pPr>
       <w:r>
         <w:rPr>
@@ -3468,7 +4121,12 @@
         <w:spacing w:lineRule="auto" w:line="360"/>
         <w:ind w:firstLine="708" w:start="0" w:end="0"/>
         <w:jc w:val="both"/>
-        <w:rPr/>
+        <w:rPr>
+          <w:rFonts w:ascii="Times New Roman" w:hAnsi="Times New Roman" w:eastAsia="PT Astra Serif" w:cs="PT Astra Serif"/>
+          <w:color w:val="000000"/>
+          <w:sz w:val="28"/>
+          <w:szCs w:val="28"/>
+        </w:rPr>
       </w:pPr>
       <w:r>
         <w:rPr>
@@ -3478,6 +4136,29 @@
           <w:szCs w:val="28"/>
         </w:rPr>
         <w:t>reboot_time_wait_devaice=10</w:t>
+      </w:r>
+    </w:p>
+    <w:p>
+      <w:pPr>
+        <w:pStyle w:val="Normal"/>
+        <w:spacing w:lineRule="auto" w:line="360"/>
+        <w:ind w:firstLine="708" w:start="0" w:end="0"/>
+        <w:jc w:val="both"/>
+        <w:rPr>
+          <w:rFonts w:ascii="Times New Roman" w:hAnsi="Times New Roman" w:eastAsia="PT Astra Serif" w:cs="PT Astra Serif"/>
+          <w:color w:val="000000"/>
+          <w:sz w:val="28"/>
+          <w:szCs w:val="28"/>
+        </w:rPr>
+      </w:pPr>
+      <w:r>
+        <w:rPr>
+          <w:rFonts w:eastAsia="PT Astra Serif" w:cs="PT Astra Serif" w:ascii="Times New Roman" w:hAnsi="Times New Roman"/>
+          <w:color w:val="000000"/>
+          <w:sz w:val="28"/>
+          <w:szCs w:val="28"/>
+        </w:rPr>
+        <w:t>copy_send_files=0</w:t>
       </w:r>
     </w:p>
     <w:p>
@@ -3922,7 +4603,7 @@
         </w:rPr>
         <w:t>'^[A-Za-zА-Яа-я0-9(),.</w:t>
       </w:r>
-      <w:hyperlink r:id="rId14">
+      <w:hyperlink r:id="rId15">
         <w:r>
           <w:rPr>
             <w:rStyle w:val="Hyperlink"/>
@@ -4287,6 +4968,26 @@
           <w:sz w:val="28"/>
           <w:szCs w:val="28"/>
         </w:rPr>
+        <w:t>rsync)</w:t>
+      </w:r>
+      <w:r>
+        <w:rPr>
+          <w:rFonts w:eastAsia="PT Astra Serif" w:cs="PT Astra Serif" w:ascii="Times New Roman" w:hAnsi="Times New Roman"/>
+          <w:color w:val="000000"/>
+          <w:sz w:val="28"/>
+          <w:szCs w:val="28"/>
+        </w:rPr>
+        <w:t xml:space="preserve">. Если выбран </w:t>
+      </w:r>
+      <w:r>
+        <w:rPr>
+          <w:rFonts w:eastAsia="PT Astra Serif" w:cs="PT Astra Serif" w:ascii="Times New Roman" w:hAnsi="Times New Roman"/>
+          <w:b/>
+          <w:bCs/>
+          <w:color w:val="000000"/>
+          <w:sz w:val="28"/>
+          <w:szCs w:val="28"/>
+        </w:rPr>
         <w:t>rsync</w:t>
       </w:r>
       <w:r>
@@ -4296,7 +4997,7 @@
           <w:sz w:val="28"/>
           <w:szCs w:val="28"/>
         </w:rPr>
-        <w:t xml:space="preserve">, но он должен быть установлен на принимающем ПК. </w:t>
+        <w:t xml:space="preserve">, но он не установлен на удаленном устройстве, то автоматически для этого устройства будет использоваться </w:t>
       </w:r>
       <w:r>
         <w:rPr>
@@ -4316,6 +5017,26 @@
           <w:sz w:val="28"/>
           <w:szCs w:val="28"/>
         </w:rPr>
+        <w:t xml:space="preserve">. </w:t>
+      </w:r>
+      <w:r>
+        <w:rPr>
+          <w:rFonts w:eastAsia="PT Astra Serif" w:cs="PT Astra Serif" w:ascii="Times New Roman" w:hAnsi="Times New Roman"/>
+          <w:b/>
+          <w:bCs/>
+          <w:color w:val="000000"/>
+          <w:sz w:val="28"/>
+          <w:szCs w:val="28"/>
+        </w:rPr>
+        <w:t>scp</w:t>
+      </w:r>
+      <w:r>
+        <w:rPr>
+          <w:rFonts w:eastAsia="PT Astra Serif" w:cs="PT Astra Serif" w:ascii="Times New Roman" w:hAnsi="Times New Roman"/>
+          <w:color w:val="000000"/>
+          <w:sz w:val="28"/>
+          <w:szCs w:val="28"/>
+        </w:rPr>
         <w:t xml:space="preserve"> устанавливается с </w:t>
       </w:r>
       <w:r>
@@ -4336,7 +5057,7 @@
           <w:sz w:val="28"/>
           <w:szCs w:val="28"/>
         </w:rPr>
-        <w:t>).</w:t>
+        <w:t>.</w:t>
       </w:r>
     </w:p>
     <w:p>
@@ -4514,6 +5235,164 @@
         <w:spacing w:lineRule="auto" w:line="360"/>
         <w:ind w:firstLine="708" w:start="0" w:end="0"/>
         <w:jc w:val="both"/>
+        <w:rPr>
+          <w:rFonts w:ascii="Times New Roman" w:hAnsi="Times New Roman" w:eastAsia="PT Astra Serif" w:cs="PT Astra Serif"/>
+          <w:b/>
+          <w:bCs/>
+          <w:color w:val="000000"/>
+          <w:sz w:val="28"/>
+          <w:szCs w:val="28"/>
+        </w:rPr>
+      </w:pPr>
+      <w:r>
+        <w:rPr>
+          <w:rFonts w:eastAsia="PT Astra Serif" w:cs="PT Astra Serif" w:ascii="Times New Roman" w:hAnsi="Times New Roman"/>
+          <w:b/>
+          <w:bCs/>
+          <w:color w:val="000000"/>
+          <w:sz w:val="28"/>
+          <w:szCs w:val="28"/>
+        </w:rPr>
+        <w:t xml:space="preserve">sshCheckInterval - </w:t>
+      </w:r>
+      <w:r>
+        <w:rPr>
+          <w:rFonts w:eastAsia="PT Astra Serif" w:cs="PT Astra Serif" w:ascii="Times New Roman" w:hAnsi="Times New Roman"/>
+          <w:b w:val="false"/>
+          <w:bCs w:val="false"/>
+          <w:color w:val="000000"/>
+          <w:sz w:val="28"/>
+          <w:szCs w:val="28"/>
+        </w:rPr>
+        <w:t xml:space="preserve">Интервал проверки активности ssh соединения в секундах. Если 0, то ssh будет ждать подключение бесконечно. Значение передается параметру подключения </w:t>
+      </w:r>
+      <w:r>
+        <w:rPr>
+          <w:rFonts w:eastAsia="PT Astra Serif" w:cs="PT Astra Serif" w:ascii="Times New Roman" w:hAnsi="Times New Roman"/>
+          <w:b/>
+          <w:bCs/>
+          <w:color w:val="000000"/>
+          <w:sz w:val="28"/>
+          <w:szCs w:val="28"/>
+        </w:rPr>
+        <w:t>ServerAliveInterval</w:t>
+      </w:r>
+      <w:r>
+        <w:rPr>
+          <w:rFonts w:eastAsia="PT Astra Serif" w:cs="PT Astra Serif" w:ascii="Times New Roman" w:hAnsi="Times New Roman"/>
+          <w:b w:val="false"/>
+          <w:bCs w:val="false"/>
+          <w:color w:val="000000"/>
+          <w:sz w:val="28"/>
+          <w:szCs w:val="28"/>
+        </w:rPr>
+        <w:t>. По умолчанию 30.</w:t>
+      </w:r>
+    </w:p>
+    <w:p>
+      <w:pPr>
+        <w:pStyle w:val="Normal"/>
+        <w:spacing w:lineRule="auto" w:line="360"/>
+        <w:ind w:firstLine="708" w:start="0" w:end="0"/>
+        <w:jc w:val="both"/>
+        <w:rPr>
+          <w:rFonts w:ascii="Times New Roman" w:hAnsi="Times New Roman" w:eastAsia="PT Astra Serif" w:cs="PT Astra Serif"/>
+          <w:b/>
+          <w:bCs/>
+          <w:color w:val="000000"/>
+          <w:sz w:val="28"/>
+          <w:szCs w:val="28"/>
+        </w:rPr>
+      </w:pPr>
+      <w:r>
+        <w:rPr>
+          <w:rFonts w:eastAsia="PT Astra Serif" w:cs="PT Astra Serif" w:ascii="Times New Roman" w:hAnsi="Times New Roman"/>
+          <w:b/>
+          <w:bCs/>
+          <w:color w:val="000000"/>
+          <w:sz w:val="28"/>
+          <w:szCs w:val="28"/>
+        </w:rPr>
+        <w:t xml:space="preserve">sshCheckCol - </w:t>
+      </w:r>
+      <w:r>
+        <w:rPr>
+          <w:rFonts w:eastAsia="PT Astra Serif" w:cs="PT Astra Serif" w:ascii="Times New Roman" w:hAnsi="Times New Roman"/>
+          <w:b w:val="false"/>
+          <w:bCs w:val="false"/>
+          <w:color w:val="000000"/>
+          <w:sz w:val="28"/>
+          <w:szCs w:val="28"/>
+        </w:rPr>
+        <w:t xml:space="preserve">Количество попыток проверки активности ssh соединения, если с соединением возникла проблема. Не рекомендуется ставить значение 1, т.к соединение прервется при первой же проблеме. Если будет значение 0, то по умолчанию будет выставлено 2. Значение будет передано параметру </w:t>
+      </w:r>
+      <w:r>
+        <w:rPr>
+          <w:rFonts w:eastAsia="PT Astra Serif" w:cs="PT Astra Serif" w:ascii="Times New Roman" w:hAnsi="Times New Roman"/>
+          <w:b/>
+          <w:bCs/>
+          <w:color w:val="000000"/>
+          <w:sz w:val="28"/>
+          <w:szCs w:val="28"/>
+        </w:rPr>
+        <w:t>ServerAliveCountMax</w:t>
+      </w:r>
+      <w:r>
+        <w:rPr>
+          <w:rFonts w:eastAsia="PT Astra Serif" w:cs="PT Astra Serif" w:ascii="Times New Roman" w:hAnsi="Times New Roman"/>
+          <w:b w:val="false"/>
+          <w:bCs w:val="false"/>
+          <w:color w:val="000000"/>
+          <w:sz w:val="28"/>
+          <w:szCs w:val="28"/>
+        </w:rPr>
+        <w:t>.</w:t>
+      </w:r>
+    </w:p>
+    <w:p>
+      <w:pPr>
+        <w:pStyle w:val="Normal"/>
+        <w:spacing w:lineRule="auto" w:line="360"/>
+        <w:ind w:firstLine="708" w:start="0" w:end="0"/>
+        <w:jc w:val="both"/>
+        <w:rPr>
+          <w:rFonts w:ascii="Times New Roman" w:hAnsi="Times New Roman" w:eastAsia="PT Astra Serif" w:cs="PT Astra Serif"/>
+          <w:b/>
+          <w:bCs/>
+          <w:color w:val="000000"/>
+          <w:sz w:val="28"/>
+          <w:szCs w:val="28"/>
+        </w:rPr>
+      </w:pPr>
+      <w:r>
+        <w:rPr>
+          <w:rFonts w:eastAsia="PT Astra Serif" w:cs="PT Astra Serif" w:ascii="Times New Roman" w:hAnsi="Times New Roman"/>
+          <w:b/>
+          <w:bCs/>
+          <w:color w:val="000000"/>
+          <w:sz w:val="28"/>
+          <w:szCs w:val="28"/>
+        </w:rPr>
+        <w:t xml:space="preserve">RsyncTimeout - </w:t>
+      </w:r>
+      <w:r>
+        <w:rPr>
+          <w:rFonts w:eastAsia="PT Astra Serif" w:cs="PT Astra Serif" w:ascii="Times New Roman" w:hAnsi="Times New Roman"/>
+          <w:b w:val="false"/>
+          <w:bCs w:val="false"/>
+          <w:color w:val="000000"/>
+          <w:sz w:val="28"/>
+          <w:szCs w:val="28"/>
+        </w:rPr>
+        <w:t>Максимальное время ожидания ввода-вывода rsync в секундах. Если в течение указанного времени не будет передано ни одного байта данных, rsync принудительно завершит работу с ошибкой.Если 0, то rsync будет ждать подключение бесконечно. По умолчанию 900.</w:t>
+      </w:r>
+    </w:p>
+    <w:p>
+      <w:pPr>
+        <w:pStyle w:val="Normal"/>
+        <w:spacing w:lineRule="auto" w:line="360"/>
+        <w:ind w:firstLine="708" w:start="0" w:end="0"/>
+        <w:jc w:val="both"/>
         <w:rPr/>
       </w:pPr>
       <w:r>
@@ -4605,6 +5484,26 @@
           <w:sz w:val="28"/>
           <w:szCs w:val="28"/>
         </w:rPr>
+        <w:t>kerberos</w:t>
+      </w:r>
+      <w:r>
+        <w:rPr>
+          <w:rFonts w:eastAsia="PT Astra Serif" w:cs="PT Astra Serif" w:ascii="Times New Roman" w:hAnsi="Times New Roman"/>
+          <w:color w:val="000000"/>
+          <w:sz w:val="28"/>
+          <w:szCs w:val="28"/>
+        </w:rPr>
+        <w:t xml:space="preserve"> - билет керберос, </w:t>
+      </w:r>
+      <w:r>
+        <w:rPr>
+          <w:rFonts w:eastAsia="PT Astra Serif" w:cs="PT Astra Serif" w:ascii="Times New Roman" w:hAnsi="Times New Roman"/>
+          <w:b/>
+          <w:bCs/>
+          <w:color w:val="000000"/>
+          <w:sz w:val="28"/>
+          <w:szCs w:val="28"/>
+        </w:rPr>
         <w:t>key</w:t>
       </w:r>
       <w:r>
@@ -5112,6 +6011,82 @@
         <w:spacing w:lineRule="auto" w:line="360"/>
         <w:ind w:firstLine="708" w:start="0" w:end="0"/>
         <w:jc w:val="both"/>
+        <w:rPr>
+          <w:rFonts w:ascii="Times New Roman" w:hAnsi="Times New Roman" w:eastAsia="PT Astra Serif" w:cs="PT Astra Serif"/>
+          <w:b/>
+          <w:bCs/>
+          <w:color w:val="000000"/>
+          <w:sz w:val="28"/>
+          <w:szCs w:val="28"/>
+        </w:rPr>
+      </w:pPr>
+      <w:r>
+        <w:rPr>
+          <w:rFonts w:eastAsia="PT Astra Serif" w:cs="PT Astra Serif" w:ascii="Times New Roman" w:hAnsi="Times New Roman"/>
+          <w:b/>
+          <w:bCs/>
+          <w:color w:val="000000"/>
+          <w:sz w:val="28"/>
+          <w:szCs w:val="28"/>
+        </w:rPr>
+        <w:t xml:space="preserve">file_listIgnoreInaccurate - </w:t>
+      </w:r>
+      <w:r>
+        <w:rPr>
+          <w:rFonts w:eastAsia="PT Astra Serif" w:cs="PT Astra Serif" w:ascii="Times New Roman" w:hAnsi="Times New Roman"/>
+          <w:b w:val="false"/>
+          <w:bCs w:val="false"/>
+          <w:color w:val="000000"/>
+          <w:sz w:val="28"/>
+          <w:szCs w:val="28"/>
+        </w:rPr>
+        <w:t>Путь к файлу (полный путь от корня или относительный путь от каталога запуска скрипта) со списком исключений по частичному совпадению (Необязательная переменная.). В файле должно быть по одному значению на строку. Значения с # в начале строки игнорируются.</w:t>
+      </w:r>
+    </w:p>
+    <w:p>
+      <w:pPr>
+        <w:pStyle w:val="Normal"/>
+        <w:spacing w:lineRule="auto" w:line="360"/>
+        <w:ind w:firstLine="708" w:start="0" w:end="0"/>
+        <w:jc w:val="both"/>
+        <w:rPr>
+          <w:rFonts w:ascii="Times New Roman" w:hAnsi="Times New Roman" w:eastAsia="PT Astra Serif" w:cs="PT Astra Serif"/>
+          <w:b/>
+          <w:bCs/>
+          <w:color w:val="000000"/>
+          <w:sz w:val="28"/>
+          <w:szCs w:val="28"/>
+        </w:rPr>
+      </w:pPr>
+      <w:r>
+        <w:rPr>
+          <w:rFonts w:eastAsia="PT Astra Serif" w:cs="PT Astra Serif" w:ascii="Times New Roman" w:hAnsi="Times New Roman"/>
+          <w:b/>
+          <w:bCs/>
+          <w:color w:val="000000"/>
+          <w:sz w:val="28"/>
+          <w:szCs w:val="28"/>
+        </w:rPr>
+        <w:t xml:space="preserve">file_listIgnoreAccurate - </w:t>
+      </w:r>
+      <w:r>
+        <w:rPr>
+          <w:rFonts w:eastAsia="PT Astra Serif" w:cs="PT Astra Serif" w:ascii="Times New Roman" w:hAnsi="Times New Roman"/>
+          <w:b w:val="false"/>
+          <w:bCs w:val="false"/>
+          <w:color w:val="000000"/>
+          <w:sz w:val="28"/>
+          <w:szCs w:val="28"/>
+        </w:rPr>
+        <w:t>Путь к файлу (полный путь от корня или относительный путь от каталога запуска скрипта) со списком исключений по точному совпадению (Необязательная переменная.). В файле должно быть по одному значению на строку. Значения с # в начале строки игнорируются.</w:t>
+      </w:r>
+    </w:p>
+    <w:p>
+      <w:pPr>
+        <w:pStyle w:val="Normal"/>
+        <w:spacing w:lineRule="auto" w:line="360"/>
+        <w:ind w:firstLine="708" w:start="0" w:end="0"/>
+        <w:jc w:val="both"/>
         <w:rPr/>
       </w:pPr>
       <w:r>
@@ -5344,6 +6319,70 @@
           <w:szCs w:val="28"/>
         </w:rPr>
         <w:t>'^[0-9]+$'</w:t>
+      </w:r>
+    </w:p>
+    <w:p>
+      <w:pPr>
+        <w:pStyle w:val="Normal"/>
+        <w:spacing w:lineRule="auto" w:line="360"/>
+        <w:ind w:firstLine="708" w:start="0" w:end="0"/>
+        <w:jc w:val="both"/>
+        <w:rPr>
+          <w:rFonts w:ascii="Times New Roman" w:hAnsi="Times New Roman" w:eastAsia="PT Astra Serif" w:cs="PT Astra Serif"/>
+          <w:b/>
+          <w:bCs/>
+          <w:color w:val="000000"/>
+          <w:sz w:val="28"/>
+          <w:szCs w:val="28"/>
+        </w:rPr>
+      </w:pPr>
+      <w:r>
+        <w:rPr>
+          <w:rFonts w:eastAsia="PT Astra Serif" w:cs="PT Astra Serif" w:ascii="Times New Roman" w:hAnsi="Times New Roman"/>
+          <w:b/>
+          <w:bCs/>
+          <w:color w:val="000000"/>
+          <w:sz w:val="28"/>
+          <w:szCs w:val="28"/>
+        </w:rPr>
+        <w:t xml:space="preserve">copy_send_files - </w:t>
+      </w:r>
+      <w:r>
+        <w:rPr>
+          <w:rFonts w:eastAsia="PT Astra Serif" w:cs="PT Astra Serif" w:ascii="Times New Roman" w:hAnsi="Times New Roman"/>
+          <w:b w:val="false"/>
+          <w:bCs w:val="false"/>
+          <w:color w:val="000000"/>
+          <w:sz w:val="28"/>
+          <w:szCs w:val="28"/>
+        </w:rPr>
+        <w:t>Копировать отправляемые файлы во временный каталог перед отправкой, вместо создания симлинка (0 - создавать симлинк, 1 - копировать. По умолчанию создается симлинк)</w:t>
+      </w:r>
+    </w:p>
+    <w:p>
+      <w:pPr>
+        <w:pStyle w:val="Normal"/>
+        <w:spacing w:lineRule="auto" w:line="360"/>
+        <w:ind w:firstLine="708" w:start="0" w:end="0"/>
+        <w:jc w:val="both"/>
+        <w:rPr>
+          <w:rFonts w:ascii="Times New Roman" w:hAnsi="Times New Roman" w:eastAsia="PT Astra Serif" w:cs="PT Astra Serif"/>
+          <w:b/>
+          <w:bCs/>
+          <w:color w:val="000000"/>
+          <w:sz w:val="28"/>
+          <w:szCs w:val="28"/>
+        </w:rPr>
+      </w:pPr>
+      <w:r>
+        <w:rPr>
+          <w:rFonts w:eastAsia="PT Astra Serif" w:cs="PT Astra Serif" w:ascii="Times New Roman" w:hAnsi="Times New Roman"/>
+          <w:b/>
+          <w:bCs/>
+          <w:color w:val="000000"/>
+          <w:sz w:val="28"/>
+          <w:szCs w:val="28"/>
+        </w:rPr>
       </w:r>
     </w:p>
     <w:p>
@@ -5360,7 +6399,7 @@
           <wp:inline distT="0" distB="0" distL="0" distR="0">
             <wp:extent cx="5472430" cy="1651635"/>
             <wp:effectExtent l="0" t="0" r="0" b="0"/>
-            <wp:docPr id="11" name="Изображение12" descr="" title=""/>
+            <wp:docPr id="12" name="Изображение12"/>
             <wp:cNvGraphicFramePr>
               <a:graphicFrameLocks xmlns:a="http://schemas.openxmlformats.org/drawingml/2006/main" noChangeAspect="1"/>
             </wp:cNvGraphicFramePr>
@@ -5368,13 +6407,13 @@
               <a:graphicData uri="http://schemas.openxmlformats.org/drawingml/2006/picture">
                 <pic:pic xmlns:pic="http://schemas.openxmlformats.org/drawingml/2006/picture">
                   <pic:nvPicPr>
-                    <pic:cNvPr id="11" name="Изображение12" descr="" title=""/>
+                    <pic:cNvPr id="12" name="Изображение12"/>
                     <pic:cNvPicPr>
                       <a:picLocks noChangeAspect="1" noChangeArrowheads="1"/>
                     </pic:cNvPicPr>
                   </pic:nvPicPr>
                   <pic:blipFill>
-                    <a:blip r:embed="rId15"/>
+                    <a:blip r:embed="rId16"/>
                     <a:stretch>
                       <a:fillRect/>
                     </a:stretch>
@@ -5436,7 +6475,7 @@
           <wp:inline distT="0" distB="0" distL="0" distR="0">
             <wp:extent cx="6480175" cy="3646170"/>
             <wp:effectExtent l="0" t="0" r="0" b="0"/>
-            <wp:docPr id="12" name="Изображение13" descr="" title=""/>
+            <wp:docPr id="13" name="Изображение13"/>
             <wp:cNvGraphicFramePr>
               <a:graphicFrameLocks xmlns:a="http://schemas.openxmlformats.org/drawingml/2006/main" noChangeAspect="1"/>
             </wp:cNvGraphicFramePr>
@@ -5444,13 +6483,13 @@
               <a:graphicData uri="http://schemas.openxmlformats.org/drawingml/2006/picture">
                 <pic:pic xmlns:pic="http://schemas.openxmlformats.org/drawingml/2006/picture">
                   <pic:nvPicPr>
-                    <pic:cNvPr id="12" name="Изображение13" descr="" title=""/>
+                    <pic:cNvPr id="13" name="Изображение13"/>
                     <pic:cNvPicPr>
                       <a:picLocks noChangeAspect="1" noChangeArrowheads="1"/>
                     </pic:cNvPicPr>
                   </pic:nvPicPr>
                   <pic:blipFill>
-                    <a:blip r:embed="rId16"/>
+                    <a:blip r:embed="rId17"/>
                     <a:stretch>
                       <a:fillRect/>
                     </a:stretch>
@@ -5512,7 +6551,7 @@
           <wp:inline distT="0" distB="0" distL="0" distR="0">
             <wp:extent cx="6480175" cy="1978025"/>
             <wp:effectExtent l="0" t="0" r="0" b="0"/>
-            <wp:docPr id="13" name="Изображение14" descr="" title=""/>
+            <wp:docPr id="14" name="Изображение14"/>
             <wp:cNvGraphicFramePr>
               <a:graphicFrameLocks xmlns:a="http://schemas.openxmlformats.org/drawingml/2006/main" noChangeAspect="1"/>
             </wp:cNvGraphicFramePr>
@@ -5520,13 +6559,13 @@
               <a:graphicData uri="http://schemas.openxmlformats.org/drawingml/2006/picture">
                 <pic:pic xmlns:pic="http://schemas.openxmlformats.org/drawingml/2006/picture">
                   <pic:nvPicPr>
-                    <pic:cNvPr id="13" name="Изображение14" descr="" title=""/>
+                    <pic:cNvPr id="14" name="Изображение14"/>
                     <pic:cNvPicPr>
                       <a:picLocks noChangeAspect="1" noChangeArrowheads="1"/>
                     </pic:cNvPicPr>
                   </pic:nvPicPr>
                   <pic:blipFill>
-                    <a:blip r:embed="rId17"/>
+                    <a:blip r:embed="rId18"/>
                     <a:stretch>
                       <a:fillRect/>
                     </a:stretch>
@@ -5769,31 +6808,6 @@
       <w:r>
         <w:rPr/>
       </w:r>
-      <w:r>
-        <w:br w:type="page"/>
-      </w:r>
-    </w:p>
-    <w:p>
-      <w:pPr>
-        <w:pStyle w:val="Normal"/>
-        <w:spacing w:lineRule="auto" w:line="360" w:before="0" w:after="0"/>
-        <w:jc w:val="center"/>
-        <w:rPr/>
-      </w:pPr>
-      <w:r>
-        <w:rPr/>
-      </w:r>
-    </w:p>
-    <w:p>
-      <w:pPr>
-        <w:pStyle w:val="Normal"/>
-        <w:spacing w:lineRule="auto" w:line="360"/>
-        <w:jc w:val="center"/>
-        <w:rPr/>
-      </w:pPr>
-      <w:r>
-        <w:rPr/>
-      </w:r>
     </w:p>
     <w:p>
       <w:pPr>
@@ -5808,7 +6822,7 @@
           <wp:inline distT="0" distB="0" distL="0" distR="0">
             <wp:extent cx="6209030" cy="5619115"/>
             <wp:effectExtent l="0" t="0" r="0" b="0"/>
-            <wp:docPr id="14" name="Изображение15" descr="" title=""/>
+            <wp:docPr id="15" name="Изображение15"/>
             <wp:cNvGraphicFramePr>
               <a:graphicFrameLocks xmlns:a="http://schemas.openxmlformats.org/drawingml/2006/main" noChangeAspect="1"/>
             </wp:cNvGraphicFramePr>
@@ -5816,13 +6830,13 @@
               <a:graphicData uri="http://schemas.openxmlformats.org/drawingml/2006/picture">
                 <pic:pic xmlns:pic="http://schemas.openxmlformats.org/drawingml/2006/picture">
                   <pic:nvPicPr>
-                    <pic:cNvPr id="14" name="Изображение15" descr="" title=""/>
+                    <pic:cNvPr id="15" name="Изображение15"/>
                     <pic:cNvPicPr>
                       <a:picLocks noChangeAspect="1" noChangeArrowheads="1"/>
                     </pic:cNvPicPr>
                   </pic:nvPicPr>
                   <pic:blipFill>
-                    <a:blip r:embed="rId18"/>
+                    <a:blip r:embed="rId19"/>
                     <a:stretch>
                       <a:fillRect/>
                     </a:stretch>
@@ -6081,6 +7095,58 @@
         <w:spacing w:lineRule="auto" w:line="360"/>
         <w:ind w:firstLine="708" w:start="0" w:end="0"/>
         <w:jc w:val="both"/>
+        <w:rPr>
+          <w:rFonts w:ascii="Times New Roman" w:hAnsi="Times New Roman" w:eastAsia="PT Astra Serif" w:cs="PT Astra Serif"/>
+          <w:b w:val="false"/>
+          <w:bCs w:val="false"/>
+          <w:color w:val="000000"/>
+          <w:sz w:val="28"/>
+          <w:szCs w:val="28"/>
+        </w:rPr>
+      </w:pPr>
+      <w:r>
+        <w:rPr>
+          <w:rFonts w:eastAsia="PT Astra Serif" w:cs="PT Astra Serif" w:ascii="Times New Roman" w:hAnsi="Times New Roman"/>
+          <w:b w:val="false"/>
+          <w:bCs w:val="false"/>
+          <w:color w:val="000000"/>
+          <w:sz w:val="28"/>
+          <w:szCs w:val="28"/>
+        </w:rPr>
+      </w:r>
+    </w:p>
+    <w:p>
+      <w:pPr>
+        <w:pStyle w:val="Normal"/>
+        <w:spacing w:lineRule="auto" w:line="360"/>
+        <w:ind w:firstLine="708" w:start="0" w:end="0"/>
+        <w:jc w:val="both"/>
+        <w:rPr>
+          <w:rFonts w:ascii="Times New Roman" w:hAnsi="Times New Roman" w:eastAsia="PT Astra Serif" w:cs="PT Astra Serif"/>
+          <w:b w:val="false"/>
+          <w:bCs w:val="false"/>
+          <w:color w:val="000000"/>
+          <w:sz w:val="28"/>
+          <w:szCs w:val="28"/>
+        </w:rPr>
+      </w:pPr>
+      <w:r>
+        <w:rPr>
+          <w:rFonts w:eastAsia="PT Astra Serif" w:cs="PT Astra Serif" w:ascii="Times New Roman" w:hAnsi="Times New Roman"/>
+          <w:b w:val="false"/>
+          <w:bCs w:val="false"/>
+          <w:color w:val="000000"/>
+          <w:sz w:val="28"/>
+          <w:szCs w:val="28"/>
+        </w:rPr>
+      </w:r>
+    </w:p>
+    <w:p>
+      <w:pPr>
+        <w:pStyle w:val="Normal"/>
+        <w:spacing w:lineRule="auto" w:line="360"/>
+        <w:ind w:firstLine="708" w:start="0" w:end="0"/>
+        <w:jc w:val="both"/>
         <w:rPr/>
       </w:pPr>
       <w:r>
@@ -7467,7 +8533,14 @@
         <w:spacing w:lineRule="auto" w:line="360"/>
         <w:ind w:firstLine="708" w:start="0" w:end="0"/>
         <w:jc w:val="both"/>
-        <w:rPr/>
+        <w:rPr>
+          <w:rFonts w:ascii="Times New Roman" w:hAnsi="Times New Roman" w:eastAsia="PT Astra Serif" w:cs="PT Astra Serif"/>
+          <w:b w:val="false"/>
+          <w:bCs w:val="false"/>
+          <w:color w:val="000000"/>
+          <w:sz w:val="28"/>
+          <w:szCs w:val="28"/>
+        </w:rPr>
       </w:pPr>
       <w:r>
         <w:rPr>
@@ -7479,6 +8552,167 @@
           <w:szCs w:val="28"/>
         </w:rPr>
         <w:t>fi</w:t>
+      </w:r>
+    </w:p>
+    <w:p>
+      <w:pPr>
+        <w:pStyle w:val="Normal"/>
+        <w:spacing w:lineRule="auto" w:line="360"/>
+        <w:ind w:firstLine="708" w:start="0" w:end="0"/>
+        <w:jc w:val="both"/>
+        <w:rPr>
+          <w:rFonts w:ascii="Times New Roman" w:hAnsi="Times New Roman" w:eastAsia="PT Astra Serif" w:cs="PT Astra Serif"/>
+          <w:b w:val="false"/>
+          <w:bCs w:val="false"/>
+          <w:color w:val="000000"/>
+          <w:sz w:val="28"/>
+          <w:szCs w:val="28"/>
+        </w:rPr>
+      </w:pPr>
+      <w:r>
+        <w:rPr>
+          <w:rFonts w:eastAsia="PT Astra Serif" w:cs="PT Astra Serif" w:ascii="Times New Roman" w:hAnsi="Times New Roman"/>
+          <w:b w:val="false"/>
+          <w:bCs w:val="false"/>
+          <w:color w:val="000000"/>
+          <w:sz w:val="28"/>
+          <w:szCs w:val="28"/>
+        </w:rPr>
+      </w:r>
+    </w:p>
+    <w:p>
+      <w:pPr>
+        <w:pStyle w:val="Normal"/>
+        <w:spacing w:lineRule="auto" w:line="360"/>
+        <w:ind w:firstLine="708" w:start="0" w:end="0"/>
+        <w:jc w:val="both"/>
+        <w:rPr>
+          <w:rFonts w:ascii="Times New Roman" w:hAnsi="Times New Roman" w:eastAsia="PT Astra Serif" w:cs="PT Astra Serif"/>
+          <w:b w:val="false"/>
+          <w:bCs w:val="false"/>
+          <w:color w:val="000000"/>
+          <w:sz w:val="28"/>
+          <w:szCs w:val="28"/>
+        </w:rPr>
+      </w:pPr>
+      <w:r>
+        <w:rPr>
+          <w:rFonts w:eastAsia="PT Astra Serif" w:cs="PT Astra Serif" w:ascii="Times New Roman" w:hAnsi="Times New Roman"/>
+          <w:b w:val="false"/>
+          <w:bCs w:val="false"/>
+          <w:color w:val="000000"/>
+          <w:sz w:val="28"/>
+          <w:szCs w:val="28"/>
+        </w:rPr>
+        <w:t>#Тест фильтра логов</w:t>
+      </w:r>
+    </w:p>
+    <w:p>
+      <w:pPr>
+        <w:pStyle w:val="Normal"/>
+        <w:spacing w:lineRule="auto" w:line="360"/>
+        <w:ind w:firstLine="708" w:start="0" w:end="0"/>
+        <w:jc w:val="both"/>
+        <w:rPr>
+          <w:rFonts w:ascii="Times New Roman" w:hAnsi="Times New Roman" w:eastAsia="PT Astra Serif" w:cs="PT Astra Serif"/>
+          <w:b w:val="false"/>
+          <w:bCs w:val="false"/>
+          <w:color w:val="000000"/>
+          <w:sz w:val="28"/>
+          <w:szCs w:val="28"/>
+        </w:rPr>
+      </w:pPr>
+      <w:r>
+        <w:rPr>
+          <w:rFonts w:eastAsia="PT Astra Serif" w:cs="PT Astra Serif" w:ascii="Times New Roman" w:hAnsi="Times New Roman"/>
+          <w:b w:val="false"/>
+          <w:bCs w:val="false"/>
+          <w:color w:val="000000"/>
+          <w:sz w:val="28"/>
+          <w:szCs w:val="28"/>
+        </w:rPr>
+        <w:t>echo "#---Начало нужной информации ($(hostname)---#)"</w:t>
+      </w:r>
+    </w:p>
+    <w:p>
+      <w:pPr>
+        <w:pStyle w:val="Normal"/>
+        <w:spacing w:lineRule="auto" w:line="360"/>
+        <w:ind w:firstLine="708" w:start="0" w:end="0"/>
+        <w:jc w:val="both"/>
+        <w:rPr>
+          <w:rFonts w:ascii="Times New Roman" w:hAnsi="Times New Roman" w:eastAsia="PT Astra Serif" w:cs="PT Astra Serif"/>
+          <w:b w:val="false"/>
+          <w:bCs w:val="false"/>
+          <w:color w:val="000000"/>
+          <w:sz w:val="28"/>
+          <w:szCs w:val="28"/>
+        </w:rPr>
+      </w:pPr>
+      <w:r>
+        <w:rPr>
+          <w:rFonts w:eastAsia="PT Astra Serif" w:cs="PT Astra Serif" w:ascii="Times New Roman" w:hAnsi="Times New Roman"/>
+          <w:b w:val="false"/>
+          <w:bCs w:val="false"/>
+          <w:color w:val="000000"/>
+          <w:sz w:val="28"/>
+          <w:szCs w:val="28"/>
+        </w:rPr>
+        <w:t>echo "Тест 1 $(date +"%Y%m%d-%H%M%S-%4N")"</w:t>
+      </w:r>
+    </w:p>
+    <w:p>
+      <w:pPr>
+        <w:pStyle w:val="Normal"/>
+        <w:spacing w:lineRule="auto" w:line="360"/>
+        <w:ind w:firstLine="708" w:start="0" w:end="0"/>
+        <w:jc w:val="both"/>
+        <w:rPr>
+          <w:rFonts w:ascii="Times New Roman" w:hAnsi="Times New Roman" w:eastAsia="PT Astra Serif" w:cs="PT Astra Serif"/>
+          <w:b w:val="false"/>
+          <w:bCs w:val="false"/>
+          <w:color w:val="000000"/>
+          <w:sz w:val="28"/>
+          <w:szCs w:val="28"/>
+        </w:rPr>
+      </w:pPr>
+      <w:r>
+        <w:rPr>
+          <w:rFonts w:eastAsia="PT Astra Serif" w:cs="PT Astra Serif" w:ascii="Times New Roman" w:hAnsi="Times New Roman"/>
+          <w:b w:val="false"/>
+          <w:bCs w:val="false"/>
+          <w:color w:val="000000"/>
+          <w:sz w:val="28"/>
+          <w:szCs w:val="28"/>
+        </w:rPr>
+        <w:t>echo "Тест 2 $(date +"%Y%m%d-%H%M%S-%4N")"</w:t>
+      </w:r>
+    </w:p>
+    <w:p>
+      <w:pPr>
+        <w:pStyle w:val="Normal"/>
+        <w:spacing w:lineRule="auto" w:line="360"/>
+        <w:ind w:firstLine="708" w:start="0" w:end="0"/>
+        <w:jc w:val="both"/>
+        <w:rPr>
+          <w:rFonts w:ascii="Times New Roman" w:hAnsi="Times New Roman" w:eastAsia="PT Astra Serif" w:cs="PT Astra Serif"/>
+          <w:b w:val="false"/>
+          <w:bCs w:val="false"/>
+          <w:color w:val="000000"/>
+          <w:sz w:val="28"/>
+          <w:szCs w:val="28"/>
+        </w:rPr>
+      </w:pPr>
+      <w:r>
+        <w:rPr>
+          <w:rFonts w:eastAsia="PT Astra Serif" w:cs="PT Astra Serif" w:ascii="Times New Roman" w:hAnsi="Times New Roman"/>
+          <w:b w:val="false"/>
+          <w:bCs w:val="false"/>
+          <w:color w:val="000000"/>
+          <w:sz w:val="28"/>
+          <w:szCs w:val="28"/>
+        </w:rPr>
+        <w:t>echo "#---Конец нужной информации ($(hostname)---#)"</w:t>
       </w:r>
     </w:p>
     <w:p>
@@ -7605,7 +8839,7 @@
           <wp:inline distT="0" distB="0" distL="0" distR="0">
             <wp:extent cx="5689600" cy="2575560"/>
             <wp:effectExtent l="0" t="0" r="0" b="0"/>
-            <wp:docPr id="15" name="Изображение20" descr="" title=""/>
+            <wp:docPr id="16" name="Изображение20"/>
             <wp:cNvGraphicFramePr>
               <a:graphicFrameLocks xmlns:a="http://schemas.openxmlformats.org/drawingml/2006/main" noChangeAspect="1"/>
             </wp:cNvGraphicFramePr>
@@ -7613,13 +8847,13 @@
               <a:graphicData uri="http://schemas.openxmlformats.org/drawingml/2006/picture">
                 <pic:pic xmlns:pic="http://schemas.openxmlformats.org/drawingml/2006/picture">
                   <pic:nvPicPr>
-                    <pic:cNvPr id="15" name="Изображение20" descr="" title=""/>
+                    <pic:cNvPr id="16" name="Изображение20"/>
                     <pic:cNvPicPr>
                       <a:picLocks noChangeAspect="1" noChangeArrowheads="1"/>
                     </pic:cNvPicPr>
                   </pic:nvPicPr>
                   <pic:blipFill>
-                    <a:blip r:embed="rId19"/>
+                    <a:blip r:embed="rId20"/>
                     <a:stretch>
                       <a:fillRect/>
                     </a:stretch>
@@ -7655,7 +8889,7 @@
           <wp:inline distT="0" distB="0" distL="0" distR="0">
             <wp:extent cx="5570220" cy="2612390"/>
             <wp:effectExtent l="0" t="0" r="0" b="0"/>
-            <wp:docPr id="16" name="Изображение31" descr="" title=""/>
+            <wp:docPr id="17" name="Изображение31"/>
             <wp:cNvGraphicFramePr>
               <a:graphicFrameLocks xmlns:a="http://schemas.openxmlformats.org/drawingml/2006/main" noChangeAspect="1"/>
             </wp:cNvGraphicFramePr>
@@ -7663,13 +8897,13 @@
               <a:graphicData uri="http://schemas.openxmlformats.org/drawingml/2006/picture">
                 <pic:pic xmlns:pic="http://schemas.openxmlformats.org/drawingml/2006/picture">
                   <pic:nvPicPr>
-                    <pic:cNvPr id="16" name="Изображение31" descr="" title=""/>
+                    <pic:cNvPr id="17" name="Изображение31"/>
                     <pic:cNvPicPr>
                       <a:picLocks noChangeAspect="1" noChangeArrowheads="1"/>
                     </pic:cNvPicPr>
                   </pic:nvPicPr>
                   <pic:blipFill>
-                    <a:blip r:embed="rId20"/>
+                    <a:blip r:embed="rId21"/>
                     <a:stretch>
                       <a:fillRect/>
                     </a:stretch>
@@ -7705,7 +8939,7 @@
           <wp:inline distT="0" distB="0" distL="0" distR="0">
             <wp:extent cx="5631180" cy="1679575"/>
             <wp:effectExtent l="0" t="0" r="0" b="0"/>
-            <wp:docPr id="17" name="Изображение32" descr="" title=""/>
+            <wp:docPr id="18" name="Изображение32"/>
             <wp:cNvGraphicFramePr>
               <a:graphicFrameLocks xmlns:a="http://schemas.openxmlformats.org/drawingml/2006/main" noChangeAspect="1"/>
             </wp:cNvGraphicFramePr>
@@ -7713,13 +8947,13 @@
               <a:graphicData uri="http://schemas.openxmlformats.org/drawingml/2006/picture">
                 <pic:pic xmlns:pic="http://schemas.openxmlformats.org/drawingml/2006/picture">
                   <pic:nvPicPr>
-                    <pic:cNvPr id="17" name="Изображение32" descr="" title=""/>
+                    <pic:cNvPr id="18" name="Изображение32"/>
                     <pic:cNvPicPr>
                       <a:picLocks noChangeAspect="1" noChangeArrowheads="1"/>
                     </pic:cNvPicPr>
                   </pic:nvPicPr>
                   <pic:blipFill>
-                    <a:blip r:embed="rId21"/>
+                    <a:blip r:embed="rId22"/>
                     <a:stretch>
                       <a:fillRect/>
                     </a:stretch>
@@ -10316,7 +11550,7 @@
           <wp:inline distT="0" distB="0" distL="0" distR="0">
             <wp:extent cx="5812790" cy="4089400"/>
             <wp:effectExtent l="0" t="0" r="0" b="0"/>
-            <wp:docPr id="18" name="Изображение16" descr="" title=""/>
+            <wp:docPr id="19" name="Изображение16"/>
             <wp:cNvGraphicFramePr>
               <a:graphicFrameLocks xmlns:a="http://schemas.openxmlformats.org/drawingml/2006/main" noChangeAspect="1"/>
             </wp:cNvGraphicFramePr>
@@ -10324,13 +11558,13 @@
               <a:graphicData uri="http://schemas.openxmlformats.org/drawingml/2006/picture">
                 <pic:pic xmlns:pic="http://schemas.openxmlformats.org/drawingml/2006/picture">
                   <pic:nvPicPr>
-                    <pic:cNvPr id="18" name="Изображение16" descr="" title=""/>
+                    <pic:cNvPr id="19" name="Изображение16"/>
                     <pic:cNvPicPr>
                       <a:picLocks noChangeAspect="1" noChangeArrowheads="1"/>
                     </pic:cNvPicPr>
                   </pic:nvPicPr>
                   <pic:blipFill>
-                    <a:blip r:embed="rId22"/>
+                    <a:blip r:embed="rId23"/>
                     <a:stretch>
                       <a:fillRect/>
                     </a:stretch>
@@ -10388,7 +11622,7 @@
           <wp:inline distT="0" distB="0" distL="0" distR="0">
             <wp:extent cx="4491990" cy="3963670"/>
             <wp:effectExtent l="0" t="0" r="0" b="0"/>
-            <wp:docPr id="19" name="Изображение17" descr="" title=""/>
+            <wp:docPr id="20" name="Изображение17"/>
             <wp:cNvGraphicFramePr>
               <a:graphicFrameLocks xmlns:a="http://schemas.openxmlformats.org/drawingml/2006/main" noChangeAspect="1"/>
             </wp:cNvGraphicFramePr>
@@ -10396,13 +11630,13 @@
               <a:graphicData uri="http://schemas.openxmlformats.org/drawingml/2006/picture">
                 <pic:pic xmlns:pic="http://schemas.openxmlformats.org/drawingml/2006/picture">
                   <pic:nvPicPr>
-                    <pic:cNvPr id="19" name="Изображение17" descr="" title=""/>
+                    <pic:cNvPr id="20" name="Изображение17"/>
                     <pic:cNvPicPr>
                       <a:picLocks noChangeAspect="1" noChangeArrowheads="1"/>
                     </pic:cNvPicPr>
                   </pic:nvPicPr>
                   <pic:blipFill>
-                    <a:blip r:embed="rId23"/>
+                    <a:blip r:embed="rId24"/>
                     <a:stretch>
                       <a:fillRect/>
                     </a:stretch>
@@ -10437,7 +11671,7 @@
           <wp:inline distT="0" distB="0" distL="0" distR="0">
             <wp:extent cx="5304790" cy="2217420"/>
             <wp:effectExtent l="0" t="0" r="0" b="0"/>
-            <wp:docPr id="20" name="Изображение18" descr="" title=""/>
+            <wp:docPr id="21" name="Изображение18"/>
             <wp:cNvGraphicFramePr>
               <a:graphicFrameLocks xmlns:a="http://schemas.openxmlformats.org/drawingml/2006/main" noChangeAspect="1"/>
             </wp:cNvGraphicFramePr>
@@ -10445,13 +11679,13 @@
               <a:graphicData uri="http://schemas.openxmlformats.org/drawingml/2006/picture">
                 <pic:pic xmlns:pic="http://schemas.openxmlformats.org/drawingml/2006/picture">
                   <pic:nvPicPr>
-                    <pic:cNvPr id="20" name="Изображение18" descr="" title=""/>
+                    <pic:cNvPr id="21" name="Изображение18"/>
                     <pic:cNvPicPr>
                       <a:picLocks noChangeAspect="1" noChangeArrowheads="1"/>
                     </pic:cNvPicPr>
                   </pic:nvPicPr>
                   <pic:blipFill>
-                    <a:blip r:embed="rId24"/>
+                    <a:blip r:embed="rId25"/>
                     <a:stretch>
                       <a:fillRect/>
                     </a:stretch>
@@ -10486,7 +11720,7 @@
           <wp:inline distT="0" distB="0" distL="0" distR="0">
             <wp:extent cx="6436995" cy="2914015"/>
             <wp:effectExtent l="0" t="0" r="0" b="0"/>
-            <wp:docPr id="21" name="Изображение35" descr="" title=""/>
+            <wp:docPr id="22" name="Изображение35"/>
             <wp:cNvGraphicFramePr>
               <a:graphicFrameLocks xmlns:a="http://schemas.openxmlformats.org/drawingml/2006/main" noChangeAspect="1"/>
             </wp:cNvGraphicFramePr>
@@ -10494,13 +11728,13 @@
               <a:graphicData uri="http://schemas.openxmlformats.org/drawingml/2006/picture">
                 <pic:pic xmlns:pic="http://schemas.openxmlformats.org/drawingml/2006/picture">
                   <pic:nvPicPr>
-                    <pic:cNvPr id="21" name="Изображение35" descr="" title=""/>
+                    <pic:cNvPr id="22" name="Изображение35"/>
                     <pic:cNvPicPr>
                       <a:picLocks noChangeAspect="1" noChangeArrowheads="1"/>
                     </pic:cNvPicPr>
                   </pic:nvPicPr>
                   <pic:blipFill>
-                    <a:blip r:embed="rId25"/>
+                    <a:blip r:embed="rId26"/>
                     <a:stretch>
                       <a:fillRect/>
                     </a:stretch>
@@ -10535,7 +11769,7 @@
           <wp:inline distT="0" distB="0" distL="0" distR="0">
             <wp:extent cx="6480175" cy="3388360"/>
             <wp:effectExtent l="0" t="0" r="0" b="0"/>
-            <wp:docPr id="22" name="Изображение36" descr="" title=""/>
+            <wp:docPr id="23" name="Изображение36"/>
             <wp:cNvGraphicFramePr>
               <a:graphicFrameLocks xmlns:a="http://schemas.openxmlformats.org/drawingml/2006/main" noChangeAspect="1"/>
             </wp:cNvGraphicFramePr>
@@ -10543,13 +11777,13 @@
               <a:graphicData uri="http://schemas.openxmlformats.org/drawingml/2006/picture">
                 <pic:pic xmlns:pic="http://schemas.openxmlformats.org/drawingml/2006/picture">
                   <pic:nvPicPr>
-                    <pic:cNvPr id="22" name="Изображение36" descr="" title=""/>
+                    <pic:cNvPr id="23" name="Изображение36"/>
                     <pic:cNvPicPr>
                       <a:picLocks noChangeAspect="1" noChangeArrowheads="1"/>
                     </pic:cNvPicPr>
                   </pic:nvPicPr>
                   <pic:blipFill>
-                    <a:blip r:embed="rId26"/>
+                    <a:blip r:embed="rId27"/>
                     <a:stretch>
                       <a:fillRect/>
                     </a:stretch>
@@ -11662,7 +12896,7 @@
           <wp:inline distT="0" distB="0" distL="0" distR="0">
             <wp:extent cx="5779770" cy="1591945"/>
             <wp:effectExtent l="0" t="0" r="0" b="0"/>
-            <wp:docPr id="23" name="Изображение22" descr="" title=""/>
+            <wp:docPr id="24" name="Изображение22"/>
             <wp:cNvGraphicFramePr>
               <a:graphicFrameLocks xmlns:a="http://schemas.openxmlformats.org/drawingml/2006/main" noChangeAspect="1"/>
             </wp:cNvGraphicFramePr>
@@ -11670,13 +12904,13 @@
               <a:graphicData uri="http://schemas.openxmlformats.org/drawingml/2006/picture">
                 <pic:pic xmlns:pic="http://schemas.openxmlformats.org/drawingml/2006/picture">
                   <pic:nvPicPr>
-                    <pic:cNvPr id="23" name="Изображение22" descr="" title=""/>
+                    <pic:cNvPr id="24" name="Изображение22"/>
                     <pic:cNvPicPr>
                       <a:picLocks noChangeAspect="1" noChangeArrowheads="1"/>
                     </pic:cNvPicPr>
                   </pic:nvPicPr>
                   <pic:blipFill>
-                    <a:blip r:embed="rId27"/>
+                    <a:blip r:embed="rId28"/>
                     <a:stretch>
                       <a:fillRect/>
                     </a:stretch>
@@ -11746,7 +12980,7 @@
           <wp:inline distT="0" distB="0" distL="0" distR="0">
             <wp:extent cx="5789930" cy="3514090"/>
             <wp:effectExtent l="0" t="0" r="0" b="0"/>
-            <wp:docPr id="24" name="Изображение23" descr="" title=""/>
+            <wp:docPr id="25" name="Изображение23"/>
             <wp:cNvGraphicFramePr>
               <a:graphicFrameLocks xmlns:a="http://schemas.openxmlformats.org/drawingml/2006/main" noChangeAspect="1"/>
             </wp:cNvGraphicFramePr>
@@ -11754,13 +12988,13 @@
               <a:graphicData uri="http://schemas.openxmlformats.org/drawingml/2006/picture">
                 <pic:pic xmlns:pic="http://schemas.openxmlformats.org/drawingml/2006/picture">
                   <pic:nvPicPr>
-                    <pic:cNvPr id="24" name="Изображение23" descr="" title=""/>
+                    <pic:cNvPr id="25" name="Изображение23"/>
                     <pic:cNvPicPr>
                       <a:picLocks noChangeAspect="1" noChangeArrowheads="1"/>
                     </pic:cNvPicPr>
                   </pic:nvPicPr>
                   <pic:blipFill>
-                    <a:blip r:embed="rId28"/>
+                    <a:blip r:embed="rId29"/>
                     <a:stretch>
                       <a:fillRect/>
                     </a:stretch>
@@ -11830,7 +13064,7 @@
           <wp:inline distT="0" distB="0" distL="0" distR="0">
             <wp:extent cx="6323965" cy="2266315"/>
             <wp:effectExtent l="0" t="0" r="0" b="0"/>
-            <wp:docPr id="25" name="Изображение24" descr="" title=""/>
+            <wp:docPr id="26" name="Изображение24"/>
             <wp:cNvGraphicFramePr>
               <a:graphicFrameLocks xmlns:a="http://schemas.openxmlformats.org/drawingml/2006/main" noChangeAspect="1"/>
             </wp:cNvGraphicFramePr>
@@ -11838,13 +13072,13 @@
               <a:graphicData uri="http://schemas.openxmlformats.org/drawingml/2006/picture">
                 <pic:pic xmlns:pic="http://schemas.openxmlformats.org/drawingml/2006/picture">
                   <pic:nvPicPr>
-                    <pic:cNvPr id="25" name="Изображение24" descr="" title=""/>
+                    <pic:cNvPr id="26" name="Изображение24"/>
                     <pic:cNvPicPr>
                       <a:picLocks noChangeAspect="1" noChangeArrowheads="1"/>
                     </pic:cNvPicPr>
                   </pic:nvPicPr>
                   <pic:blipFill>
-                    <a:blip r:embed="rId29"/>
+                    <a:blip r:embed="rId30"/>
                     <a:stretch>
                       <a:fillRect/>
                     </a:stretch>
@@ -11914,7 +13148,7 @@
           <wp:inline distT="0" distB="0" distL="0" distR="0">
             <wp:extent cx="6480175" cy="1409700"/>
             <wp:effectExtent l="0" t="0" r="0" b="0"/>
-            <wp:docPr id="26" name="Изображение25" descr="" title=""/>
+            <wp:docPr id="27" name="Изображение25"/>
             <wp:cNvGraphicFramePr>
               <a:graphicFrameLocks xmlns:a="http://schemas.openxmlformats.org/drawingml/2006/main" noChangeAspect="1"/>
             </wp:cNvGraphicFramePr>
@@ -11922,13 +13156,13 @@
               <a:graphicData uri="http://schemas.openxmlformats.org/drawingml/2006/picture">
                 <pic:pic xmlns:pic="http://schemas.openxmlformats.org/drawingml/2006/picture">
                   <pic:nvPicPr>
-                    <pic:cNvPr id="26" name="Изображение25" descr="" title=""/>
+                    <pic:cNvPr id="27" name="Изображение25"/>
                     <pic:cNvPicPr>
                       <a:picLocks noChangeAspect="1" noChangeArrowheads="1"/>
                     </pic:cNvPicPr>
                   </pic:nvPicPr>
                   <pic:blipFill>
-                    <a:blip r:embed="rId30"/>
+                    <a:blip r:embed="rId31"/>
                     <a:stretch>
                       <a:fillRect/>
                     </a:stretch>
@@ -12012,7 +13246,7 @@
           <wp:inline distT="0" distB="0" distL="0" distR="0">
             <wp:extent cx="6480175" cy="716280"/>
             <wp:effectExtent l="0" t="0" r="0" b="0"/>
-            <wp:docPr id="27" name="Изображение9" descr="" title=""/>
+            <wp:docPr id="28" name="Изображение9"/>
             <wp:cNvGraphicFramePr>
               <a:graphicFrameLocks xmlns:a="http://schemas.openxmlformats.org/drawingml/2006/main" noChangeAspect="1"/>
             </wp:cNvGraphicFramePr>
@@ -12020,13 +13254,13 @@
               <a:graphicData uri="http://schemas.openxmlformats.org/drawingml/2006/picture">
                 <pic:pic xmlns:pic="http://schemas.openxmlformats.org/drawingml/2006/picture">
                   <pic:nvPicPr>
-                    <pic:cNvPr id="27" name="Изображение9" descr="" title=""/>
+                    <pic:cNvPr id="28" name="Изображение9"/>
                     <pic:cNvPicPr>
                       <a:picLocks noChangeAspect="1" noChangeArrowheads="1"/>
                     </pic:cNvPicPr>
                   </pic:nvPicPr>
                   <pic:blipFill>
-                    <a:blip r:embed="rId31"/>
+                    <a:blip r:embed="rId32"/>
                     <a:stretch>
                       <a:fillRect/>
                     </a:stretch>
@@ -12135,7 +13369,7 @@
           <wp:inline distT="0" distB="0" distL="0" distR="0">
             <wp:extent cx="6480175" cy="1814830"/>
             <wp:effectExtent l="0" t="0" r="0" b="0"/>
-            <wp:docPr id="28" name="Изображение26" descr="" title=""/>
+            <wp:docPr id="29" name="Изображение26"/>
             <wp:cNvGraphicFramePr>
               <a:graphicFrameLocks xmlns:a="http://schemas.openxmlformats.org/drawingml/2006/main" noChangeAspect="1"/>
             </wp:cNvGraphicFramePr>
@@ -12143,13 +13377,13 @@
               <a:graphicData uri="http://schemas.openxmlformats.org/drawingml/2006/picture">
                 <pic:pic xmlns:pic="http://schemas.openxmlformats.org/drawingml/2006/picture">
                   <pic:nvPicPr>
-                    <pic:cNvPr id="28" name="Изображение26" descr="" title=""/>
+                    <pic:cNvPr id="29" name="Изображение26"/>
                     <pic:cNvPicPr>
                       <a:picLocks noChangeAspect="1" noChangeArrowheads="1"/>
                     </pic:cNvPicPr>
                   </pic:nvPicPr>
                   <pic:blipFill>
-                    <a:blip r:embed="rId32"/>
+                    <a:blip r:embed="rId33"/>
                     <a:stretch>
                       <a:fillRect/>
                     </a:stretch>
@@ -12199,7 +13433,7 @@
           <wp:inline distT="0" distB="0" distL="0" distR="0">
             <wp:extent cx="6480175" cy="3602990"/>
             <wp:effectExtent l="0" t="0" r="0" b="0"/>
-            <wp:docPr id="29" name="Изображение27" descr="" title=""/>
+            <wp:docPr id="30" name="Изображение27"/>
             <wp:cNvGraphicFramePr>
               <a:graphicFrameLocks xmlns:a="http://schemas.openxmlformats.org/drawingml/2006/main" noChangeAspect="1"/>
             </wp:cNvGraphicFramePr>
@@ -12207,13 +13441,13 @@
               <a:graphicData uri="http://schemas.openxmlformats.org/drawingml/2006/picture">
                 <pic:pic xmlns:pic="http://schemas.openxmlformats.org/drawingml/2006/picture">
                   <pic:nvPicPr>
-                    <pic:cNvPr id="29" name="Изображение27" descr="" title=""/>
+                    <pic:cNvPr id="30" name="Изображение27"/>
                     <pic:cNvPicPr>
                       <a:picLocks noChangeAspect="1" noChangeArrowheads="1"/>
                     </pic:cNvPicPr>
                   </pic:nvPicPr>
                   <pic:blipFill>
-                    <a:blip r:embed="rId33"/>
+                    <a:blip r:embed="rId34"/>
                     <a:stretch>
                       <a:fillRect/>
                     </a:stretch>
@@ -12265,7 +13499,7 @@
           <wp:inline distT="0" distB="0" distL="0" distR="0">
             <wp:extent cx="5342255" cy="1160145"/>
             <wp:effectExtent l="0" t="0" r="0" b="0"/>
-            <wp:docPr id="30" name="Изображение28" descr="" title=""/>
+            <wp:docPr id="31" name="Изображение28"/>
             <wp:cNvGraphicFramePr>
               <a:graphicFrameLocks xmlns:a="http://schemas.openxmlformats.org/drawingml/2006/main" noChangeAspect="1"/>
             </wp:cNvGraphicFramePr>
@@ -12273,13 +13507,13 @@
               <a:graphicData uri="http://schemas.openxmlformats.org/drawingml/2006/picture">
                 <pic:pic xmlns:pic="http://schemas.openxmlformats.org/drawingml/2006/picture">
                   <pic:nvPicPr>
-                    <pic:cNvPr id="30" name="Изображение28" descr="" title=""/>
+                    <pic:cNvPr id="31" name="Изображение28"/>
                     <pic:cNvPicPr>
                       <a:picLocks noChangeAspect="1" noChangeArrowheads="1"/>
                     </pic:cNvPicPr>
                   </pic:nvPicPr>
                   <pic:blipFill>
-                    <a:blip r:embed="rId34"/>
+                    <a:blip r:embed="rId35"/>
                     <a:stretch>
                       <a:fillRect/>
                     </a:stretch>
@@ -12415,7 +13649,7 @@
           <wp:inline distT="0" distB="0" distL="0" distR="0">
             <wp:extent cx="5902960" cy="4605020"/>
             <wp:effectExtent l="0" t="0" r="0" b="0"/>
-            <wp:docPr id="31" name="Изображение29" descr="" title=""/>
+            <wp:docPr id="32" name="Изображение29"/>
             <wp:cNvGraphicFramePr>
               <a:graphicFrameLocks xmlns:a="http://schemas.openxmlformats.org/drawingml/2006/main" noChangeAspect="1"/>
             </wp:cNvGraphicFramePr>
@@ -12423,13 +13657,13 @@
               <a:graphicData uri="http://schemas.openxmlformats.org/drawingml/2006/picture">
                 <pic:pic xmlns:pic="http://schemas.openxmlformats.org/drawingml/2006/picture">
                   <pic:nvPicPr>
-                    <pic:cNvPr id="31" name="Изображение29" descr="" title=""/>
+                    <pic:cNvPr id="32" name="Изображение29"/>
                     <pic:cNvPicPr>
                       <a:picLocks noChangeAspect="1" noChangeArrowheads="1"/>
                     </pic:cNvPicPr>
                   </pic:nvPicPr>
                   <pic:blipFill>
-                    <a:blip r:embed="rId35"/>
+                    <a:blip r:embed="rId36"/>
                     <a:stretch>
                       <a:fillRect/>
                     </a:stretch>
@@ -12483,7 +13717,7 @@
           <wp:inline distT="0" distB="0" distL="0" distR="0">
             <wp:extent cx="5708650" cy="892175"/>
             <wp:effectExtent l="0" t="0" r="0" b="0"/>
-            <wp:docPr id="32" name="Изображение30" descr="" title=""/>
+            <wp:docPr id="33" name="Изображение30"/>
             <wp:cNvGraphicFramePr>
               <a:graphicFrameLocks xmlns:a="http://schemas.openxmlformats.org/drawingml/2006/main" noChangeAspect="1"/>
             </wp:cNvGraphicFramePr>
@@ -12491,13 +13725,13 @@
               <a:graphicData uri="http://schemas.openxmlformats.org/drawingml/2006/picture">
                 <pic:pic xmlns:pic="http://schemas.openxmlformats.org/drawingml/2006/picture">
                   <pic:nvPicPr>
-                    <pic:cNvPr id="32" name="Изображение30" descr="" title=""/>
+                    <pic:cNvPr id="33" name="Изображение30"/>
                     <pic:cNvPicPr>
                       <a:picLocks noChangeAspect="1" noChangeArrowheads="1"/>
                     </pic:cNvPicPr>
                   </pic:nvPicPr>
                   <pic:blipFill>
-                    <a:blip r:embed="rId36"/>
+                    <a:blip r:embed="rId37"/>
                     <a:stretch>
                       <a:fillRect/>
                     </a:stretch>
@@ -13718,7 +14952,7 @@
           <wp:inline distT="0" distB="0" distL="0" distR="0">
             <wp:extent cx="2894965" cy="485775"/>
             <wp:effectExtent l="0" t="0" r="0" b="0"/>
-            <wp:docPr id="33" name="Изображение34" descr="" title=""/>
+            <wp:docPr id="34" name="Изображение34"/>
             <wp:cNvGraphicFramePr>
               <a:graphicFrameLocks xmlns:a="http://schemas.openxmlformats.org/drawingml/2006/main" noChangeAspect="1"/>
             </wp:cNvGraphicFramePr>
@@ -13726,13 +14960,13 @@
               <a:graphicData uri="http://schemas.openxmlformats.org/drawingml/2006/picture">
                 <pic:pic xmlns:pic="http://schemas.openxmlformats.org/drawingml/2006/picture">
                   <pic:nvPicPr>
-                    <pic:cNvPr id="33" name="Изображение34" descr="" title=""/>
+                    <pic:cNvPr id="34" name="Изображение34"/>
                     <pic:cNvPicPr>
                       <a:picLocks noChangeAspect="1" noChangeArrowheads="1"/>
                     </pic:cNvPicPr>
                   </pic:nvPicPr>
                   <pic:blipFill>
-                    <a:blip r:embed="rId37"/>
+                    <a:blip r:embed="rId38"/>
                     <a:stretch>
                       <a:fillRect/>
                     </a:stretch>
@@ -13792,7 +15026,7 @@
           <wp:inline distT="0" distB="0" distL="0" distR="0">
             <wp:extent cx="5409565" cy="2590165"/>
             <wp:effectExtent l="0" t="0" r="0" b="0"/>
-            <wp:docPr id="34" name="Изображение21" descr="" title=""/>
+            <wp:docPr id="35" name="Изображение21"/>
             <wp:cNvGraphicFramePr>
               <a:graphicFrameLocks xmlns:a="http://schemas.openxmlformats.org/drawingml/2006/main" noChangeAspect="1"/>
             </wp:cNvGraphicFramePr>
@@ -13800,13 +15034,13 @@
               <a:graphicData uri="http://schemas.openxmlformats.org/drawingml/2006/picture">
                 <pic:pic xmlns:pic="http://schemas.openxmlformats.org/drawingml/2006/picture">
                   <pic:nvPicPr>
-                    <pic:cNvPr id="34" name="Изображение21" descr="" title=""/>
+                    <pic:cNvPr id="35" name="Изображение21"/>
                     <pic:cNvPicPr>
                       <a:picLocks noChangeAspect="1" noChangeArrowheads="1"/>
                     </pic:cNvPicPr>
                   </pic:nvPicPr>
                   <pic:blipFill>
-                    <a:blip r:embed="rId38"/>
+                    <a:blip r:embed="rId39"/>
                     <a:stretch>
                       <a:fillRect/>
                     </a:stretch>
@@ -13866,7 +15100,7 @@
           <wp:inline distT="0" distB="0" distL="0" distR="0">
             <wp:extent cx="6480175" cy="396875"/>
             <wp:effectExtent l="0" t="0" r="0" b="0"/>
-            <wp:docPr id="35" name="Изображение33" descr="" title=""/>
+            <wp:docPr id="36" name="Изображение33"/>
             <wp:cNvGraphicFramePr>
               <a:graphicFrameLocks xmlns:a="http://schemas.openxmlformats.org/drawingml/2006/main" noChangeAspect="1"/>
             </wp:cNvGraphicFramePr>
@@ -13874,13 +15108,13 @@
               <a:graphicData uri="http://schemas.openxmlformats.org/drawingml/2006/picture">
                 <pic:pic xmlns:pic="http://schemas.openxmlformats.org/drawingml/2006/picture">
                   <pic:nvPicPr>
-                    <pic:cNvPr id="35" name="Изображение33" descr="" title=""/>
+                    <pic:cNvPr id="36" name="Изображение33"/>
                     <pic:cNvPicPr>
                       <a:picLocks noChangeAspect="1" noChangeArrowheads="1"/>
                     </pic:cNvPicPr>
                   </pic:nvPicPr>
                   <pic:blipFill>
-                    <a:blip r:embed="rId39"/>
+                    <a:blip r:embed="rId40"/>
                     <a:stretch>
                       <a:fillRect/>
                     </a:stretch>
@@ -13903,12 +15137,12 @@
       </w:r>
     </w:p>
     <w:sectPr>
-      <w:headerReference w:type="even" r:id="rId40"/>
-      <w:headerReference w:type="default" r:id="rId41"/>
-      <w:headerReference w:type="first" r:id="rId42"/>
-      <w:footerReference w:type="even" r:id="rId43"/>
-      <w:footerReference w:type="default" r:id="rId44"/>
-      <w:footerReference w:type="first" r:id="rId45"/>
+      <w:headerReference w:type="even" r:id="rId41"/>
+      <w:headerReference w:type="default" r:id="rId42"/>
+      <w:headerReference w:type="first" r:id="rId43"/>
+      <w:footerReference w:type="even" r:id="rId44"/>
+      <w:footerReference w:type="default" r:id="rId45"/>
+      <w:footerReference w:type="first" r:id="rId46"/>
       <w:type w:val="nextPage"/>
       <w:pgSz w:w="11906" w:h="16838"/>
       <w:pgMar w:left="1134" w:right="567" w:gutter="0" w:header="567" w:top="1134" w:footer="567" w:bottom="1134"/>
@@ -13923,7 +15157,7 @@
 </file>
 
 <file path=word/footer1.xml><?xml version="1.0" encoding="utf-8"?>
-<w:ftr xmlns:o="urn:schemas-microsoft-com:office:office" xmlns:r="http://schemas.openxmlformats.org/officeDocument/2006/relationships" xmlns:v="urn:schemas-microsoft-com:vml" xmlns:w="http://schemas.openxmlformats.org/wordprocessingml/2006/main" xmlns:w10="urn:schemas-microsoft-com:office:word" xmlns:wp="http://schemas.openxmlformats.org/drawingml/2006/wordprocessingDrawing" xmlns:wps="http://schemas.microsoft.com/office/word/2010/wordprocessingShape" xmlns:wpg="http://schemas.microsoft.com/office/word/2010/wordprocessingGroup" xmlns:mc="http://schemas.openxmlformats.org/markup-compatibility/2006" xmlns:wp14="http://schemas.microsoft.com/office/word/2010/wordprocessingDrawing" xmlns:w14="http://schemas.microsoft.com/office/word/2010/wordml" xmlns:w15="http://schemas.microsoft.com/office/word/2012/wordml" mc:Ignorable="w14 wp14 w15">
+<w:ftr xmlns:o="urn:schemas-microsoft-com:office:office" xmlns:r="http://schemas.openxmlformats.org/officeDocument/2006/relationships" xmlns:v="urn:schemas-microsoft-com:vml" xmlns:w="http://schemas.openxmlformats.org/wordprocessingml/2006/main" xmlns:w10="urn:schemas-microsoft-com:office:word" xmlns:wp="http://schemas.openxmlformats.org/drawingml/2006/wordprocessingDrawing" xmlns:pic="http://schemas.openxmlformats.org/drawingml/2006/picture" xmlns:wps="http://schemas.microsoft.com/office/word/2010/wordprocessingShape" xmlns:wpg="http://schemas.microsoft.com/office/word/2010/wordprocessingGroup" xmlns:mc="http://schemas.openxmlformats.org/markup-compatibility/2006" xmlns:wp14="http://schemas.microsoft.com/office/word/2010/wordprocessingDrawing" xmlns:w14="http://schemas.microsoft.com/office/word/2010/wordml" xmlns:w15="http://schemas.microsoft.com/office/word/2012/wordml" mc:Ignorable="w14 wp14 w15">
   <w:p>
     <w:pPr>
       <w:pStyle w:val="Footer"/>
@@ -13937,7 +15171,7 @@
 </file>
 
 <file path=word/footer2.xml><?xml version="1.0" encoding="utf-8"?>
-<w:ftr xmlns:o="urn:schemas-microsoft-com:office:office" xmlns:r="http://schemas.openxmlformats.org/officeDocument/2006/relationships" xmlns:v="urn:schemas-microsoft-com:vml" xmlns:w="http://schemas.openxmlformats.org/wordprocessingml/2006/main" xmlns:w10="urn:schemas-microsoft-com:office:word" xmlns:wp="http://schemas.openxmlformats.org/drawingml/2006/wordprocessingDrawing" xmlns:wps="http://schemas.microsoft.com/office/word/2010/wordprocessingShape" xmlns:wpg="http://schemas.microsoft.com/office/word/2010/wordprocessingGroup" xmlns:mc="http://schemas.openxmlformats.org/markup-compatibility/2006" xmlns:wp14="http://schemas.microsoft.com/office/word/2010/wordprocessingDrawing" xmlns:w14="http://schemas.microsoft.com/office/word/2010/wordml" xmlns:w15="http://schemas.microsoft.com/office/word/2012/wordml" mc:Ignorable="w14 wp14 w15">
+<w:ftr xmlns:o="urn:schemas-microsoft-com:office:office" xmlns:r="http://schemas.openxmlformats.org/officeDocument/2006/relationships" xmlns:v="urn:schemas-microsoft-com:vml" xmlns:w="http://schemas.openxmlformats.org/wordprocessingml/2006/main" xmlns:w10="urn:schemas-microsoft-com:office:word" xmlns:wp="http://schemas.openxmlformats.org/drawingml/2006/wordprocessingDrawing" xmlns:pic="http://schemas.openxmlformats.org/drawingml/2006/picture" xmlns:wps="http://schemas.microsoft.com/office/word/2010/wordprocessingShape" xmlns:wpg="http://schemas.microsoft.com/office/word/2010/wordprocessingGroup" xmlns:mc="http://schemas.openxmlformats.org/markup-compatibility/2006" xmlns:wp14="http://schemas.microsoft.com/office/word/2010/wordprocessingDrawing" xmlns:w14="http://schemas.microsoft.com/office/word/2010/wordml" xmlns:w15="http://schemas.microsoft.com/office/word/2012/wordml" mc:Ignorable="w14 wp14 w15">
   <w:p>
     <w:pPr>
       <w:pStyle w:val="Footer"/>
@@ -13954,7 +15188,7 @@
 </file>
 
 <file path=word/footer3.xml><?xml version="1.0" encoding="utf-8"?>
-<w:ftr xmlns:o="urn:schemas-microsoft-com:office:office" xmlns:r="http://schemas.openxmlformats.org/officeDocument/2006/relationships" xmlns:v="urn:schemas-microsoft-com:vml" xmlns:w="http://schemas.openxmlformats.org/wordprocessingml/2006/main" xmlns:w10="urn:schemas-microsoft-com:office:word" xmlns:wp="http://schemas.openxmlformats.org/drawingml/2006/wordprocessingDrawing" xmlns:wps="http://schemas.microsoft.com/office/word/2010/wordprocessingShape" xmlns:wpg="http://schemas.microsoft.com/office/word/2010/wordprocessingGroup" xmlns:mc="http://schemas.openxmlformats.org/markup-compatibility/2006" xmlns:wp14="http://schemas.microsoft.com/office/word/2010/wordprocessingDrawing" xmlns:w14="http://schemas.microsoft.com/office/word/2010/wordml" xmlns:w15="http://schemas.microsoft.com/office/word/2012/wordml" mc:Ignorable="w14 wp14 w15">
+<w:ftr xmlns:o="urn:schemas-microsoft-com:office:office" xmlns:r="http://schemas.openxmlformats.org/officeDocument/2006/relationships" xmlns:v="urn:schemas-microsoft-com:vml" xmlns:w="http://schemas.openxmlformats.org/wordprocessingml/2006/main" xmlns:w10="urn:schemas-microsoft-com:office:word" xmlns:wp="http://schemas.openxmlformats.org/drawingml/2006/wordprocessingDrawing" xmlns:pic="http://schemas.openxmlformats.org/drawingml/2006/picture" xmlns:wps="http://schemas.microsoft.com/office/word/2010/wordprocessingShape" xmlns:wpg="http://schemas.microsoft.com/office/word/2010/wordprocessingGroup" xmlns:mc="http://schemas.openxmlformats.org/markup-compatibility/2006" xmlns:wp14="http://schemas.microsoft.com/office/word/2010/wordprocessingDrawing" xmlns:w14="http://schemas.microsoft.com/office/word/2010/wordml" xmlns:w15="http://schemas.microsoft.com/office/word/2012/wordml" mc:Ignorable="w14 wp14 w15">
   <w:p>
     <w:pPr>
       <w:pStyle w:val="Footer"/>
@@ -13968,7 +15202,7 @@
 </file>
 
 <file path=word/header1.xml><?xml version="1.0" encoding="utf-8"?>
-<w:hdr xmlns:o="urn:schemas-microsoft-com:office:office" xmlns:r="http://schemas.openxmlformats.org/officeDocument/2006/relationships" xmlns:v="urn:schemas-microsoft-com:vml" xmlns:w="http://schemas.openxmlformats.org/wordprocessingml/2006/main" xmlns:w10="urn:schemas-microsoft-com:office:word" xmlns:wp="http://schemas.openxmlformats.org/drawingml/2006/wordprocessingDrawing" xmlns:wps="http://schemas.microsoft.com/office/word/2010/wordprocessingShape" xmlns:wpg="http://schemas.microsoft.com/office/word/2010/wordprocessingGroup" xmlns:mc="http://schemas.openxmlformats.org/markup-compatibility/2006" xmlns:wp14="http://schemas.microsoft.com/office/word/2010/wordprocessingDrawing" xmlns:w14="http://schemas.microsoft.com/office/word/2010/wordml" xmlns:w15="http://schemas.microsoft.com/office/word/2012/wordml" mc:Ignorable="w14 wp14 w15">
+<w:hdr xmlns:o="urn:schemas-microsoft-com:office:office" xmlns:r="http://schemas.openxmlformats.org/officeDocument/2006/relationships" xmlns:v="urn:schemas-microsoft-com:vml" xmlns:w="http://schemas.openxmlformats.org/wordprocessingml/2006/main" xmlns:w10="urn:schemas-microsoft-com:office:word" xmlns:wp="http://schemas.openxmlformats.org/drawingml/2006/wordprocessingDrawing" xmlns:pic="http://schemas.openxmlformats.org/drawingml/2006/picture" xmlns:wps="http://schemas.microsoft.com/office/word/2010/wordprocessingShape" xmlns:wpg="http://schemas.microsoft.com/office/word/2010/wordprocessingGroup" xmlns:mc="http://schemas.openxmlformats.org/markup-compatibility/2006" xmlns:wp14="http://schemas.microsoft.com/office/word/2010/wordprocessingDrawing" xmlns:w14="http://schemas.microsoft.com/office/word/2010/wordml" xmlns:w15="http://schemas.microsoft.com/office/word/2012/wordml" mc:Ignorable="w14 wp14 w15">
   <w:p>
     <w:pPr>
       <w:pStyle w:val="Header"/>
@@ -13982,7 +15216,7 @@
 </file>
 
 <file path=word/header2.xml><?xml version="1.0" encoding="utf-8"?>
-<w:hdr xmlns:o="urn:schemas-microsoft-com:office:office" xmlns:r="http://schemas.openxmlformats.org/officeDocument/2006/relationships" xmlns:v="urn:schemas-microsoft-com:vml" xmlns:w="http://schemas.openxmlformats.org/wordprocessingml/2006/main" xmlns:w10="urn:schemas-microsoft-com:office:word" xmlns:wp="http://schemas.openxmlformats.org/drawingml/2006/wordprocessingDrawing" xmlns:wps="http://schemas.microsoft.com/office/word/2010/wordprocessingShape" xmlns:wpg="http://schemas.microsoft.com/office/word/2010/wordprocessingGroup" xmlns:mc="http://schemas.openxmlformats.org/markup-compatibility/2006" xmlns:wp14="http://schemas.microsoft.com/office/word/2010/wordprocessingDrawing" xmlns:w14="http://schemas.microsoft.com/office/word/2010/wordml" xmlns:w15="http://schemas.microsoft.com/office/word/2012/wordml" mc:Ignorable="w14 wp14 w15">
+<w:hdr xmlns:o="urn:schemas-microsoft-com:office:office" xmlns:r="http://schemas.openxmlformats.org/officeDocument/2006/relationships" xmlns:v="urn:schemas-microsoft-com:vml" xmlns:w="http://schemas.openxmlformats.org/wordprocessingml/2006/main" xmlns:w10="urn:schemas-microsoft-com:office:word" xmlns:wp="http://schemas.openxmlformats.org/drawingml/2006/wordprocessingDrawing" xmlns:pic="http://schemas.openxmlformats.org/drawingml/2006/picture" xmlns:wps="http://schemas.microsoft.com/office/word/2010/wordprocessingShape" xmlns:wpg="http://schemas.microsoft.com/office/word/2010/wordprocessingGroup" xmlns:mc="http://schemas.openxmlformats.org/markup-compatibility/2006" xmlns:wp14="http://schemas.microsoft.com/office/word/2010/wordprocessingDrawing" xmlns:w14="http://schemas.microsoft.com/office/word/2010/wordml" xmlns:w15="http://schemas.microsoft.com/office/word/2012/wordml" mc:Ignorable="w14 wp14 w15">
   <w:p>
     <w:pPr>
       <w:pStyle w:val="Header"/>
@@ -14005,7 +15239,7 @@
     </w:r>
     <w:r>
       <w:rPr/>
-      <w:t>6</w:t>
+      <w:t>2</w:t>
     </w:r>
     <w:r>
       <w:rPr/>
@@ -14016,7 +15250,7 @@
 </file>
 
 <file path=word/header3.xml><?xml version="1.0" encoding="utf-8"?>
-<w:hdr xmlns:o="urn:schemas-microsoft-com:office:office" xmlns:r="http://schemas.openxmlformats.org/officeDocument/2006/relationships" xmlns:v="urn:schemas-microsoft-com:vml" xmlns:w="http://schemas.openxmlformats.org/wordprocessingml/2006/main" xmlns:w10="urn:schemas-microsoft-com:office:word" xmlns:wp="http://schemas.openxmlformats.org/drawingml/2006/wordprocessingDrawing" xmlns:wps="http://schemas.microsoft.com/office/word/2010/wordprocessingShape" xmlns:wpg="http://schemas.microsoft.com/office/word/2010/wordprocessingGroup" xmlns:mc="http://schemas.openxmlformats.org/markup-compatibility/2006" xmlns:wp14="http://schemas.microsoft.com/office/word/2010/wordprocessingDrawing" xmlns:w14="http://schemas.microsoft.com/office/word/2010/wordml" xmlns:w15="http://schemas.microsoft.com/office/word/2012/wordml" mc:Ignorable="w14 wp14 w15">
+<w:hdr xmlns:o="urn:schemas-microsoft-com:office:office" xmlns:r="http://schemas.openxmlformats.org/officeDocument/2006/relationships" xmlns:v="urn:schemas-microsoft-com:vml" xmlns:w="http://schemas.openxmlformats.org/wordprocessingml/2006/main" xmlns:w10="urn:schemas-microsoft-com:office:word" xmlns:wp="http://schemas.openxmlformats.org/drawingml/2006/wordprocessingDrawing" xmlns:pic="http://schemas.openxmlformats.org/drawingml/2006/picture" xmlns:wps="http://schemas.microsoft.com/office/word/2010/wordprocessingShape" xmlns:wpg="http://schemas.microsoft.com/office/word/2010/wordprocessingGroup" xmlns:mc="http://schemas.openxmlformats.org/markup-compatibility/2006" xmlns:wp14="http://schemas.microsoft.com/office/word/2010/wordprocessingDrawing" xmlns:w14="http://schemas.microsoft.com/office/word/2010/wordml" xmlns:w15="http://schemas.microsoft.com/office/word/2012/wordml" mc:Ignorable="w14 wp14 w15">
   <w:p>
     <w:pPr>
       <w:pStyle w:val="Header"/>
@@ -16006,6 +17240,13 @@
       <w:vertAlign w:val="superscript"/>
     </w:rPr>
   </w:style>
+  <w:style w:type="character" w:styleId="user">
+    <w:name w:val="Символ сноски (user)"/>
+    <w:qFormat/>
+    <w:rPr>
+      <w:vertAlign w:val="superscript"/>
+    </w:rPr>
+  </w:style>
   <w:style w:type="character" w:styleId="FootnoteReference">
     <w:name w:val="footnote reference"/>
     <w:rPr>
@@ -16073,6 +17314,13 @@
     <w:rPr>
       <w:b/>
       <w:bCs/>
+    </w:rPr>
+  </w:style>
+  <w:style w:type="character" w:styleId="user1">
+    <w:name w:val="Символ концевой сноски (user)"/>
+    <w:qFormat/>
+    <w:rPr>
+      <w:vertAlign w:val="superscript"/>
     </w:rPr>
   </w:style>
   <w:style w:type="character" w:styleId="EndnoteReference">
@@ -16174,6 +17422,11 @@
       <w:szCs w:val="26"/>
     </w:rPr>
   </w:style>
+  <w:style w:type="character" w:styleId="user2">
+    <w:name w:val="Ссылка указателя (user)"/>
+    <w:qFormat/>
+    <w:rPr/>
+  </w:style>
   <w:style w:type="paragraph" w:styleId="Style23">
     <w:name w:val="Заголовок"/>
     <w:basedOn w:val="Normal"/>
@@ -16228,6 +17481,32 @@
     </w:pPr>
     <w:rPr>
       <w:rFonts w:cs="Lohit Devanagari"/>
+    </w:rPr>
+  </w:style>
+  <w:style w:type="paragraph" w:styleId="user3">
+    <w:name w:val="Заголовок (user)"/>
+    <w:basedOn w:val="Normal"/>
+    <w:next w:val="BodyText"/>
+    <w:qFormat/>
+    <w:pPr>
+      <w:keepNext w:val="true"/>
+      <w:spacing w:before="240" w:after="120"/>
+    </w:pPr>
+    <w:rPr>
+      <w:rFonts w:ascii="PT Astra Serif" w:hAnsi="PT Astra Serif" w:eastAsia="Noto Sans CJK SC" w:cs="FreeSans"/>
+      <w:sz w:val="28"/>
+      <w:szCs w:val="28"/>
+    </w:rPr>
+  </w:style>
+  <w:style w:type="paragraph" w:styleId="user4">
+    <w:name w:val="Указатель (user)"/>
+    <w:basedOn w:val="Normal"/>
+    <w:qFormat/>
+    <w:pPr>
+      <w:suppressLineNumbers/>
+    </w:pPr>
+    <w:rPr>
+      <w:rFonts w:ascii="PT Astra Serif" w:hAnsi="PT Astra Serif" w:cs="FreeSans"/>
     </w:rPr>
   </w:style>
   <w:style w:type="paragraph" w:styleId="Style25">
@@ -17166,8 +18445,15 @@
     </w:pPr>
     <w:rPr/>
   </w:style>
-  <w:style w:type="paragraph" w:styleId="HeaderandFooter">
-    <w:name w:val="Header and Footer"/>
+  <w:style w:type="paragraph" w:styleId="user5">
+    <w:name w:val="Колонтитулы (user)"/>
+    <w:basedOn w:val="Normal"/>
+    <w:qFormat/>
+    <w:pPr/>
+    <w:rPr/>
+  </w:style>
+  <w:style w:type="paragraph" w:styleId="Style33">
+    <w:name w:val="Колонтитулы"/>
     <w:basedOn w:val="Normal"/>
     <w:qFormat/>
     <w:pPr/>
@@ -17186,7 +18472,7 @@
     </w:pPr>
     <w:rPr/>
   </w:style>
-  <w:style w:type="paragraph" w:styleId="Style33">
+  <w:style w:type="paragraph" w:styleId="Style34">
     <w:name w:val="Верхний колонтитул слева"/>
     <w:basedOn w:val="Normal"/>
     <w:qFormat/>
@@ -17200,7 +18486,7 @@
     </w:pPr>
     <w:rPr/>
   </w:style>
-  <w:style w:type="paragraph" w:styleId="Style34">
+  <w:style w:type="paragraph" w:styleId="Style35">
     <w:name w:val="Верхний колонтитул справа"/>
     <w:basedOn w:val="Normal"/>
     <w:qFormat/>
@@ -17227,7 +18513,7 @@
     </w:pPr>
     <w:rPr/>
   </w:style>
-  <w:style w:type="paragraph" w:styleId="Style35">
+  <w:style w:type="paragraph" w:styleId="Style36">
     <w:name w:val="Нижний колонтитул слева"/>
     <w:basedOn w:val="Normal"/>
     <w:qFormat/>
@@ -17241,7 +18527,7 @@
     </w:pPr>
     <w:rPr/>
   </w:style>
-  <w:style w:type="paragraph" w:styleId="Style36">
+  <w:style w:type="paragraph" w:styleId="Style37">
     <w:name w:val="Нижний колонтитул справа"/>
     <w:basedOn w:val="Normal"/>
     <w:qFormat/>
@@ -17255,16 +18541,16 @@
     </w:pPr>
     <w:rPr/>
   </w:style>
-  <w:style w:type="paragraph" w:styleId="Style37">
+  <w:style w:type="paragraph" w:styleId="Style38">
     <w:name w:val="Содержимое таблицы"/>
     <w:basedOn w:val="Normal"/>
     <w:qFormat/>
     <w:pPr/>
     <w:rPr/>
   </w:style>
-  <w:style w:type="paragraph" w:styleId="Style38">
+  <w:style w:type="paragraph" w:styleId="Style39">
     <w:name w:val="Заголовок таблицы"/>
-    <w:basedOn w:val="Style37"/>
+    <w:basedOn w:val="Style38"/>
     <w:qFormat/>
     <w:pPr>
       <w:jc w:val="center"/>
@@ -17273,28 +18559,28 @@
       <w:b/>
     </w:rPr>
   </w:style>
-  <w:style w:type="paragraph" w:styleId="Style39">
+  <w:style w:type="paragraph" w:styleId="Style40">
     <w:name w:val="Иллюстрация"/>
     <w:basedOn w:val="Caption"/>
     <w:qFormat/>
     <w:pPr/>
     <w:rPr/>
   </w:style>
-  <w:style w:type="paragraph" w:styleId="Style40">
+  <w:style w:type="paragraph" w:styleId="Style41">
     <w:name w:val="Таблица"/>
     <w:basedOn w:val="Caption"/>
     <w:qFormat/>
     <w:pPr/>
     <w:rPr/>
   </w:style>
-  <w:style w:type="paragraph" w:styleId="Style41">
+  <w:style w:type="paragraph" w:styleId="Style42">
     <w:name w:val="Текст"/>
     <w:basedOn w:val="Caption"/>
     <w:qFormat/>
     <w:pPr/>
     <w:rPr/>
   </w:style>
-  <w:style w:type="paragraph" w:styleId="Style42">
+  <w:style w:type="paragraph" w:styleId="Style43">
     <w:name w:val="Содержимое врезки"/>
     <w:basedOn w:val="Normal"/>
     <w:qFormat/>
@@ -17340,14 +18626,14 @@
       <w:szCs w:val="24"/>
     </w:rPr>
   </w:style>
-  <w:style w:type="paragraph" w:styleId="Style43">
+  <w:style w:type="paragraph" w:styleId="Style44">
     <w:name w:val="Рисунок"/>
     <w:basedOn w:val="Caption"/>
     <w:qFormat/>
     <w:pPr/>
     <w:rPr/>
   </w:style>
-  <w:style w:type="paragraph" w:styleId="Style44">
+  <w:style w:type="paragraph" w:styleId="Style45">
     <w:name w:val="Текст в заданном формате"/>
     <w:basedOn w:val="Normal"/>
     <w:qFormat/>
@@ -17360,7 +18646,7 @@
       <w:szCs w:val="24"/>
     </w:rPr>
   </w:style>
-  <w:style w:type="paragraph" w:styleId="Style45">
+  <w:style w:type="paragraph" w:styleId="Style46">
     <w:name w:val="Горизонтальная линия"/>
     <w:basedOn w:val="Normal"/>
     <w:next w:val="BodyText"/>
@@ -17376,7 +18662,7 @@
       <w:szCs w:val="24"/>
     </w:rPr>
   </w:style>
-  <w:style w:type="paragraph" w:styleId="Style46">
+  <w:style w:type="paragraph" w:styleId="Style47">
     <w:name w:val="Содержимое списка"/>
     <w:basedOn w:val="Normal"/>
     <w:qFormat/>
@@ -17385,17 +18671,17 @@
     </w:pPr>
     <w:rPr/>
   </w:style>
-  <w:style w:type="paragraph" w:styleId="Style47">
+  <w:style w:type="paragraph" w:styleId="Style48">
     <w:name w:val="Заголовок списка"/>
     <w:basedOn w:val="Normal"/>
-    <w:next w:val="Style46"/>
+    <w:next w:val="Style47"/>
     <w:qFormat/>
     <w:pPr>
       <w:ind w:hanging="0" w:start="0" w:end="0"/>
     </w:pPr>
     <w:rPr/>
   </w:style>
-  <w:style w:type="paragraph" w:styleId="Style48">
+  <w:style w:type="paragraph" w:styleId="Style49">
     <w:name w:val="Гриф_Экземпляр"/>
     <w:basedOn w:val="Normal"/>
     <w:qFormat/>
@@ -17406,7 +18692,7 @@
       <w:sz w:val="24"/>
     </w:rPr>
   </w:style>
-  <w:style w:type="paragraph" w:styleId="Style49">
+  <w:style w:type="paragraph" w:styleId="Style50">
     <w:name w:val="Исполнитель документа"/>
     <w:basedOn w:val="Normal"/>
     <w:qFormat/>
@@ -17417,7 +18703,7 @@
       <w:sz w:val="24"/>
     </w:rPr>
   </w:style>
-  <w:style w:type="paragraph" w:styleId="Style50">
+  <w:style w:type="paragraph" w:styleId="Style51">
     <w:name w:val="Заголовок списка иллюстраций"/>
     <w:basedOn w:val="Style23"/>
     <w:qFormat/>
@@ -17459,23 +18745,23 @@
     <w:name w:val="Нумерованный ivx1"/>
     <w:qFormat/>
   </w:style>
-  <w:style w:type="numbering" w:styleId="Style51">
+  <w:style w:type="numbering" w:styleId="Style52">
     <w:name w:val="Маркированный •"/>
     <w:qFormat/>
   </w:style>
-  <w:style w:type="numbering" w:styleId="Style52">
+  <w:style w:type="numbering" w:styleId="Style53">
     <w:name w:val="Маркированный –"/>
     <w:qFormat/>
   </w:style>
-  <w:style w:type="numbering" w:styleId="Style53">
+  <w:style w:type="numbering" w:styleId="Style54">
     <w:name w:val="Маркированный ☑"/>
     <w:qFormat/>
   </w:style>
-  <w:style w:type="numbering" w:styleId="Style54">
+  <w:style w:type="numbering" w:styleId="Style55">
     <w:name w:val="Маркированный ➢"/>
     <w:qFormat/>
   </w:style>
-  <w:style w:type="numbering" w:styleId="Style55">
+  <w:style w:type="numbering" w:styleId="Style56">
     <w:name w:val="Маркированный ✗"/>
     <w:qFormat/>
   </w:style>
@@ -17483,11 +18769,11 @@
     <w:name w:val="Нумерованный 1)"/>
     <w:qFormat/>
   </w:style>
-  <w:style w:type="numbering" w:styleId="Style56">
+  <w:style w:type="numbering" w:styleId="Style57">
     <w:name w:val="Нумерованный а)"/>
     <w:qFormat/>
   </w:style>
-  <w:style w:type="numbering" w:styleId="Style57">
+  <w:style w:type="numbering" w:styleId="Style58">
     <w:name w:val="Нумерованный для таблиц"/>
     <w:qFormat/>
   </w:style>
